--- a/Разработка интерфейсов пользавателя/Лекции/Конспект Разработка интерфейсов пользователя.docx
+++ b/Разработка интерфейсов пользавателя/Лекции/Конспект Разработка интерфейсов пользователя.docx
@@ -1010,15 +1010,7 @@
     <w:p/>
     <w:p>
       <w:r>
-        <w:t xml:space="preserve">Ключевые компоненты удобства пользования (Якоба </w:t>
-      </w:r>
-      <w:proofErr w:type="spellStart"/>
-      <w:r>
-        <w:t>Нильсона</w:t>
-      </w:r>
-      <w:proofErr w:type="spellEnd"/>
-      <w:r>
-        <w:t>)</w:t>
+        <w:t>Ключевые компоненты удобства пользования (Якоба Нильсона)</w:t>
       </w:r>
       <w:r>
         <w:t>:</w:t>
@@ -1396,7 +1388,15 @@
         <w:t>.</w:t>
       </w:r>
       <w:r>
-        <w:t xml:space="preserve"> Для продолжение работы пользователь обязан знать</w:t>
+        <w:t xml:space="preserve"> </w:t>
+      </w:r>
+      <w:proofErr w:type="gramStart"/>
+      <w:r>
+        <w:t>Для продолжение</w:t>
+      </w:r>
+      <w:proofErr w:type="gramEnd"/>
+      <w:r>
+        <w:t xml:space="preserve"> работы пользователь обязан знать</w:t>
       </w:r>
       <w:r>
         <w:t>:</w:t>
@@ -1451,6 +1451,546 @@
         <w:t>Лекция 2</w:t>
       </w:r>
       <w:bookmarkEnd w:id="4"/>
+    </w:p>
+    <w:p>
+      <w:pPr>
+        <w:pStyle w:val="2"/>
+      </w:pPr>
+      <w:r>
+        <w:t>“</w:t>
+      </w:r>
+      <w:r>
+        <w:t>Критерии человеческих ошибок</w:t>
+      </w:r>
+      <w:r>
+        <w:t>”</w:t>
+      </w:r>
+    </w:p>
+    <w:p/>
+    <w:p>
+      <w:r>
+        <w:t>Типы ошибок</w:t>
+      </w:r>
+    </w:p>
+    <w:p>
+      <w:pPr>
+        <w:ind w:firstLine="708"/>
+      </w:pPr>
+      <w:r>
+        <w:t>1. Ошибки недостаточного знания предметной области - исправить можно обучением пользователей</w:t>
+      </w:r>
+    </w:p>
+    <w:p>
+      <w:pPr>
+        <w:ind w:firstLine="708"/>
+      </w:pPr>
+      <w:r>
+        <w:t>2. Опечатки</w:t>
+      </w:r>
+    </w:p>
+    <w:p>
+      <w:pPr>
+        <w:ind w:firstLine="708"/>
+      </w:pPr>
+      <w:r>
+        <w:t>2.1. Не всё внимание уделяется выполнению текущего действия, характерно для опытных пользователей</w:t>
+      </w:r>
+    </w:p>
+    <w:p>
+      <w:pPr>
+        <w:ind w:firstLine="708"/>
+      </w:pPr>
+      <w:r>
+        <w:t>2.2. Когда в мысленный план выполняемого действия вклинивается фрагмент плана из другого действия</w:t>
+      </w:r>
+    </w:p>
+    <w:p>
+      <w:pPr>
+        <w:ind w:firstLine="708"/>
+      </w:pPr>
+      <w:r>
+        <w:t>3. Не считывание показаний системы</w:t>
+      </w:r>
+      <w:r>
+        <w:t xml:space="preserve"> (опытные имеют мнение о текущем состоянии системы, неопытные либо забывают считывать, либо не знают что это нужно делать и так)</w:t>
+      </w:r>
+    </w:p>
+    <w:p>
+      <w:pPr>
+        <w:ind w:firstLine="708"/>
+      </w:pPr>
+      <w:r>
+        <w:t>4</w:t>
+      </w:r>
+      <w:r>
+        <w:t>. Моторные ошибки, пренебрежимо мало, сущность проявляется, когда пользователь всё знает, но физические действия проблематичны.</w:t>
+      </w:r>
+    </w:p>
+    <w:p>
+      <w:pPr>
+        <w:ind w:firstLine="708"/>
+      </w:pPr>
+    </w:p>
+    <w:p>
+      <w:pPr>
+        <w:ind w:firstLine="708"/>
+      </w:pPr>
+      <w:r>
+        <w:t>Для минимизации ошибок нужно</w:t>
+      </w:r>
+    </w:p>
+    <w:p>
+      <w:pPr>
+        <w:ind w:firstLine="708"/>
+      </w:pPr>
+      <w:r>
+        <w:t>1. Плавно обучать пользователей в процессе работы</w:t>
+      </w:r>
+    </w:p>
+    <w:p>
+      <w:pPr>
+        <w:ind w:firstLine="708"/>
+      </w:pPr>
+      <w:r>
+        <w:t>2. Повышать разборчивость и заметность индикаторов состояния</w:t>
+      </w:r>
+    </w:p>
+    <w:p>
+      <w:pPr>
+        <w:ind w:firstLine="708"/>
+      </w:pPr>
+      <w:r>
+        <w:t>3. Снижать чувствительность системы к ошибкам</w:t>
+      </w:r>
+    </w:p>
+    <w:p>
+      <w:pPr>
+        <w:ind w:firstLine="708"/>
+      </w:pPr>
+    </w:p>
+    <w:p>
+      <w:pPr>
+        <w:ind w:firstLine="708"/>
+      </w:pPr>
+      <w:r>
+        <w:t>Для этого есть основные способы</w:t>
+      </w:r>
+      <w:r>
+        <w:t>:</w:t>
+      </w:r>
+    </w:p>
+    <w:p>
+      <w:pPr>
+        <w:ind w:firstLine="708"/>
+      </w:pPr>
+      <w:r>
+        <w:t>1. Блокировка потенциально опасных действий пользователей до получения подтверждения правильности действия</w:t>
+      </w:r>
+    </w:p>
+    <w:p>
+      <w:pPr>
+        <w:ind w:firstLine="708"/>
+      </w:pPr>
+      <w:r>
+        <w:t>2. Проверка системой всех действий пользователя до их принятия.</w:t>
+      </w:r>
+    </w:p>
+    <w:p>
+      <w:pPr>
+        <w:ind w:firstLine="708"/>
+      </w:pPr>
+      <w:r>
+        <w:t>3. Самостоятельный выбор системой команд или параметров при этом от пользователя требуется только проверка</w:t>
+      </w:r>
+    </w:p>
+    <w:p>
+      <w:pPr>
+        <w:ind w:firstLine="708"/>
+      </w:pPr>
+      <w:r>
+        <w:t xml:space="preserve">4. </w:t>
+      </w:r>
+      <w:r>
+        <w:t>Не делайте опасные для пользователя кнопки по умолчанию</w:t>
+      </w:r>
+    </w:p>
+    <w:p>
+      <w:pPr>
+        <w:ind w:firstLine="0"/>
+      </w:pPr>
+    </w:p>
+    <w:p>
+      <w:pPr>
+        <w:pStyle w:val="2"/>
+      </w:pPr>
+      <w:r>
+        <w:lastRenderedPageBreak/>
+        <w:t>“</w:t>
+      </w:r>
+      <w:r>
+        <w:t>Уровни ошибок и обратная связь</w:t>
+      </w:r>
+      <w:r>
+        <w:t>”</w:t>
+      </w:r>
+    </w:p>
+    <w:p/>
+    <w:p>
+      <w:r>
+        <w:t>Типы ошибок</w:t>
+      </w:r>
+    </w:p>
+    <w:p>
+      <w:r>
+        <w:t>1.Ошибки исправляемые во время совершения действия</w:t>
+      </w:r>
+    </w:p>
+    <w:p>
+      <w:r>
+        <w:t>2. Ошибки исправляемые после выполнения действия</w:t>
+      </w:r>
+    </w:p>
+    <w:p>
+      <w:r>
+        <w:t>3. Ошибки которые исправить можно, но с трудом</w:t>
+      </w:r>
+    </w:p>
+    <w:p>
+      <w:r>
+        <w:t>4. Ошибки которые на практике невозможно исправить</w:t>
+      </w:r>
+    </w:p>
+    <w:p/>
+    <w:p>
+      <w:r>
+        <w:t>Сообщение об ошибке, как должно выглядеть</w:t>
+      </w:r>
+      <w:r>
+        <w:t>:</w:t>
+      </w:r>
+    </w:p>
+    <w:p>
+      <w:r>
+        <w:t>1. Должно содержать поле, в каком произошла ошибка</w:t>
+      </w:r>
+    </w:p>
+    <w:p>
+      <w:r>
+        <w:t>2. Правильность заполнения</w:t>
+      </w:r>
+    </w:p>
+    <w:p/>
+    <w:p>
+      <w:pPr>
+        <w:pStyle w:val="2"/>
+      </w:pPr>
+      <w:r>
+        <w:t>“”</w:t>
+      </w:r>
+    </w:p>
+    <w:p/>
+    <w:p>
+      <w:r>
+        <w:t>Люди делают что-либо только при наличии стимула при этом тяжесть действия, пропорционально силе стимула.</w:t>
+      </w:r>
+    </w:p>
+    <w:p>
+      <w:r>
+        <w:t>Пользователь будет учиться какой</w:t>
+      </w:r>
+      <w:r>
+        <w:t>-</w:t>
+      </w:r>
+      <w:r>
+        <w:t>либо функции, только если будет знать о её существовании.</w:t>
+      </w:r>
+    </w:p>
+    <w:p/>
+    <w:p>
+      <w:r>
+        <w:t xml:space="preserve">Способы повысить </w:t>
+      </w:r>
+      <w:r>
+        <w:t>эффективность обучения</w:t>
+      </w:r>
+      <w:r>
+        <w:t>:</w:t>
+      </w:r>
+    </w:p>
+    <w:p>
+      <w:r>
+        <w:t>1. Понятность системы</w:t>
+      </w:r>
+    </w:p>
+    <w:p>
+      <w:r>
+        <w:t>1.1. Ментальная модель - чтобы успешно пользоваться какой-либо системой, пользователю нужно однозначно понимать как система работает.</w:t>
+      </w:r>
+    </w:p>
+    <w:p>
+      <w:r>
+        <w:t>1.2. Метафора - позволяет пользователю не создавать новую модель, а воспользоваться другой, которую построил ранее по другому поводу.</w:t>
+      </w:r>
+    </w:p>
+    <w:p>
+      <w:r>
+        <w:t xml:space="preserve">1.3. </w:t>
+      </w:r>
+      <w:r>
+        <w:rPr>
+          <w:lang w:val="en-US"/>
+        </w:rPr>
+        <w:t>Affordance</w:t>
+      </w:r>
+      <w:r>
+        <w:t xml:space="preserve"> </w:t>
+      </w:r>
+      <w:r>
+        <w:t>- ситуация при которой объект показывает субъекту</w:t>
+      </w:r>
+      <w:r>
+        <w:t xml:space="preserve"> способ своего использования. Своими неотъемлемыми свойствами. Польза заключается в том, что он позволяет пользователям обходиться без какого-либо предварительного обучения, благодаря этому, он является самым эффективным и надёжным средством обучения понятности.</w:t>
+      </w:r>
+    </w:p>
+    <w:p>
+      <w:r>
+        <w:lastRenderedPageBreak/>
+        <w:t>1.4. Стандарт - если нельзя ничего сделать самопроизвольно понятным, можно</w:t>
+      </w:r>
+      <w:r>
+        <w:t xml:space="preserve"> везде сделать одинаково, чтобы пользователи обучались 1 раз.</w:t>
+      </w:r>
+    </w:p>
+    <w:p/>
+    <w:p>
+      <w:r>
+        <w:t>Правила применения Метафор</w:t>
+      </w:r>
+      <w:r>
+        <w:t>:</w:t>
+      </w:r>
+    </w:p>
+    <w:p>
+      <w:r>
+        <w:t xml:space="preserve">1. </w:t>
+      </w:r>
+      <w:r>
+        <w:t xml:space="preserve">Опасно полностью копировать метафору, достаточно взять самое лучшее. </w:t>
+      </w:r>
+    </w:p>
+    <w:p>
+      <w:r>
+        <w:t>2. Необязательно брать метафору из реального мира, её можно смело создать самому. Эффективнее всего метафорически объяснять значения отдельных объектов.</w:t>
+      </w:r>
+    </w:p>
+    <w:p>
+      <w:r>
+        <w:t>3. Если метафора хоть как-то ограничивает систему, нужно срочно избавиться от неё.</w:t>
+      </w:r>
+    </w:p>
+    <w:p/>
+    <w:p>
+      <w:r>
+        <w:t xml:space="preserve">Явные и прямые </w:t>
+      </w:r>
+      <w:r>
+        <w:rPr>
+          <w:lang w:val="en-US"/>
+        </w:rPr>
+        <w:t>Affordance</w:t>
+      </w:r>
+      <w:r>
+        <w:t xml:space="preserve"> показывают как пользователю добиться от системы нужных ему результатов.</w:t>
+      </w:r>
+    </w:p>
+    <w:p>
+      <w:r>
+        <w:t>Метафорические или символические, предполагается, что пользователь поймёт назначение элемента, потому что видел его раньше на других сайтах.</w:t>
+      </w:r>
+    </w:p>
+    <w:p>
+      <w:r>
+        <w:t xml:space="preserve">Скрытые </w:t>
+      </w:r>
+      <w:r>
+        <w:rPr>
+          <w:lang w:val="en-US"/>
+        </w:rPr>
+        <w:t>Affordance</w:t>
+      </w:r>
+      <w:r>
+        <w:t xml:space="preserve">, такие элементы появляются после совершения какого-либо действия, чаще всего наведение курсора. Они призваны скрыть дополнительные функции, которые перегрузили бы страницу, или </w:t>
+      </w:r>
+      <w:r>
+        <w:t>отвлекли внимание пользователей от главного контента.</w:t>
+      </w:r>
+    </w:p>
+    <w:p>
+      <w:r>
+        <w:t xml:space="preserve">Негативные </w:t>
+      </w:r>
+      <w:r>
+        <w:rPr>
+          <w:lang w:val="en-US"/>
+        </w:rPr>
+        <w:t>Affordance</w:t>
+      </w:r>
+      <w:r>
+        <w:t>, назначение этих подсказок, показать что пункт меню или элемент в настоящее время не активен.</w:t>
+      </w:r>
+    </w:p>
+    <w:p>
+      <w:r>
+        <w:t xml:space="preserve">При использовании </w:t>
+      </w:r>
+      <w:r>
+        <w:rPr>
+          <w:lang w:val="en-US"/>
+        </w:rPr>
+        <w:t>Affordance</w:t>
+      </w:r>
+      <w:r>
+        <w:t xml:space="preserve"> </w:t>
+      </w:r>
+      <w:r>
+        <w:t>важно не допускать двоякого истолкования и учитывать опыт потенциального пользователя.</w:t>
+      </w:r>
+    </w:p>
+    <w:p>
+      <w:r>
+        <w:t xml:space="preserve">Контекст </w:t>
+      </w:r>
+      <w:r>
+        <w:rPr>
+          <w:lang w:val="en-US"/>
+        </w:rPr>
+        <w:t>Affordance</w:t>
+      </w:r>
+      <w:r>
+        <w:t xml:space="preserve"> </w:t>
+      </w:r>
+      <w:r>
+        <w:t xml:space="preserve">позволяет использовать символические </w:t>
+      </w:r>
+      <w:r>
+        <w:rPr>
+          <w:lang w:val="en-US"/>
+        </w:rPr>
+        <w:t>Affordance</w:t>
+      </w:r>
+      <w:r>
+        <w:t xml:space="preserve"> нетипичным образом при условии, что у посетителей сайта формируется правильный ассоциативный ряд.</w:t>
+      </w:r>
+    </w:p>
+    <w:p/>
+    <w:p>
+      <w:r>
+        <w:t xml:space="preserve">Способы передачи </w:t>
+      </w:r>
+      <w:r>
+        <w:rPr>
+          <w:lang w:val="en-US"/>
+        </w:rPr>
+        <w:t>Affordance</w:t>
+      </w:r>
+      <w:r>
+        <w:t>:</w:t>
+      </w:r>
+    </w:p>
+    <w:p>
+      <w:r>
+        <w:t xml:space="preserve">1. </w:t>
+      </w:r>
+      <w:r>
+        <w:t>Повторение конфигурации объектов, элементов управления</w:t>
+      </w:r>
+    </w:p>
+    <w:p>
+      <w:r>
+        <w:lastRenderedPageBreak/>
+        <w:t>2. Видимая принадлежность управляющего элемента к объекту.</w:t>
+      </w:r>
+    </w:p>
+    <w:p>
+      <w:r>
+        <w:t xml:space="preserve">3. Визуальное совпадение </w:t>
+      </w:r>
+      <w:r>
+        <w:rPr>
+          <w:lang w:val="en-US"/>
+        </w:rPr>
+        <w:t>Affordance</w:t>
+      </w:r>
+      <w:r>
+        <w:t xml:space="preserve"> </w:t>
+      </w:r>
+      <w:r>
+        <w:t xml:space="preserve">экранных объектов, с такими же </w:t>
+      </w:r>
+      <w:r>
+        <w:rPr>
+          <w:lang w:val="en-US"/>
+        </w:rPr>
+        <w:t>Affordance</w:t>
+      </w:r>
+      <w:r>
+        <w:t xml:space="preserve"> </w:t>
+      </w:r>
+      <w:r>
+        <w:t>объектов реального мира.</w:t>
+      </w:r>
+    </w:p>
+    <w:p>
+      <w:r>
+        <w:t>4. Изменение свойств объекта при подведении к нему курсора.</w:t>
+      </w:r>
+    </w:p>
+    <w:p/>
+    <w:p>
+      <w:pPr>
+        <w:pStyle w:val="2"/>
+      </w:pPr>
+      <w:r>
+        <w:t>“</w:t>
+      </w:r>
+      <w:r>
+        <w:t>Субъективное удовлетворение пользователей</w:t>
+      </w:r>
+      <w:r>
+        <w:t>”</w:t>
+      </w:r>
+    </w:p>
+    <w:p/>
+    <w:p>
+      <w:r>
+        <w:t>Факторы влияющие на субъективное удовлетворение</w:t>
+      </w:r>
+      <w:r>
+        <w:t>:</w:t>
+      </w:r>
+    </w:p>
+    <w:p>
+      <w:r>
+        <w:t xml:space="preserve">1. </w:t>
+      </w:r>
+      <w:r>
+        <w:t>Субъективное ощущение эстетики.</w:t>
+      </w:r>
+    </w:p>
+    <w:p>
+      <w:r>
+        <w:t>2. Время работы</w:t>
+      </w:r>
+    </w:p>
+    <w:p>
+      <w:r>
+        <w:t>3. Психологическое напряжение</w:t>
+      </w:r>
+    </w:p>
+    <w:p>
+      <w:pPr>
+        <w:ind w:firstLine="0"/>
+      </w:pPr>
     </w:p>
     <w:p>
       <w:pPr>
@@ -1466,7 +2006,7 @@
         <w:t>“</w:t>
       </w:r>
       <w:r>
-        <w:t>Критерии человеческих ошибок</w:t>
+        <w:t>Количественный анализ интерфейса</w:t>
       </w:r>
       <w:r>
         <w:rPr>
@@ -1483,221 +2023,588 @@
       </w:pPr>
     </w:p>
     <w:p>
-      <w:r>
-        <w:t>Типы ошибок</w:t>
-      </w:r>
-    </w:p>
-    <w:p>
-      <w:pPr>
-        <w:ind w:firstLine="708"/>
-      </w:pPr>
-      <w:r>
-        <w:t>1. Ошибки недостаточного знания предметной области - исправить можно обучением пользователей</w:t>
-      </w:r>
-    </w:p>
-    <w:p>
-      <w:pPr>
-        <w:ind w:firstLine="708"/>
-      </w:pPr>
-      <w:r>
-        <w:t>2. Опечатки</w:t>
-      </w:r>
-    </w:p>
-    <w:p>
-      <w:pPr>
-        <w:ind w:firstLine="708"/>
-      </w:pPr>
-      <w:r>
-        <w:t>2.1. Не всё внимание уделяется выполнению текущего действия, характерно для опытных пользователей</w:t>
-      </w:r>
-    </w:p>
-    <w:p>
-      <w:pPr>
-        <w:ind w:firstLine="708"/>
-      </w:pPr>
-      <w:r>
-        <w:t>2.2. Когда в мысленный план выполняемого действия вклинивается фрагмент плана из другого действия</w:t>
-      </w:r>
-    </w:p>
-    <w:p>
-      <w:pPr>
-        <w:ind w:firstLine="708"/>
+      <w:pPr>
+        <w:pStyle w:val="1"/>
+      </w:pPr>
+      <w:r>
+        <w:t>Лекция 3</w:t>
+      </w:r>
+    </w:p>
+    <w:p/>
+    <w:p>
+      <w:pPr>
+        <w:pStyle w:val="1"/>
+      </w:pPr>
+      <w:r>
+        <w:t>Лекция 4</w:t>
+      </w:r>
+    </w:p>
+    <w:p>
+      <w:pPr>
+        <w:ind w:firstLine="0"/>
+        <w:jc w:val="center"/>
         <w:rPr>
           <w:lang w:val="en-US"/>
         </w:rPr>
       </w:pPr>
       <w:r>
-        <w:t>3. Не считывание показаний системы</w:t>
-      </w:r>
-      <w:r>
-        <w:t xml:space="preserve"> (опытные имеют мнение о текущем состоянии системы, неопытные либо забывают считывать, либо не знают что это нужно делать и так)</w:t>
-      </w:r>
-    </w:p>
-    <w:p>
-      <w:pPr>
-        <w:ind w:firstLine="708"/>
-      </w:pPr>
-      <w:r>
-        <w:t>4</w:t>
-      </w:r>
-      <w:r>
-        <w:t>. Моторные ошибки, пренебрежимо мало, сущность проявляется, когда пользователь всё знает, но физические действия проблематичны.</w:t>
-      </w:r>
-    </w:p>
-    <w:p>
-      <w:pPr>
-        <w:ind w:firstLine="708"/>
-      </w:pPr>
-    </w:p>
-    <w:p>
-      <w:pPr>
-        <w:ind w:firstLine="708"/>
-      </w:pPr>
-      <w:r>
-        <w:t>Для минимизации ошибок нужно</w:t>
-      </w:r>
-    </w:p>
-    <w:p>
-      <w:pPr>
-        <w:ind w:firstLine="708"/>
-      </w:pPr>
-      <w:r>
-        <w:t>1. Плавно обучать пользователей в процессе работы</w:t>
-      </w:r>
-    </w:p>
-    <w:p>
-      <w:pPr>
-        <w:ind w:firstLine="708"/>
-      </w:pPr>
-      <w:r>
-        <w:t>2. Повышать разборчивость и заметность индикаторов состояния</w:t>
-      </w:r>
-    </w:p>
-    <w:p>
-      <w:pPr>
-        <w:ind w:firstLine="708"/>
-      </w:pPr>
-      <w:r>
-        <w:t>3. Снижать чувствительность системы к ошибкам</w:t>
-      </w:r>
-    </w:p>
-    <w:p>
-      <w:pPr>
-        <w:ind w:firstLine="708"/>
-      </w:pPr>
-    </w:p>
-    <w:p>
-      <w:pPr>
-        <w:ind w:firstLine="708"/>
-      </w:pPr>
-      <w:r>
-        <w:t>Для этого есть основные способы</w:t>
-      </w:r>
-      <w:r>
+        <w:rPr>
+          <w:lang w:val="en-US"/>
+        </w:rPr>
+        <w:t>“”</w:t>
+      </w:r>
+    </w:p>
+    <w:p>
+      <w:pPr>
+        <w:ind w:firstLine="0"/>
+        <w:rPr>
+          <w:lang w:val="en-US"/>
+        </w:rPr>
+      </w:pPr>
+    </w:p>
+    <w:p>
+      <w:r>
+        <w:t>Для выявления проблем удобства работы с приложением, в том числе на этапах планирования и разработке ПО, используется методика двойной проверки</w:t>
+      </w:r>
+      <w:r>
+        <w:t xml:space="preserve">: </w:t>
+      </w:r>
+    </w:p>
+    <w:p>
+      <w:r>
+        <w:t>1. Изучение опыта взаимодействия пользователя с приложением, через имитацию поведения пользователей.</w:t>
+      </w:r>
+    </w:p>
+    <w:p>
+      <w:r>
+        <w:t>2. Проверка соответствия принципам обеспечения удобства пользования и корректного визуального представления в контексте функциональных требований, посредством экспертной оценки.</w:t>
+      </w:r>
+    </w:p>
+    <w:p/>
+    <w:p>
+      <w:pPr>
+        <w:rPr>
+          <w:lang w:val="en-US"/>
+        </w:rPr>
+      </w:pPr>
+      <w:r>
+        <w:lastRenderedPageBreak/>
+        <w:t>Экспертная оценка приложения осуществляется в соответствии с целями проекта функциональными и нефункциональными требованиями к ПО. Процедура экспертной оценки включает в себя</w:t>
+      </w:r>
+      <w:r>
+        <w:rPr>
+          <w:lang w:val="en-US"/>
+        </w:rPr>
         <w:t>:</w:t>
       </w:r>
     </w:p>
     <w:p>
-      <w:pPr>
-        <w:ind w:firstLine="708"/>
-      </w:pPr>
-      <w:r>
-        <w:t>1. Блокировка потенциально опасных действий пользователей до получения подтверждения правильности действия</w:t>
-      </w:r>
-    </w:p>
-    <w:p>
-      <w:pPr>
-        <w:ind w:firstLine="708"/>
-      </w:pPr>
-      <w:r>
-        <w:t>2. Проверка системой всех действий пользователя до их принятия.</w:t>
-      </w:r>
-    </w:p>
-    <w:p>
-      <w:pPr>
-        <w:ind w:firstLine="708"/>
-      </w:pPr>
-      <w:r>
-        <w:t>3. Самостоятельный выбор системой команд или параметров при этом от пользователя требуется только проверка</w:t>
-      </w:r>
-    </w:p>
-    <w:p>
-      <w:pPr>
-        <w:ind w:firstLine="708"/>
-      </w:pPr>
+      <w:r>
+        <w:t>1. Выявление и изучение возможных</w:t>
+      </w:r>
+      <w:r>
+        <w:t xml:space="preserve"> сценариев</w:t>
+      </w:r>
+      <w:r>
+        <w:t xml:space="preserve"> использования в контексте </w:t>
+      </w:r>
+      <w:proofErr w:type="gramStart"/>
+      <w:r>
+        <w:t>бизнес целей</w:t>
+      </w:r>
+      <w:proofErr w:type="gramEnd"/>
+      <w:r>
+        <w:t xml:space="preserve"> и функционала приложения.</w:t>
+      </w:r>
+    </w:p>
+    <w:p>
+      <w:r>
+        <w:t>2. Анализ информационной архитектуры приложения.</w:t>
+      </w:r>
+    </w:p>
+    <w:p>
+      <w:r>
+        <w:t xml:space="preserve">3. Анализ интерфейса и </w:t>
+      </w:r>
+      <w:r>
+        <w:t>элементов интерфейса.</w:t>
+      </w:r>
+    </w:p>
+    <w:p>
+      <w:r>
+        <w:t>4. Анализ функционального соответствия.</w:t>
+      </w:r>
+    </w:p>
+    <w:p/>
+    <w:p>
+      <w:r>
+        <w:t xml:space="preserve">Имитация поведения пользователей </w:t>
+      </w:r>
+      <w:proofErr w:type="gramStart"/>
+      <w:r>
+        <w:t>- это</w:t>
+      </w:r>
+      <w:proofErr w:type="gramEnd"/>
+      <w:r>
+        <w:t xml:space="preserve"> проверка поведения приложения путём имитации поведения пользователей в результате будет предоставлена полная информация, необходимая для быстрого устранения выявленных дефектов, которые могут негативно сказаться на юзабилити приложения или пользовательском впечатлении в целом.</w:t>
+      </w:r>
+    </w:p>
+    <w:p/>
+    <w:p>
+      <w:pPr>
+        <w:ind w:firstLine="0"/>
+      </w:pPr>
+      <w:r>
+        <w:t>Таблица - Сравнение экспертной оценки и юзабилити тестирования</w:t>
+      </w:r>
+    </w:p>
+    <w:tbl>
+      <w:tblPr>
+        <w:tblStyle w:val="a8"/>
+        <w:tblW w:w="0" w:type="auto"/>
+        <w:tblLook w:val="04A0" w:firstRow="1" w:lastRow="0" w:firstColumn="1" w:lastColumn="0" w:noHBand="0" w:noVBand="1"/>
+      </w:tblPr>
+      <w:tblGrid>
+        <w:gridCol w:w="4672"/>
+        <w:gridCol w:w="4673"/>
+      </w:tblGrid>
+      <w:tr>
+        <w:tc>
+          <w:tcPr>
+            <w:tcW w:w="4672" w:type="dxa"/>
+          </w:tcPr>
+          <w:p>
+            <w:pPr>
+              <w:ind w:firstLine="0"/>
+            </w:pPr>
+            <w:r>
+              <w:t>Юзабилити тестирование</w:t>
+            </w:r>
+          </w:p>
+        </w:tc>
+        <w:tc>
+          <w:tcPr>
+            <w:tcW w:w="4673" w:type="dxa"/>
+          </w:tcPr>
+          <w:p>
+            <w:pPr>
+              <w:ind w:firstLine="0"/>
+            </w:pPr>
+            <w:r>
+              <w:t>Экспертная оценка</w:t>
+            </w:r>
+          </w:p>
+        </w:tc>
+      </w:tr>
+      <w:tr>
+        <w:tc>
+          <w:tcPr>
+            <w:tcW w:w="4672" w:type="dxa"/>
+          </w:tcPr>
+          <w:p>
+            <w:pPr>
+              <w:ind w:firstLine="0"/>
+            </w:pPr>
+            <w:r>
+              <w:t>Нужны пользователи</w:t>
+            </w:r>
+          </w:p>
+        </w:tc>
+        <w:tc>
+          <w:tcPr>
+            <w:tcW w:w="4673" w:type="dxa"/>
+          </w:tcPr>
+          <w:p>
+            <w:pPr>
+              <w:ind w:firstLine="0"/>
+            </w:pPr>
+            <w:r>
+              <w:t>Эксперт</w:t>
+            </w:r>
+          </w:p>
+        </w:tc>
+      </w:tr>
+      <w:tr>
+        <w:tc>
+          <w:tcPr>
+            <w:tcW w:w="4672" w:type="dxa"/>
+          </w:tcPr>
+          <w:p>
+            <w:pPr>
+              <w:ind w:firstLine="0"/>
+            </w:pPr>
+            <w:r>
+              <w:t>Объективные данные</w:t>
+            </w:r>
+          </w:p>
+        </w:tc>
+        <w:tc>
+          <w:tcPr>
+            <w:tcW w:w="4673" w:type="dxa"/>
+          </w:tcPr>
+          <w:p>
+            <w:pPr>
+              <w:ind w:firstLine="0"/>
+            </w:pPr>
+            <w:r>
+              <w:t>Субъективные данные</w:t>
+            </w:r>
+          </w:p>
+        </w:tc>
+      </w:tr>
+      <w:tr>
+        <w:tc>
+          <w:tcPr>
+            <w:tcW w:w="4672" w:type="dxa"/>
+          </w:tcPr>
+          <w:p>
+            <w:pPr>
+              <w:ind w:firstLine="0"/>
+            </w:pPr>
+            <w:r>
+              <w:t>3-4 недели до получения результата</w:t>
+            </w:r>
+          </w:p>
+        </w:tc>
+        <w:tc>
+          <w:tcPr>
+            <w:tcW w:w="4673" w:type="dxa"/>
+          </w:tcPr>
+          <w:p>
+            <w:pPr>
+              <w:ind w:firstLine="0"/>
+            </w:pPr>
+            <w:r>
+              <w:t>Результат с первого дня</w:t>
+            </w:r>
+          </w:p>
+        </w:tc>
+      </w:tr>
+      <w:tr>
+        <w:tc>
+          <w:tcPr>
+            <w:tcW w:w="4672" w:type="dxa"/>
+          </w:tcPr>
+          <w:p>
+            <w:pPr>
+              <w:ind w:firstLine="0"/>
+            </w:pPr>
+            <w:r>
+              <w:t>На выходе обозначение проблем</w:t>
+            </w:r>
+          </w:p>
+        </w:tc>
+        <w:tc>
+          <w:tcPr>
+            <w:tcW w:w="4673" w:type="dxa"/>
+          </w:tcPr>
+          <w:p>
+            <w:pPr>
+              <w:ind w:firstLine="0"/>
+            </w:pPr>
+            <w:r>
+              <w:t>На выходе обозначение проблем + вариант решения</w:t>
+            </w:r>
+          </w:p>
+        </w:tc>
+      </w:tr>
+    </w:tbl>
+    <w:p/>
+    <w:p>
+      <w:r>
+        <w:t>Юзабилити тестирование не может показать некорректные элементы интерфейса, недостаточно серьёзные, чтобы вызвать человеческие ошибки, но снижающие скорость работы</w:t>
+      </w:r>
+      <w:r>
+        <w:t>.</w:t>
+      </w:r>
+    </w:p>
+    <w:p>
+      <w:r>
+        <w:t xml:space="preserve">Юзабилити тестирование </w:t>
+      </w:r>
+      <w:proofErr w:type="gramStart"/>
+      <w:r>
+        <w:t>- это</w:t>
+      </w:r>
+      <w:proofErr w:type="gramEnd"/>
+      <w:r>
+        <w:t xml:space="preserve"> комплекс действий пользователя (респондента) по отношению к тестируемому объекту. На основе поведения респондентов Юзабилити специалист (модератор) делает выводы о наличие в интерфейсе Юзабилити проблем и их характеристики, в процессе </w:t>
+      </w:r>
+      <w:r>
+        <w:lastRenderedPageBreak/>
+        <w:t xml:space="preserve">пользователю предлагают в </w:t>
+      </w:r>
+      <w:r>
+        <w:t>“</w:t>
+      </w:r>
+      <w:r>
+        <w:t>Лабораторных</w:t>
+      </w:r>
+      <w:r>
+        <w:t>”</w:t>
+      </w:r>
+      <w:r>
+        <w:t xml:space="preserve"> условиях решить основные задачи, для выполнения которых этот продукт разрабатывался, просят высказывать во время проведения тестов свои замечания.</w:t>
+      </w:r>
+      <w:r>
+        <w:t xml:space="preserve"> Процесс тестирования фиксируется в протоколе (Логе) и или на аудио</w:t>
+      </w:r>
+      <w:r>
+        <w:t>/</w:t>
+      </w:r>
+      <w:r>
+        <w:t>видио устройстве. Если проверка выявляет какие-либо трудности, то разработчики должны доработать продукт и повторить тестирование.</w:t>
+      </w:r>
+    </w:p>
+    <w:p/>
+    <w:p>
+      <w:r>
+        <w:t xml:space="preserve">Методы </w:t>
+      </w:r>
+      <w:r>
+        <w:rPr>
+          <w:lang w:val="en-US"/>
+        </w:rPr>
+        <w:t>UX</w:t>
+      </w:r>
+      <w:r>
+        <w:t xml:space="preserve"> </w:t>
+      </w:r>
+      <w:r>
+        <w:t>исследования можно разделить на 2 лагеря</w:t>
+      </w:r>
+      <w:r>
+        <w:t>:</w:t>
+      </w:r>
+      <w:r>
+        <w:br/>
+      </w:r>
+      <w:r>
+        <w:tab/>
+      </w:r>
+      <w:r>
+        <w:t xml:space="preserve">1. </w:t>
+      </w:r>
+      <w:r>
+        <w:t>Количественные - любое исследование которое может быть измерено числено. Оно важно для понимания статистических вероятностей и того, что происходит в приложении</w:t>
+      </w:r>
+      <w:r>
+        <w:t>/</w:t>
+      </w:r>
+      <w:r>
+        <w:t>на сайте.</w:t>
+      </w:r>
+    </w:p>
+    <w:p>
+      <w:r>
+        <w:t>2. Качественные (Мягкое исследование) - Оно помогает понять почему люди делают, то что они делают и часто принимают форму интервью или беседы.</w:t>
+      </w:r>
+    </w:p>
+    <w:p/>
+    <w:p>
+      <w:pPr>
+        <w:rPr>
+          <w:lang w:val="en-US"/>
+        </w:rPr>
+      </w:pPr>
+      <w:r>
+        <w:t>Виды Юзабилити тестирования</w:t>
+      </w:r>
+      <w:r>
+        <w:rPr>
+          <w:lang w:val="en-US"/>
+        </w:rPr>
+        <w:t>:</w:t>
+      </w:r>
+    </w:p>
+    <w:p>
+      <w:r>
+        <w:t xml:space="preserve">1. </w:t>
+      </w:r>
+      <w:r>
+        <w:rPr>
+          <w:lang w:val="en-US"/>
+        </w:rPr>
+        <w:t>“</w:t>
+      </w:r>
+      <w:r>
+        <w:t>Коридорное</w:t>
+      </w:r>
+      <w:r>
+        <w:rPr>
+          <w:lang w:val="en-US"/>
+        </w:rPr>
+        <w:t>”</w:t>
+      </w:r>
+    </w:p>
+    <w:p>
+      <w:r>
+        <w:t xml:space="preserve">2. </w:t>
+      </w:r>
+      <w:r>
+        <w:t>Модерируемое, удалённое тестирование</w:t>
+      </w:r>
+    </w:p>
+    <w:p>
+      <w:r>
+        <w:t>3. Не модерируемое, удалённое тестирование</w:t>
+      </w:r>
+    </w:p>
+    <w:p>
       <w:r>
         <w:t xml:space="preserve">4. </w:t>
       </w:r>
       <w:r>
-        <w:t>Не делайте опасные для пользователя кнопки по умолчанию</w:t>
-      </w:r>
-    </w:p>
-    <w:p>
-      <w:pPr>
-        <w:ind w:firstLine="0"/>
-      </w:pPr>
-    </w:p>
-    <w:p>
-      <w:pPr>
-        <w:pStyle w:val="2"/>
-      </w:pPr>
+        <w:rPr>
+          <w:lang w:val="en-US"/>
+        </w:rPr>
+        <w:t>AB</w:t>
+      </w:r>
+      <w:r>
+        <w:t xml:space="preserve"> (сплит)</w:t>
+      </w:r>
+      <w:r>
+        <w:t xml:space="preserve"> </w:t>
+      </w:r>
+      <w:r>
+        <w:t>тестирование.</w:t>
+      </w:r>
+    </w:p>
+    <w:p/>
+    <w:p>
+      <w:r>
+        <w:t>Виды экспертной оценки</w:t>
+      </w:r>
+      <w:r>
+        <w:t>:</w:t>
+      </w:r>
+    </w:p>
+    <w:p>
+      <w:r>
+        <w:t xml:space="preserve">1. </w:t>
+      </w:r>
+      <w:r>
+        <w:t>Проверка по контрольному списку. Недостатки</w:t>
+      </w:r>
+      <w:r>
+        <w:t xml:space="preserve">: </w:t>
+      </w:r>
+      <w:r>
+        <w:t>чем больше пунктов, тем дольше проверка</w:t>
+      </w:r>
+      <w:r>
+        <w:t xml:space="preserve">; </w:t>
+      </w:r>
+      <w:r>
+        <w:t>невозможность полной проверки</w:t>
+      </w:r>
+      <w:r>
+        <w:t>;</w:t>
+      </w:r>
+      <w:r>
+        <w:t xml:space="preserve"> качество проверки напрямую зависит от контрольного списка.</w:t>
+      </w:r>
+    </w:p>
+    <w:p>
+      <w:r>
+        <w:t xml:space="preserve">2. </w:t>
+      </w:r>
+      <w:r>
+        <w:t xml:space="preserve">Эвристическая оценка. </w:t>
+      </w:r>
+    </w:p>
+    <w:p>
+      <w:r>
+        <w:t>2.1. В любой момент времени система показывает, что с ней происходит.</w:t>
+      </w:r>
+    </w:p>
+    <w:p>
+      <w:r>
+        <w:t>2.2. Система использует термины, метафоры, понятия присутствующие в реальном мире, а не понятные ПК.</w:t>
+      </w:r>
+    </w:p>
+    <w:p>
       <w:r>
         <w:lastRenderedPageBreak/>
-        <w:t>“</w:t>
-      </w:r>
-      <w:r>
-        <w:t>Уровни ошибок и обратная связь</w:t>
-      </w:r>
-      <w:r>
-        <w:t>”</w:t>
+        <w:t>2.3. В любой момент пользователь контролирует систему, а не наоборот. Любую команду можно отменить или повторить.</w:t>
+      </w:r>
+    </w:p>
+    <w:p>
+      <w:r>
+        <w:t>2.4. В любой момент времени система выглядит и функционирует стандартным и единообразным способом.</w:t>
+      </w:r>
+    </w:p>
+    <w:p>
+      <w:r>
+        <w:t>2.5. Интерфейс препятствует появлению человеческих ошибок.</w:t>
+      </w:r>
+    </w:p>
+    <w:p>
+      <w:r>
+        <w:t>2.6. В любой момент времени интерфейс показывает инструменты и команды сам не требуя вспоминать их.</w:t>
+      </w:r>
+    </w:p>
+    <w:p>
+      <w:r>
+        <w:t xml:space="preserve">2.7. В интерфейсе есть методы ускорения работы </w:t>
+      </w:r>
+      <w:r>
+        <w:t>предназначенные</w:t>
+      </w:r>
+      <w:r>
+        <w:t xml:space="preserve"> для опытных пользователей и не мешающие пользователям не опытным.</w:t>
+      </w:r>
+    </w:p>
+    <w:p>
+      <w:r>
+        <w:t>2.8. Интерфейс эстетичен и в любой момент времени не содержит ненужной сейчас информации.</w:t>
+      </w:r>
+    </w:p>
+    <w:p>
+      <w:r>
+        <w:t>2.9. Интерфейс позволяет пользователям обнаруживать и исправлять проблемы включая человеческие ошибки.</w:t>
+      </w:r>
+    </w:p>
+    <w:p>
+      <w:r>
+        <w:t>2.10. Справка доступна в любой момент времени.</w:t>
+      </w:r>
+    </w:p>
+    <w:p>
+      <w:r>
+        <w:t>3. Мысленная прогонка по интерфейсу.</w:t>
       </w:r>
     </w:p>
     <w:p/>
     <w:p>
       <w:r>
-        <w:t>Типы ошибок</w:t>
-      </w:r>
-    </w:p>
-    <w:p>
-      <w:r>
-        <w:t>1.Ошибки исправляемые во время совершения действия</w:t>
-      </w:r>
-    </w:p>
-    <w:p>
-      <w:r>
-        <w:t>2. Ошибки исправляемые после выполнения действия</w:t>
-      </w:r>
-    </w:p>
-    <w:p>
-      <w:r>
-        <w:t>3. Ошибки которые исправить можно, но с трудом</w:t>
-      </w:r>
-    </w:p>
-    <w:p>
-      <w:r>
-        <w:t>4. Ошибки которые на практике невозможно исправить</w:t>
-      </w:r>
-    </w:p>
-    <w:p/>
-    <w:p>
-      <w:r>
-        <w:t>Сообщение об ошибке, как должно выглядеть</w:t>
-      </w:r>
-      <w:r>
-        <w:t>:</w:t>
-      </w:r>
-    </w:p>
-    <w:p>
-      <w:r>
-        <w:t>1. Должно содержать поле, в каком произошла ошибка</w:t>
-      </w:r>
-    </w:p>
-    <w:p>
-      <w:r>
-        <w:t>2. Правильность заполнения</w:t>
-      </w:r>
-    </w:p>
-    <w:p/>
+        <w:t xml:space="preserve">Экспертная оценка </w:t>
+      </w:r>
+      <w:proofErr w:type="gramStart"/>
+      <w:r>
+        <w:t>- это</w:t>
+      </w:r>
+      <w:proofErr w:type="gramEnd"/>
+      <w:r>
+        <w:t xml:space="preserve"> метод неполноценный, но достаточно эффективный и замечательно дополняющий юзабилити тестирование. Использовать её </w:t>
+      </w:r>
+      <w:r>
+        <w:t xml:space="preserve">эффективно, когда подобрать адекватных респондентов для тестирования по </w:t>
+      </w:r>
+      <w:proofErr w:type="gramStart"/>
+      <w:r>
+        <w:t>каким либо</w:t>
+      </w:r>
+      <w:proofErr w:type="gramEnd"/>
+      <w:r>
+        <w:t xml:space="preserve"> причинам невозможно.</w:t>
+      </w:r>
+    </w:p>
+    <w:p>
+      <w:pPr>
+        <w:jc w:val="center"/>
+      </w:pPr>
+    </w:p>
     <w:p>
       <w:pPr>
         <w:pStyle w:val="2"/>
@@ -1709,298 +2616,10 @@
         <w:rPr>
           <w:lang w:val="en-US"/>
         </w:rPr>
-        <w:t>“”</w:t>
-      </w:r>
-    </w:p>
-    <w:p>
-      <w:pPr>
-        <w:rPr>
-          <w:lang w:val="en-US"/>
-        </w:rPr>
-      </w:pPr>
-    </w:p>
-    <w:p>
-      <w:r>
-        <w:t>Люди делают что-либо только при наличии стимула при этом тяжесть действия, пропорционально силе стимула.</w:t>
-      </w:r>
-    </w:p>
-    <w:p>
-      <w:r>
-        <w:t>Пользователь будет учиться какой</w:t>
-      </w:r>
-      <w:r>
-        <w:t>-</w:t>
-      </w:r>
-      <w:r>
-        <w:t>либо функции, только если будет знать о её существовании.</w:t>
-      </w:r>
-    </w:p>
-    <w:p/>
-    <w:p>
-      <w:pPr>
-        <w:rPr>
-          <w:lang w:val="en-US"/>
-        </w:rPr>
-      </w:pPr>
-      <w:r>
-        <w:t xml:space="preserve">Способы повысить </w:t>
-      </w:r>
-      <w:r>
-        <w:t>эффективность обучения</w:t>
-      </w:r>
-      <w:r>
-        <w:rPr>
-          <w:lang w:val="en-US"/>
-        </w:rPr>
-        <w:t>:</w:t>
-      </w:r>
-    </w:p>
-    <w:p>
-      <w:r>
-        <w:t>1. Понятность системы</w:t>
-      </w:r>
-    </w:p>
-    <w:p>
-      <w:r>
-        <w:t>1.1. Ментальная модель - чтобы успешно пользоваться какой-либо системой, пользователю нужно однозначно понимать как система работает.</w:t>
-      </w:r>
-    </w:p>
-    <w:p>
-      <w:r>
-        <w:t>1.2. Метафора - позволяет пользователю не создавать новую модель, а воспользоваться другой, которую построил ранее по другому поводу.</w:t>
-      </w:r>
-    </w:p>
-    <w:p>
-      <w:r>
-        <w:t xml:space="preserve">1.3. </w:t>
-      </w:r>
-      <w:r>
-        <w:rPr>
-          <w:lang w:val="en-US"/>
-        </w:rPr>
-        <w:t>Affordance</w:t>
-      </w:r>
-      <w:r>
-        <w:t xml:space="preserve"> </w:t>
-      </w:r>
-      <w:r>
-        <w:t>- ситуация при которой объект показывает субъекту</w:t>
-      </w:r>
-      <w:r>
-        <w:t xml:space="preserve"> способ своего использования. Своими неотъемлемыми свойствами. Польза заключается в том, что он позволяет пользователям обходиться без какого-либо предварительного обучения, благодаря этому, он является самым эффективным и надёжным средством обучения понятности.</w:t>
-      </w:r>
-    </w:p>
-    <w:p>
-      <w:r>
-        <w:lastRenderedPageBreak/>
-        <w:t>1.4. Стандарт - если нельзя ничего сделать самопроизвольно понятным, можно</w:t>
-      </w:r>
-      <w:r>
-        <w:t xml:space="preserve"> везде сделать одинаково, чтобы пользователи обучались 1 раз.</w:t>
-      </w:r>
-    </w:p>
-    <w:p/>
-    <w:p>
-      <w:r>
-        <w:t>Правила применения Метафор</w:t>
-      </w:r>
-      <w:r>
-        <w:t>:</w:t>
-      </w:r>
-    </w:p>
-    <w:p>
-      <w:r>
-        <w:t xml:space="preserve">1. </w:t>
-      </w:r>
-      <w:r>
-        <w:t xml:space="preserve">Опасно полностью копировать метафору, достаточно взять самое лучшее. </w:t>
-      </w:r>
-    </w:p>
-    <w:p>
-      <w:r>
-        <w:t>2. Необязательно брать метафору из реального мира, её можно смело создать самому. Эффективнее всего метафорически объяснять значения отдельных объектов.</w:t>
-      </w:r>
-    </w:p>
-    <w:p>
-      <w:r>
-        <w:t>3. Если метафора хоть как-то ограничивает систему, нужно срочно избавиться от неё.</w:t>
-      </w:r>
-    </w:p>
-    <w:p/>
-    <w:p>
-      <w:r>
-        <w:t xml:space="preserve">Явные и прямые </w:t>
-      </w:r>
-      <w:r>
-        <w:rPr>
-          <w:lang w:val="en-US"/>
-        </w:rPr>
-        <w:t>Affordance</w:t>
-      </w:r>
-      <w:r>
-        <w:t xml:space="preserve"> показывают как пользователю добиться от системы нужных ему результатов.</w:t>
-      </w:r>
-    </w:p>
-    <w:p>
-      <w:r>
-        <w:t>Метафорические или символические, предполагается, что пользователь поймёт назначение элемента, потому что видел его раньше на других сайтах.</w:t>
-      </w:r>
-    </w:p>
-    <w:p>
-      <w:r>
-        <w:t xml:space="preserve">Скрытые </w:t>
-      </w:r>
-      <w:r>
-        <w:rPr>
-          <w:lang w:val="en-US"/>
-        </w:rPr>
-        <w:t>Affordance</w:t>
-      </w:r>
-      <w:r>
-        <w:t xml:space="preserve">, такие элементы появляются после совершения какого-либо действия, чаще всего наведение курсора. Они призваны скрыть дополнительные функции, которые перегрузили бы страницу, или </w:t>
-      </w:r>
-      <w:r>
-        <w:t>отвлекли внимание пользователей от главного контента.</w:t>
-      </w:r>
-    </w:p>
-    <w:p>
-      <w:r>
-        <w:t xml:space="preserve">Негативные </w:t>
-      </w:r>
-      <w:r>
-        <w:rPr>
-          <w:lang w:val="en-US"/>
-        </w:rPr>
-        <w:t>Affordance</w:t>
-      </w:r>
-      <w:r>
-        <w:t>, назначение этих подсказок, показать что пункт меню или элемент в настоящее время не активен.</w:t>
-      </w:r>
-    </w:p>
-    <w:p>
-      <w:r>
-        <w:t xml:space="preserve">При использовании </w:t>
-      </w:r>
-      <w:r>
-        <w:rPr>
-          <w:lang w:val="en-US"/>
-        </w:rPr>
-        <w:t>Affordance</w:t>
-      </w:r>
-      <w:r>
-        <w:t xml:space="preserve"> </w:t>
-      </w:r>
-      <w:r>
-        <w:t>важно не допускать двоякого истолкования и учитывать опыт потенциального пользователя.</w:t>
-      </w:r>
-    </w:p>
-    <w:p>
-      <w:r>
-        <w:t xml:space="preserve">Контекст </w:t>
-      </w:r>
-      <w:r>
-        <w:rPr>
-          <w:lang w:val="en-US"/>
-        </w:rPr>
-        <w:t>Affordance</w:t>
-      </w:r>
-      <w:r>
-        <w:t xml:space="preserve"> </w:t>
-      </w:r>
-      <w:r>
-        <w:t xml:space="preserve">позволяет использовать символические </w:t>
-      </w:r>
-      <w:r>
-        <w:rPr>
-          <w:lang w:val="en-US"/>
-        </w:rPr>
-        <w:t>Affordance</w:t>
-      </w:r>
-      <w:r>
-        <w:t xml:space="preserve"> нетипичным образом при условии, что у посетителей сайта формируется правильный ассоциативный ряд.</w:t>
-      </w:r>
-    </w:p>
-    <w:p/>
-    <w:p>
-      <w:pPr>
-        <w:rPr>
-          <w:lang w:val="en-US"/>
-        </w:rPr>
-      </w:pPr>
-      <w:r>
-        <w:t xml:space="preserve">Способы передачи </w:t>
-      </w:r>
-      <w:r>
-        <w:rPr>
-          <w:lang w:val="en-US"/>
-        </w:rPr>
-        <w:t>Affordance:</w:t>
-      </w:r>
-    </w:p>
-    <w:p>
-      <w:r>
-        <w:t xml:space="preserve">1. </w:t>
-      </w:r>
-      <w:r>
-        <w:t>Повторение конфигурации объектов, элементов управления</w:t>
-      </w:r>
-    </w:p>
-    <w:p>
-      <w:r>
-        <w:lastRenderedPageBreak/>
-        <w:t>2. Видимая принадлежность управляющего элемента к объекту.</w:t>
-      </w:r>
-    </w:p>
-    <w:p>
-      <w:r>
-        <w:t xml:space="preserve">3. Визуальное совпадение </w:t>
-      </w:r>
-      <w:r>
-        <w:rPr>
-          <w:lang w:val="en-US"/>
-        </w:rPr>
-        <w:t>Affordance</w:t>
-      </w:r>
-      <w:r>
-        <w:t xml:space="preserve"> </w:t>
-      </w:r>
-      <w:r>
-        <w:t xml:space="preserve">экранных объектов, с такими же </w:t>
-      </w:r>
-      <w:r>
-        <w:rPr>
-          <w:lang w:val="en-US"/>
-        </w:rPr>
-        <w:t>Affordance</w:t>
-      </w:r>
-      <w:r>
-        <w:t xml:space="preserve"> </w:t>
-      </w:r>
-      <w:r>
-        <w:t>объектов реального мира.</w:t>
-      </w:r>
-    </w:p>
-    <w:p>
-      <w:r>
-        <w:t>4. Изменение свойств объекта при подведении к нему курсора.</w:t>
-      </w:r>
-    </w:p>
-    <w:p/>
-    <w:p>
-      <w:pPr>
-        <w:pStyle w:val="2"/>
-        <w:rPr>
-          <w:lang w:val="en-US"/>
-        </w:rPr>
-      </w:pPr>
-      <w:r>
-        <w:rPr>
-          <w:lang w:val="en-US"/>
-        </w:rPr>
         <w:t>“</w:t>
       </w:r>
       <w:r>
-        <w:t>Субъективное удовлетворение пользователей</w:t>
+        <w:t>Этапы Юзабилити тестирования</w:t>
       </w:r>
       <w:r>
         <w:rPr>
@@ -2018,69 +2637,205 @@
     </w:p>
     <w:p>
       <w:r>
-        <w:t>Факторы влияющие на субъективное удовлетворение</w:t>
+        <w:t>1. Определение проблемы.</w:t>
+      </w:r>
+    </w:p>
+    <w:p>
+      <w:r>
+        <w:t>2. Формирование гипотез.</w:t>
+      </w:r>
+    </w:p>
+    <w:p>
+      <w:r>
+        <w:t>3. Определение метрик. Варианты метрик</w:t>
+      </w:r>
+      <w:r>
+        <w:t>: “</w:t>
+      </w:r>
+      <w:r>
+        <w:t>Справился</w:t>
+      </w:r>
+      <w:r>
+        <w:t>/</w:t>
+      </w:r>
+      <w:r>
+        <w:t>не справился</w:t>
+      </w:r>
+      <w:r>
+        <w:t>”</w:t>
+      </w:r>
+      <w:r>
+        <w:t xml:space="preserve">, </w:t>
+      </w:r>
+      <w:r>
+        <w:t>“</w:t>
+      </w:r>
+      <w:r>
+        <w:t>Ошибки</w:t>
+      </w:r>
+      <w:r>
+        <w:t>”</w:t>
+      </w:r>
+      <w:r>
+        <w:t xml:space="preserve">, </w:t>
+      </w:r>
+      <w:r>
+        <w:t>“</w:t>
+      </w:r>
+      <w:r>
+        <w:t>Отклонился от сценария</w:t>
+      </w:r>
+      <w:r>
+        <w:t>”</w:t>
+      </w:r>
+      <w:r>
+        <w:t xml:space="preserve">, </w:t>
+      </w:r>
+      <w:r>
+        <w:t>“</w:t>
+      </w:r>
+      <w:r>
+        <w:t>Время на выполнения задач</w:t>
+      </w:r>
+      <w:r>
+        <w:t>”</w:t>
+      </w:r>
+    </w:p>
+    <w:p>
+      <w:r>
+        <w:t>4. Определение персонажа и сценария теста. Это задание теста, связанных с историей, которую нужно выполнить пользователю.</w:t>
+      </w:r>
+    </w:p>
+    <w:p>
+      <w:r>
+        <w:lastRenderedPageBreak/>
+        <w:t>5. Подбор респондентов. Подбор по критериям</w:t>
       </w:r>
       <w:r>
         <w:t>:</w:t>
       </w:r>
-    </w:p>
-    <w:p>
+      <w:r>
+        <w:t xml:space="preserve"> </w:t>
+      </w:r>
+      <w:r>
+        <w:t>“</w:t>
+      </w:r>
+      <w:r>
+        <w:t>Подбор по опыту</w:t>
+      </w:r>
+      <w:r>
+        <w:t>”,</w:t>
+      </w:r>
+      <w:r>
+        <w:t xml:space="preserve"> </w:t>
+      </w:r>
+      <w:r>
+        <w:t>“</w:t>
+      </w:r>
+      <w:r>
+        <w:t>Уровень компьютерной грамотности</w:t>
+      </w:r>
+      <w:r>
+        <w:t>”</w:t>
+      </w:r>
+      <w:r>
+        <w:t xml:space="preserve">, </w:t>
+      </w:r>
+      <w:r>
+        <w:t>“</w:t>
+      </w:r>
+      <w:r>
+        <w:t>Возраст</w:t>
+      </w:r>
+      <w:r>
+        <w:t>”</w:t>
+      </w:r>
+      <w:r>
+        <w:t xml:space="preserve">, </w:t>
+      </w:r>
+      <w:r>
+        <w:t>“</w:t>
+      </w:r>
+      <w:r>
+        <w:t>Пол</w:t>
+      </w:r>
+      <w:r>
+        <w:t>”</w:t>
+      </w:r>
+      <w:r>
+        <w:t xml:space="preserve">, </w:t>
+      </w:r>
+      <w:r>
+        <w:t>“</w:t>
+      </w:r>
+      <w:r>
+        <w:t>Уровень эмоциональной открытости респондентов</w:t>
+      </w:r>
+      <w:r>
+        <w:t>”</w:t>
+      </w:r>
+      <w:r>
+        <w:t>.</w:t>
+      </w:r>
+      <w:r>
+        <w:t xml:space="preserve"> Для теста достаточно 5 респондентов 75</w:t>
+      </w:r>
       <w:r>
         <w:rPr>
           <w:lang w:val="en-US"/>
         </w:rPr>
-        <w:t xml:space="preserve">1. </w:t>
-      </w:r>
-      <w:r>
-        <w:t>Субъективное ощущение эстетики.</w:t>
-      </w:r>
-    </w:p>
-    <w:p>
-      <w:r>
-        <w:t>2. Время работы</w:t>
-      </w:r>
-    </w:p>
-    <w:p>
-      <w:r>
-        <w:t>3. Психологическое напряжение</w:t>
+        <w:t>%</w:t>
+      </w:r>
+      <w:r>
+        <w:t>, 8 до 80% выявленных ошибок.</w:t>
+      </w:r>
+    </w:p>
+    <w:p>
+      <w:r>
+        <w:t>6. Заполнение анкеты.</w:t>
+      </w:r>
+    </w:p>
+    <w:p>
+      <w:r>
+        <w:t>7. Вводный инструктаж.</w:t>
       </w:r>
     </w:p>
     <w:p>
       <w:pPr>
         <w:ind w:firstLine="0"/>
       </w:pPr>
-    </w:p>
-    <w:p>
-      <w:pPr>
-        <w:pStyle w:val="2"/>
-        <w:rPr>
-          <w:lang w:val="en-US"/>
-        </w:rPr>
-      </w:pPr>
-      <w:r>
-        <w:rPr>
-          <w:lang w:val="en-US"/>
-        </w:rPr>
-        <w:t>“</w:t>
-      </w:r>
-      <w:r>
-        <w:t>Количественный анализ интерфейса</w:t>
-      </w:r>
-      <w:r>
-        <w:rPr>
-          <w:lang w:val="en-US"/>
-        </w:rPr>
-        <w:t>”</w:t>
-      </w:r>
-    </w:p>
-    <w:p>
-      <w:pPr>
-        <w:rPr>
-          <w:lang w:val="en-US"/>
-        </w:rPr>
-      </w:pPr>
-    </w:p>
-    <w:p/>
+      <w:r>
+        <w:tab/>
+        <w:t>8. Проведение Юзабилити тестирования.</w:t>
+      </w:r>
+    </w:p>
+    <w:p>
+      <w:pPr>
+        <w:ind w:firstLine="0"/>
+      </w:pPr>
+      <w:r>
+        <w:tab/>
+        <w:t>9. Опрос респондентов.</w:t>
+      </w:r>
+    </w:p>
+    <w:p>
+      <w:pPr>
+        <w:ind w:firstLine="0"/>
+      </w:pPr>
+      <w:r>
+        <w:tab/>
+        <w:t>10. Анализ результатов.</w:t>
+      </w:r>
+    </w:p>
+    <w:p>
+      <w:pPr>
+        <w:ind w:firstLine="0"/>
+      </w:pPr>
+      <w:r>
+        <w:tab/>
+        <w:t>11. Определение требований для проектирования системы или формирование рекомендаций для дальнейшей модификации интерфейса.</w:t>
+      </w:r>
+    </w:p>
     <w:p/>
     <w:sectPr>
       <w:pgSz w:w="11906" w:h="16838"/>
@@ -3930,6 +4685,25 @@
       <w:contextualSpacing/>
     </w:pPr>
   </w:style>
+  <w:style w:type="table" w:styleId="a8">
+    <w:name w:val="Table Grid"/>
+    <w:basedOn w:val="a1"/>
+    <w:uiPriority w:val="39"/>
+    <w:rsid w:val="00E7527D"/>
+    <w:pPr>
+      <w:spacing w:after="0" w:line="240" w:lineRule="auto"/>
+    </w:pPr>
+    <w:tblPr>
+      <w:tblBorders>
+        <w:top w:val="single" w:sz="4" w:space="0" w:color="auto"/>
+        <w:left w:val="single" w:sz="4" w:space="0" w:color="auto"/>
+        <w:bottom w:val="single" w:sz="4" w:space="0" w:color="auto"/>
+        <w:right w:val="single" w:sz="4" w:space="0" w:color="auto"/>
+        <w:insideH w:val="single" w:sz="4" w:space="0" w:color="auto"/>
+        <w:insideV w:val="single" w:sz="4" w:space="0" w:color="auto"/>
+      </w:tblBorders>
+    </w:tblPr>
+  </w:style>
 </w:styles>
 </file>
 

--- a/Разработка интерфейсов пользавателя/Лекции/Конспект Разработка интерфейсов пользователя.docx
+++ b/Разработка интерфейсов пользавателя/Лекции/Конспект Разработка интерфейсов пользователя.docx
@@ -1,6 +1,6 @@
 
 <file path=word/document.xml><?xml version="1.0" encoding="utf-8"?>
-<w:document xmlns:wpc="http://schemas.microsoft.com/office/word/2010/wordprocessingCanvas" xmlns:cx="http://schemas.microsoft.com/office/drawing/2014/chartex" xmlns:cx1="http://schemas.microsoft.com/office/drawing/2015/9/8/chartex" xmlns:cx2="http://schemas.microsoft.com/office/drawing/2015/10/21/chartex" xmlns:cx3="http://schemas.microsoft.com/office/drawing/2016/5/9/chartex" xmlns:cx4="http://schemas.microsoft.com/office/drawing/2016/5/10/chartex" xmlns:cx5="http://schemas.microsoft.com/office/drawing/2016/5/11/chartex" xmlns:cx6="http://schemas.microsoft.com/office/drawing/2016/5/12/chartex" xmlns:cx7="http://schemas.microsoft.com/office/drawing/2016/5/13/chartex" xmlns:cx8="http://schemas.microsoft.com/office/drawing/2016/5/14/chartex" xmlns:mc="http://schemas.openxmlformats.org/markup-compatibility/2006" xmlns:aink="http://schemas.microsoft.com/office/drawing/2016/ink" xmlns:am3d="http://schemas.microsoft.com/office/drawing/2017/model3d" xmlns:o="urn:schemas-microsoft-com:office:office" xmlns:r="http://schemas.openxmlformats.org/officeDocument/2006/relationships" xmlns:m="http://schemas.openxmlformats.org/officeDocument/2006/math" xmlns:v="urn:schemas-microsoft-com:vml" xmlns:wp14="http://schemas.microsoft.com/office/word/2010/wordprocessingDrawing" xmlns:wp="http://schemas.openxmlformats.org/drawingml/2006/wordprocessingDrawing" xmlns:w10="urn:schemas-microsoft-com:office:word" xmlns:w="http://schemas.openxmlformats.org/wordprocessingml/2006/main" xmlns:w14="http://schemas.microsoft.com/office/word/2010/wordml" xmlns:w15="http://schemas.microsoft.com/office/word/2012/wordml" xmlns:w16cex="http://schemas.microsoft.com/office/word/2018/wordml/cex" xmlns:w16cid="http://schemas.microsoft.com/office/word/2016/wordml/cid" xmlns:w16="http://schemas.microsoft.com/office/word/2018/wordml" xmlns:w16sdtdh="http://schemas.microsoft.com/office/word/2020/wordml/sdtdatahash" xmlns:w16se="http://schemas.microsoft.com/office/word/2015/wordml/symex" xmlns:wpg="http://schemas.microsoft.com/office/word/2010/wordprocessingGroup" xmlns:wpi="http://schemas.microsoft.com/office/word/2010/wordprocessingInk" xmlns:wne="http://schemas.microsoft.com/office/word/2006/wordml" xmlns:wps="http://schemas.microsoft.com/office/word/2010/wordprocessingShape" mc:Ignorable="w14 w15 w16se w16cid w16 w16cex w16sdtdh wp14">
+<w:document xmlns:wpc="http://schemas.microsoft.com/office/word/2010/wordprocessingCanvas" xmlns:cx="http://schemas.microsoft.com/office/drawing/2014/chartex" xmlns:cx1="http://schemas.microsoft.com/office/drawing/2015/9/8/chartex" xmlns:cx2="http://schemas.microsoft.com/office/drawing/2015/10/21/chartex" xmlns:cx3="http://schemas.microsoft.com/office/drawing/2016/5/9/chartex" xmlns:cx4="http://schemas.microsoft.com/office/drawing/2016/5/10/chartex" xmlns:cx5="http://schemas.microsoft.com/office/drawing/2016/5/11/chartex" xmlns:cx6="http://schemas.microsoft.com/office/drawing/2016/5/12/chartex" xmlns:cx7="http://schemas.microsoft.com/office/drawing/2016/5/13/chartex" xmlns:cx8="http://schemas.microsoft.com/office/drawing/2016/5/14/chartex" xmlns:mc="http://schemas.openxmlformats.org/markup-compatibility/2006" xmlns:aink="http://schemas.microsoft.com/office/drawing/2016/ink" xmlns:am3d="http://schemas.microsoft.com/office/drawing/2017/model3d" xmlns:o="urn:schemas-microsoft-com:office:office" xmlns:oel="http://schemas.microsoft.com/office/2019/extlst" xmlns:r="http://schemas.openxmlformats.org/officeDocument/2006/relationships" xmlns:m="http://schemas.openxmlformats.org/officeDocument/2006/math" xmlns:v="urn:schemas-microsoft-com:vml" xmlns:wp14="http://schemas.microsoft.com/office/word/2010/wordprocessingDrawing" xmlns:wp="http://schemas.openxmlformats.org/drawingml/2006/wordprocessingDrawing" xmlns:w10="urn:schemas-microsoft-com:office:word" xmlns:w="http://schemas.openxmlformats.org/wordprocessingml/2006/main" xmlns:w14="http://schemas.microsoft.com/office/word/2010/wordml" xmlns:w15="http://schemas.microsoft.com/office/word/2012/wordml" xmlns:w16cex="http://schemas.microsoft.com/office/word/2018/wordml/cex" xmlns:w16cid="http://schemas.microsoft.com/office/word/2016/wordml/cid" xmlns:w16="http://schemas.microsoft.com/office/word/2018/wordml" xmlns:w16du="http://schemas.microsoft.com/office/word/2023/wordml/word16du" xmlns:w16sdtdh="http://schemas.microsoft.com/office/word/2020/wordml/sdtdatahash" xmlns:w16sdtfl="http://schemas.microsoft.com/office/word/2024/wordml/sdtformatlock" xmlns:w16se="http://schemas.microsoft.com/office/word/2015/wordml/symex" xmlns:wpg="http://schemas.microsoft.com/office/word/2010/wordprocessingGroup" xmlns:wpi="http://schemas.microsoft.com/office/word/2010/wordprocessingInk" xmlns:wne="http://schemas.microsoft.com/office/word/2006/wordml" xmlns:wps="http://schemas.microsoft.com/office/word/2010/wordprocessingShape" mc:Ignorable="w14 w15 w16se w16cid w16 w16cex w16sdtdh w16sdtfl w16du wp14">
   <w:body>
     <w:sdt>
       <w:sdtPr>
@@ -40,8 +40,11 @@
             <w:rPr>
               <w:rFonts w:asciiTheme="minorHAnsi" w:eastAsiaTheme="minorEastAsia" w:hAnsiTheme="minorHAnsi"/>
               <w:noProof/>
-              <w:sz w:val="22"/>
+              <w:kern w:val="2"/>
+              <w:sz w:val="24"/>
+              <w:szCs w:val="24"/>
               <w:lang w:eastAsia="ru-RU"/>
+              <w14:ligatures w14:val="standardContextual"/>
             </w:rPr>
           </w:pPr>
           <w:r>
@@ -53,7 +56,7 @@
           <w:r>
             <w:fldChar w:fldCharType="separate"/>
           </w:r>
-          <w:hyperlink w:anchor="_Toc225172679" w:history="1">
+          <w:hyperlink w:anchor="_Toc231215283" w:history="1">
             <w:r>
               <w:rPr>
                 <w:rStyle w:val="a6"/>
@@ -80,7 +83,7 @@
                 <w:noProof/>
                 <w:webHidden/>
               </w:rPr>
-              <w:instrText xml:space="preserve"> PAGEREF _Toc225172679 \h </w:instrText>
+              <w:instrText xml:space="preserve"> PAGEREF _Toc231215283 \h </w:instrText>
             </w:r>
             <w:r>
               <w:rPr>
@@ -120,11 +123,14 @@
             <w:rPr>
               <w:rFonts w:asciiTheme="minorHAnsi" w:eastAsiaTheme="minorEastAsia" w:hAnsiTheme="minorHAnsi"/>
               <w:noProof/>
-              <w:sz w:val="22"/>
+              <w:kern w:val="2"/>
+              <w:sz w:val="24"/>
+              <w:szCs w:val="24"/>
               <w:lang w:eastAsia="ru-RU"/>
+              <w14:ligatures w14:val="standardContextual"/>
             </w:rPr>
           </w:pPr>
-          <w:hyperlink w:anchor="_Toc225172680" w:history="1">
+          <w:hyperlink w:anchor="_Toc231215284" w:history="1">
             <w:r>
               <w:rPr>
                 <w:rStyle w:val="a6"/>
@@ -151,7 +157,7 @@
                 <w:noProof/>
                 <w:webHidden/>
               </w:rPr>
-              <w:instrText xml:space="preserve"> PAGEREF _Toc225172680 \h </w:instrText>
+              <w:instrText xml:space="preserve"> PAGEREF _Toc231215284 \h </w:instrText>
             </w:r>
             <w:r>
               <w:rPr>
@@ -191,11 +197,14 @@
             <w:rPr>
               <w:rFonts w:asciiTheme="minorHAnsi" w:eastAsiaTheme="minorEastAsia" w:hAnsiTheme="minorHAnsi"/>
               <w:noProof/>
-              <w:sz w:val="22"/>
+              <w:kern w:val="2"/>
+              <w:sz w:val="24"/>
+              <w:szCs w:val="24"/>
               <w:lang w:eastAsia="ru-RU"/>
+              <w14:ligatures w14:val="standardContextual"/>
             </w:rPr>
           </w:pPr>
-          <w:hyperlink w:anchor="_Toc225172681" w:history="1">
+          <w:hyperlink w:anchor="_Toc231215285" w:history="1">
             <w:r>
               <w:rPr>
                 <w:rStyle w:val="a6"/>
@@ -222,7 +231,7 @@
                 <w:noProof/>
                 <w:webHidden/>
               </w:rPr>
-              <w:instrText xml:space="preserve"> PAGEREF _Toc225172681 \h </w:instrText>
+              <w:instrText xml:space="preserve"> PAGEREF _Toc231215285 \h </w:instrText>
             </w:r>
             <w:r>
               <w:rPr>
@@ -262,11 +271,14 @@
             <w:rPr>
               <w:rFonts w:asciiTheme="minorHAnsi" w:eastAsiaTheme="minorEastAsia" w:hAnsiTheme="minorHAnsi"/>
               <w:noProof/>
-              <w:sz w:val="22"/>
+              <w:kern w:val="2"/>
+              <w:sz w:val="24"/>
+              <w:szCs w:val="24"/>
               <w:lang w:eastAsia="ru-RU"/>
+              <w14:ligatures w14:val="standardContextual"/>
             </w:rPr>
           </w:pPr>
-          <w:hyperlink w:anchor="_Toc225172682" w:history="1">
+          <w:hyperlink w:anchor="_Toc231215286" w:history="1">
             <w:r>
               <w:rPr>
                 <w:rStyle w:val="a6"/>
@@ -293,7 +305,7 @@
                 <w:noProof/>
                 <w:webHidden/>
               </w:rPr>
-              <w:instrText xml:space="preserve"> PAGEREF _Toc225172682 \h </w:instrText>
+              <w:instrText xml:space="preserve"> PAGEREF _Toc231215286 \h </w:instrText>
             </w:r>
             <w:r>
               <w:rPr>
@@ -314,6 +326,80 @@
                 <w:webHidden/>
               </w:rPr>
               <w:t>5</w:t>
+            </w:r>
+            <w:r>
+              <w:rPr>
+                <w:noProof/>
+                <w:webHidden/>
+              </w:rPr>
+              <w:fldChar w:fldCharType="end"/>
+            </w:r>
+          </w:hyperlink>
+        </w:p>
+        <w:p>
+          <w:pPr>
+            <w:pStyle w:val="11"/>
+            <w:tabs>
+              <w:tab w:val="right" w:leader="dot" w:pos="9345"/>
+            </w:tabs>
+            <w:rPr>
+              <w:rFonts w:asciiTheme="minorHAnsi" w:eastAsiaTheme="minorEastAsia" w:hAnsiTheme="minorHAnsi"/>
+              <w:noProof/>
+              <w:kern w:val="2"/>
+              <w:sz w:val="24"/>
+              <w:szCs w:val="24"/>
+              <w:lang w:eastAsia="ru-RU"/>
+              <w14:ligatures w14:val="standardContextual"/>
+            </w:rPr>
+          </w:pPr>
+          <w:hyperlink w:anchor="_Toc231215287" w:history="1">
+            <w:r>
+              <w:rPr>
+                <w:rStyle w:val="a6"/>
+                <w:noProof/>
+              </w:rPr>
+              <w:t>Лекция 2</w:t>
+            </w:r>
+            <w:r>
+              <w:rPr>
+                <w:noProof/>
+                <w:webHidden/>
+              </w:rPr>
+              <w:tab/>
+            </w:r>
+            <w:r>
+              <w:rPr>
+                <w:noProof/>
+                <w:webHidden/>
+              </w:rPr>
+              <w:fldChar w:fldCharType="begin"/>
+            </w:r>
+            <w:r>
+              <w:rPr>
+                <w:noProof/>
+                <w:webHidden/>
+              </w:rPr>
+              <w:instrText xml:space="preserve"> PAGEREF _Toc231215287 \h </w:instrText>
+            </w:r>
+            <w:r>
+              <w:rPr>
+                <w:noProof/>
+                <w:webHidden/>
+              </w:rPr>
+            </w:r>
+            <w:r>
+              <w:rPr>
+                <w:noProof/>
+                <w:webHidden/>
+              </w:rPr>
+              <w:fldChar w:fldCharType="separate"/>
+            </w:r>
+            <w:r>
+              <w:rPr>
+                <w:noProof/>
+                <w:webHidden/>
+              </w:rPr>
+              <w:t>8</w:t>
             </w:r>
             <w:r>
               <w:rPr>
@@ -333,17 +419,20 @@
             <w:rPr>
               <w:rFonts w:asciiTheme="minorHAnsi" w:eastAsiaTheme="minorEastAsia" w:hAnsiTheme="minorHAnsi"/>
               <w:noProof/>
-              <w:sz w:val="22"/>
+              <w:kern w:val="2"/>
+              <w:sz w:val="24"/>
+              <w:szCs w:val="24"/>
               <w:lang w:eastAsia="ru-RU"/>
+              <w14:ligatures w14:val="standardContextual"/>
             </w:rPr>
           </w:pPr>
-          <w:hyperlink w:anchor="_Toc225172683" w:history="1">
+          <w:hyperlink w:anchor="_Toc231215288" w:history="1">
             <w:r>
               <w:rPr>
                 <w:rStyle w:val="a6"/>
                 <w:noProof/>
               </w:rPr>
-              <w:t>Лекция 2</w:t>
+              <w:t>“Критерии человеческих ошибок”</w:t>
             </w:r>
             <w:r>
               <w:rPr>
@@ -364,7 +453,7 @@
                 <w:noProof/>
                 <w:webHidden/>
               </w:rPr>
-              <w:instrText xml:space="preserve"> PAGEREF _Toc225172683 \h </w:instrText>
+              <w:instrText xml:space="preserve"> PAGEREF _Toc231215288 \h </w:instrText>
             </w:r>
             <w:r>
               <w:rPr>
@@ -385,6 +474,556 @@
                 <w:webHidden/>
               </w:rPr>
               <w:t>8</w:t>
+            </w:r>
+            <w:r>
+              <w:rPr>
+                <w:noProof/>
+                <w:webHidden/>
+              </w:rPr>
+              <w:fldChar w:fldCharType="end"/>
+            </w:r>
+          </w:hyperlink>
+        </w:p>
+        <w:p>
+          <w:pPr>
+            <w:pStyle w:val="21"/>
+            <w:tabs>
+              <w:tab w:val="right" w:leader="dot" w:pos="9345"/>
+            </w:tabs>
+            <w:rPr>
+              <w:rFonts w:asciiTheme="minorHAnsi" w:eastAsiaTheme="minorEastAsia" w:hAnsiTheme="minorHAnsi"/>
+              <w:noProof/>
+              <w:kern w:val="2"/>
+              <w:sz w:val="24"/>
+              <w:szCs w:val="24"/>
+              <w:lang w:eastAsia="ru-RU"/>
+              <w14:ligatures w14:val="standardContextual"/>
+            </w:rPr>
+          </w:pPr>
+          <w:hyperlink w:anchor="_Toc231215289" w:history="1">
+            <w:r>
+              <w:rPr>
+                <w:rStyle w:val="a6"/>
+                <w:noProof/>
+              </w:rPr>
+              <w:t>“Уровни ошибок и обратная связь”</w:t>
+            </w:r>
+            <w:r>
+              <w:rPr>
+                <w:noProof/>
+                <w:webHidden/>
+              </w:rPr>
+              <w:tab/>
+            </w:r>
+            <w:r>
+              <w:rPr>
+                <w:noProof/>
+                <w:webHidden/>
+              </w:rPr>
+              <w:fldChar w:fldCharType="begin"/>
+            </w:r>
+            <w:r>
+              <w:rPr>
+                <w:noProof/>
+                <w:webHidden/>
+              </w:rPr>
+              <w:instrText xml:space="preserve"> PAGEREF _Toc231215289 \h </w:instrText>
+            </w:r>
+            <w:r>
+              <w:rPr>
+                <w:noProof/>
+                <w:webHidden/>
+              </w:rPr>
+            </w:r>
+            <w:r>
+              <w:rPr>
+                <w:noProof/>
+                <w:webHidden/>
+              </w:rPr>
+              <w:fldChar w:fldCharType="separate"/>
+            </w:r>
+            <w:r>
+              <w:rPr>
+                <w:noProof/>
+                <w:webHidden/>
+              </w:rPr>
+              <w:t>9</w:t>
+            </w:r>
+            <w:r>
+              <w:rPr>
+                <w:noProof/>
+                <w:webHidden/>
+              </w:rPr>
+              <w:fldChar w:fldCharType="end"/>
+            </w:r>
+          </w:hyperlink>
+        </w:p>
+        <w:p>
+          <w:pPr>
+            <w:pStyle w:val="21"/>
+            <w:tabs>
+              <w:tab w:val="right" w:leader="dot" w:pos="9345"/>
+            </w:tabs>
+            <w:rPr>
+              <w:rFonts w:asciiTheme="minorHAnsi" w:eastAsiaTheme="minorEastAsia" w:hAnsiTheme="minorHAnsi"/>
+              <w:noProof/>
+              <w:kern w:val="2"/>
+              <w:sz w:val="24"/>
+              <w:szCs w:val="24"/>
+              <w:lang w:eastAsia="ru-RU"/>
+              <w14:ligatures w14:val="standardContextual"/>
+            </w:rPr>
+          </w:pPr>
+          <w:hyperlink w:anchor="_Toc231215290" w:history="1">
+            <w:r>
+              <w:rPr>
+                <w:rStyle w:val="a6"/>
+                <w:noProof/>
+              </w:rPr>
+              <w:t>“”</w:t>
+            </w:r>
+            <w:r>
+              <w:rPr>
+                <w:noProof/>
+                <w:webHidden/>
+              </w:rPr>
+              <w:tab/>
+            </w:r>
+            <w:r>
+              <w:rPr>
+                <w:noProof/>
+                <w:webHidden/>
+              </w:rPr>
+              <w:fldChar w:fldCharType="begin"/>
+            </w:r>
+            <w:r>
+              <w:rPr>
+                <w:noProof/>
+                <w:webHidden/>
+              </w:rPr>
+              <w:instrText xml:space="preserve"> PAGEREF _Toc231215290 \h </w:instrText>
+            </w:r>
+            <w:r>
+              <w:rPr>
+                <w:noProof/>
+                <w:webHidden/>
+              </w:rPr>
+            </w:r>
+            <w:r>
+              <w:rPr>
+                <w:noProof/>
+                <w:webHidden/>
+              </w:rPr>
+              <w:fldChar w:fldCharType="separate"/>
+            </w:r>
+            <w:r>
+              <w:rPr>
+                <w:noProof/>
+                <w:webHidden/>
+              </w:rPr>
+              <w:t>9</w:t>
+            </w:r>
+            <w:r>
+              <w:rPr>
+                <w:noProof/>
+                <w:webHidden/>
+              </w:rPr>
+              <w:fldChar w:fldCharType="end"/>
+            </w:r>
+          </w:hyperlink>
+        </w:p>
+        <w:p>
+          <w:pPr>
+            <w:pStyle w:val="21"/>
+            <w:tabs>
+              <w:tab w:val="right" w:leader="dot" w:pos="9345"/>
+            </w:tabs>
+            <w:rPr>
+              <w:rFonts w:asciiTheme="minorHAnsi" w:eastAsiaTheme="minorEastAsia" w:hAnsiTheme="minorHAnsi"/>
+              <w:noProof/>
+              <w:kern w:val="2"/>
+              <w:sz w:val="24"/>
+              <w:szCs w:val="24"/>
+              <w:lang w:eastAsia="ru-RU"/>
+              <w14:ligatures w14:val="standardContextual"/>
+            </w:rPr>
+          </w:pPr>
+          <w:hyperlink w:anchor="_Toc231215291" w:history="1">
+            <w:r>
+              <w:rPr>
+                <w:rStyle w:val="a6"/>
+                <w:noProof/>
+              </w:rPr>
+              <w:t>“Субъективное удовлетворение пользователей”</w:t>
+            </w:r>
+            <w:r>
+              <w:rPr>
+                <w:noProof/>
+                <w:webHidden/>
+              </w:rPr>
+              <w:tab/>
+            </w:r>
+            <w:r>
+              <w:rPr>
+                <w:noProof/>
+                <w:webHidden/>
+              </w:rPr>
+              <w:fldChar w:fldCharType="begin"/>
+            </w:r>
+            <w:r>
+              <w:rPr>
+                <w:noProof/>
+                <w:webHidden/>
+              </w:rPr>
+              <w:instrText xml:space="preserve"> PAGEREF _Toc231215291 \h </w:instrText>
+            </w:r>
+            <w:r>
+              <w:rPr>
+                <w:noProof/>
+                <w:webHidden/>
+              </w:rPr>
+            </w:r>
+            <w:r>
+              <w:rPr>
+                <w:noProof/>
+                <w:webHidden/>
+              </w:rPr>
+              <w:fldChar w:fldCharType="separate"/>
+            </w:r>
+            <w:r>
+              <w:rPr>
+                <w:noProof/>
+                <w:webHidden/>
+              </w:rPr>
+              <w:t>11</w:t>
+            </w:r>
+            <w:r>
+              <w:rPr>
+                <w:noProof/>
+                <w:webHidden/>
+              </w:rPr>
+              <w:fldChar w:fldCharType="end"/>
+            </w:r>
+          </w:hyperlink>
+        </w:p>
+        <w:p>
+          <w:pPr>
+            <w:pStyle w:val="21"/>
+            <w:tabs>
+              <w:tab w:val="right" w:leader="dot" w:pos="9345"/>
+            </w:tabs>
+            <w:rPr>
+              <w:rFonts w:asciiTheme="minorHAnsi" w:eastAsiaTheme="minorEastAsia" w:hAnsiTheme="minorHAnsi"/>
+              <w:noProof/>
+              <w:kern w:val="2"/>
+              <w:sz w:val="24"/>
+              <w:szCs w:val="24"/>
+              <w:lang w:eastAsia="ru-RU"/>
+              <w14:ligatures w14:val="standardContextual"/>
+            </w:rPr>
+          </w:pPr>
+          <w:hyperlink w:anchor="_Toc231215292" w:history="1">
+            <w:r>
+              <w:rPr>
+                <w:rStyle w:val="a6"/>
+                <w:noProof/>
+                <w:lang w:val="en-US"/>
+              </w:rPr>
+              <w:t>“</w:t>
+            </w:r>
+            <w:r>
+              <w:rPr>
+                <w:rStyle w:val="a6"/>
+                <w:noProof/>
+              </w:rPr>
+              <w:t>Количественный анализ интерфейса</w:t>
+            </w:r>
+            <w:r>
+              <w:rPr>
+                <w:rStyle w:val="a6"/>
+                <w:noProof/>
+                <w:lang w:val="en-US"/>
+              </w:rPr>
+              <w:t>”</w:t>
+            </w:r>
+            <w:r>
+              <w:rPr>
+                <w:noProof/>
+                <w:webHidden/>
+              </w:rPr>
+              <w:tab/>
+            </w:r>
+            <w:r>
+              <w:rPr>
+                <w:noProof/>
+                <w:webHidden/>
+              </w:rPr>
+              <w:fldChar w:fldCharType="begin"/>
+            </w:r>
+            <w:r>
+              <w:rPr>
+                <w:noProof/>
+                <w:webHidden/>
+              </w:rPr>
+              <w:instrText xml:space="preserve"> PAGEREF _Toc231215292 \h </w:instrText>
+            </w:r>
+            <w:r>
+              <w:rPr>
+                <w:noProof/>
+                <w:webHidden/>
+              </w:rPr>
+            </w:r>
+            <w:r>
+              <w:rPr>
+                <w:noProof/>
+                <w:webHidden/>
+              </w:rPr>
+              <w:fldChar w:fldCharType="separate"/>
+            </w:r>
+            <w:r>
+              <w:rPr>
+                <w:noProof/>
+                <w:webHidden/>
+              </w:rPr>
+              <w:t>11</w:t>
+            </w:r>
+            <w:r>
+              <w:rPr>
+                <w:noProof/>
+                <w:webHidden/>
+              </w:rPr>
+              <w:fldChar w:fldCharType="end"/>
+            </w:r>
+          </w:hyperlink>
+        </w:p>
+        <w:p>
+          <w:pPr>
+            <w:pStyle w:val="11"/>
+            <w:tabs>
+              <w:tab w:val="right" w:leader="dot" w:pos="9345"/>
+            </w:tabs>
+            <w:rPr>
+              <w:rFonts w:asciiTheme="minorHAnsi" w:eastAsiaTheme="minorEastAsia" w:hAnsiTheme="minorHAnsi"/>
+              <w:noProof/>
+              <w:kern w:val="2"/>
+              <w:sz w:val="24"/>
+              <w:szCs w:val="24"/>
+              <w:lang w:eastAsia="ru-RU"/>
+              <w14:ligatures w14:val="standardContextual"/>
+            </w:rPr>
+          </w:pPr>
+          <w:hyperlink w:anchor="_Toc231215293" w:history="1">
+            <w:r>
+              <w:rPr>
+                <w:rStyle w:val="a6"/>
+                <w:noProof/>
+              </w:rPr>
+              <w:t>Лекция 3</w:t>
+            </w:r>
+            <w:r>
+              <w:rPr>
+                <w:noProof/>
+                <w:webHidden/>
+              </w:rPr>
+              <w:tab/>
+            </w:r>
+            <w:r>
+              <w:rPr>
+                <w:noProof/>
+                <w:webHidden/>
+              </w:rPr>
+              <w:fldChar w:fldCharType="begin"/>
+            </w:r>
+            <w:r>
+              <w:rPr>
+                <w:noProof/>
+                <w:webHidden/>
+              </w:rPr>
+              <w:instrText xml:space="preserve"> PAGEREF _Toc231215293 \h </w:instrText>
+            </w:r>
+            <w:r>
+              <w:rPr>
+                <w:noProof/>
+                <w:webHidden/>
+              </w:rPr>
+            </w:r>
+            <w:r>
+              <w:rPr>
+                <w:noProof/>
+                <w:webHidden/>
+              </w:rPr>
+              <w:fldChar w:fldCharType="separate"/>
+            </w:r>
+            <w:r>
+              <w:rPr>
+                <w:noProof/>
+                <w:webHidden/>
+              </w:rPr>
+              <w:t>11</w:t>
+            </w:r>
+            <w:r>
+              <w:rPr>
+                <w:noProof/>
+                <w:webHidden/>
+              </w:rPr>
+              <w:fldChar w:fldCharType="end"/>
+            </w:r>
+          </w:hyperlink>
+        </w:p>
+        <w:p>
+          <w:pPr>
+            <w:pStyle w:val="11"/>
+            <w:tabs>
+              <w:tab w:val="right" w:leader="dot" w:pos="9345"/>
+            </w:tabs>
+            <w:rPr>
+              <w:rFonts w:asciiTheme="minorHAnsi" w:eastAsiaTheme="minorEastAsia" w:hAnsiTheme="minorHAnsi"/>
+              <w:noProof/>
+              <w:kern w:val="2"/>
+              <w:sz w:val="24"/>
+              <w:szCs w:val="24"/>
+              <w:lang w:eastAsia="ru-RU"/>
+              <w14:ligatures w14:val="standardContextual"/>
+            </w:rPr>
+          </w:pPr>
+          <w:hyperlink w:anchor="_Toc231215294" w:history="1">
+            <w:r>
+              <w:rPr>
+                <w:rStyle w:val="a6"/>
+                <w:noProof/>
+              </w:rPr>
+              <w:t>Лекция 4</w:t>
+            </w:r>
+            <w:r>
+              <w:rPr>
+                <w:noProof/>
+                <w:webHidden/>
+              </w:rPr>
+              <w:tab/>
+            </w:r>
+            <w:r>
+              <w:rPr>
+                <w:noProof/>
+                <w:webHidden/>
+              </w:rPr>
+              <w:fldChar w:fldCharType="begin"/>
+            </w:r>
+            <w:r>
+              <w:rPr>
+                <w:noProof/>
+                <w:webHidden/>
+              </w:rPr>
+              <w:instrText xml:space="preserve"> PAGEREF _Toc231215294 \h </w:instrText>
+            </w:r>
+            <w:r>
+              <w:rPr>
+                <w:noProof/>
+                <w:webHidden/>
+              </w:rPr>
+            </w:r>
+            <w:r>
+              <w:rPr>
+                <w:noProof/>
+                <w:webHidden/>
+              </w:rPr>
+              <w:fldChar w:fldCharType="separate"/>
+            </w:r>
+            <w:r>
+              <w:rPr>
+                <w:noProof/>
+                <w:webHidden/>
+              </w:rPr>
+              <w:t>11</w:t>
+            </w:r>
+            <w:r>
+              <w:rPr>
+                <w:noProof/>
+                <w:webHidden/>
+              </w:rPr>
+              <w:fldChar w:fldCharType="end"/>
+            </w:r>
+          </w:hyperlink>
+        </w:p>
+        <w:p>
+          <w:pPr>
+            <w:pStyle w:val="21"/>
+            <w:tabs>
+              <w:tab w:val="right" w:leader="dot" w:pos="9345"/>
+            </w:tabs>
+            <w:rPr>
+              <w:rFonts w:asciiTheme="minorHAnsi" w:eastAsiaTheme="minorEastAsia" w:hAnsiTheme="minorHAnsi"/>
+              <w:noProof/>
+              <w:kern w:val="2"/>
+              <w:sz w:val="24"/>
+              <w:szCs w:val="24"/>
+              <w:lang w:eastAsia="ru-RU"/>
+              <w14:ligatures w14:val="standardContextual"/>
+            </w:rPr>
+          </w:pPr>
+          <w:hyperlink w:anchor="_Toc231215295" w:history="1">
+            <w:r>
+              <w:rPr>
+                <w:rStyle w:val="a6"/>
+                <w:noProof/>
+                <w:lang w:val="en-US"/>
+              </w:rPr>
+              <w:t>“</w:t>
+            </w:r>
+            <w:r>
+              <w:rPr>
+                <w:rStyle w:val="a6"/>
+                <w:noProof/>
+              </w:rPr>
+              <w:t>Этапы Юзабилити тестирования</w:t>
+            </w:r>
+            <w:r>
+              <w:rPr>
+                <w:rStyle w:val="a6"/>
+                <w:noProof/>
+                <w:lang w:val="en-US"/>
+              </w:rPr>
+              <w:t>”</w:t>
+            </w:r>
+            <w:r>
+              <w:rPr>
+                <w:noProof/>
+                <w:webHidden/>
+              </w:rPr>
+              <w:tab/>
+            </w:r>
+            <w:r>
+              <w:rPr>
+                <w:noProof/>
+                <w:webHidden/>
+              </w:rPr>
+              <w:fldChar w:fldCharType="begin"/>
+            </w:r>
+            <w:r>
+              <w:rPr>
+                <w:noProof/>
+                <w:webHidden/>
+              </w:rPr>
+              <w:instrText xml:space="preserve"> PAGEREF _Toc231215295 \h </w:instrText>
+            </w:r>
+            <w:r>
+              <w:rPr>
+                <w:noProof/>
+                <w:webHidden/>
+              </w:rPr>
+            </w:r>
+            <w:r>
+              <w:rPr>
+                <w:noProof/>
+                <w:webHidden/>
+              </w:rPr>
+              <w:fldChar w:fldCharType="separate"/>
+            </w:r>
+            <w:r>
+              <w:rPr>
+                <w:noProof/>
+                <w:webHidden/>
+              </w:rPr>
+              <w:t>14</w:t>
             </w:r>
             <w:r>
               <w:rPr>
@@ -442,7 +1081,7 @@
       <w:pPr>
         <w:pStyle w:val="1"/>
       </w:pPr>
-      <w:bookmarkStart w:id="0" w:name="_Toc225172679"/>
+      <w:bookmarkStart w:id="0" w:name="_Toc231215283"/>
       <w:r>
         <w:lastRenderedPageBreak/>
         <w:t>Лекция 1</w:t>
@@ -453,7 +1092,7 @@
       <w:pPr>
         <w:pStyle w:val="2"/>
       </w:pPr>
-      <w:bookmarkStart w:id="1" w:name="_Toc225172680"/>
+      <w:bookmarkStart w:id="1" w:name="_Toc231215284"/>
       <w:r>
         <w:t>“</w:t>
       </w:r>
@@ -881,7 +1520,7 @@
       <w:pPr>
         <w:pStyle w:val="2"/>
       </w:pPr>
-      <w:bookmarkStart w:id="2" w:name="_Toc225172681"/>
+      <w:bookmarkStart w:id="2" w:name="_Toc231215285"/>
       <w:r>
         <w:t>“</w:t>
       </w:r>
@@ -1085,7 +1724,7 @@
       <w:pPr>
         <w:pStyle w:val="2"/>
       </w:pPr>
-      <w:bookmarkStart w:id="3" w:name="_Toc225172682"/>
+      <w:bookmarkStart w:id="3" w:name="_Toc231215286"/>
       <w:r>
         <w:t>“</w:t>
       </w:r>
@@ -1445,7 +2084,7 @@
       <w:pPr>
         <w:pStyle w:val="1"/>
       </w:pPr>
-      <w:bookmarkStart w:id="4" w:name="_Toc225172683"/>
+      <w:bookmarkStart w:id="4" w:name="_Toc231215287"/>
       <w:r>
         <w:lastRenderedPageBreak/>
         <w:t>Лекция 2</w:t>
@@ -1456,6 +2095,7 @@
       <w:pPr>
         <w:pStyle w:val="2"/>
       </w:pPr>
+      <w:bookmarkStart w:id="5" w:name="_Toc231215288"/>
       <w:r>
         <w:t>“</w:t>
       </w:r>
@@ -1465,6 +2105,7 @@
       <w:r>
         <w:t>”</w:t>
       </w:r>
+      <w:bookmarkEnd w:id="5"/>
     </w:p>
     <w:p/>
     <w:p>
@@ -1623,6 +2264,7 @@
       <w:pPr>
         <w:pStyle w:val="2"/>
       </w:pPr>
+      <w:bookmarkStart w:id="6" w:name="_Toc231215289"/>
       <w:r>
         <w:lastRenderedPageBreak/>
         <w:t>“</w:t>
@@ -1633,6 +2275,7 @@
       <w:r>
         <w:t>”</w:t>
       </w:r>
+      <w:bookmarkEnd w:id="6"/>
     </w:p>
     <w:p/>
     <w:p>
@@ -1684,9 +2327,11 @@
       <w:pPr>
         <w:pStyle w:val="2"/>
       </w:pPr>
+      <w:bookmarkStart w:id="7" w:name="_Toc231215290"/>
       <w:r>
         <w:t>“”</w:t>
       </w:r>
+      <w:bookmarkEnd w:id="7"/>
     </w:p>
     <w:p/>
     <w:p>
@@ -1950,6 +2595,7 @@
       <w:pPr>
         <w:pStyle w:val="2"/>
       </w:pPr>
+      <w:bookmarkStart w:id="8" w:name="_Toc231215291"/>
       <w:r>
         <w:t>“</w:t>
       </w:r>
@@ -1959,6 +2605,7 @@
       <w:r>
         <w:t>”</w:t>
       </w:r>
+      <w:bookmarkEnd w:id="8"/>
     </w:p>
     <w:p/>
     <w:p>
@@ -1995,71 +2642,53 @@
     <w:p>
       <w:pPr>
         <w:pStyle w:val="2"/>
-        <w:rPr>
-          <w:lang w:val="en-US"/>
-        </w:rPr>
-      </w:pPr>
-      <w:r>
-        <w:rPr>
-          <w:lang w:val="en-US"/>
-        </w:rPr>
+      </w:pPr>
+      <w:bookmarkStart w:id="9" w:name="_Toc231215292"/>
+      <w:r>
         <w:t>“</w:t>
       </w:r>
       <w:r>
         <w:t>Количественный анализ интерфейса</w:t>
       </w:r>
       <w:r>
-        <w:rPr>
-          <w:lang w:val="en-US"/>
-        </w:rPr>
         <w:t>”</w:t>
       </w:r>
-    </w:p>
-    <w:p>
-      <w:pPr>
-        <w:rPr>
-          <w:lang w:val="en-US"/>
-        </w:rPr>
-      </w:pPr>
-    </w:p>
+      <w:bookmarkEnd w:id="9"/>
+    </w:p>
+    <w:p/>
     <w:p>
       <w:pPr>
         <w:pStyle w:val="1"/>
       </w:pPr>
+      <w:bookmarkStart w:id="10" w:name="_Toc231215293"/>
       <w:r>
         <w:t>Лекция 3</w:t>
       </w:r>
+      <w:bookmarkEnd w:id="10"/>
     </w:p>
     <w:p/>
     <w:p>
       <w:pPr>
         <w:pStyle w:val="1"/>
       </w:pPr>
+      <w:bookmarkStart w:id="11" w:name="_Toc231215294"/>
       <w:r>
         <w:t>Лекция 4</w:t>
       </w:r>
+      <w:bookmarkEnd w:id="11"/>
     </w:p>
     <w:p>
       <w:pPr>
         <w:ind w:firstLine="0"/>
         <w:jc w:val="center"/>
-        <w:rPr>
-          <w:lang w:val="en-US"/>
-        </w:rPr>
-      </w:pPr>
-      <w:r>
-        <w:rPr>
-          <w:lang w:val="en-US"/>
-        </w:rPr>
+      </w:pPr>
+      <w:r>
         <w:t>“”</w:t>
       </w:r>
     </w:p>
     <w:p>
       <w:pPr>
         <w:ind w:firstLine="0"/>
-        <w:rPr>
-          <w:lang w:val="en-US"/>
-        </w:rPr>
       </w:pPr>
     </w:p>
     <w:p>
@@ -2352,8 +2981,13 @@
       <w:r>
         <w:t>/</w:t>
       </w:r>
-      <w:r>
-        <w:t>видио устройстве. Если проверка выявляет какие-либо трудности, то разработчики должны доработать продукт и повторить тестирование.</w:t>
+      <w:proofErr w:type="spellStart"/>
+      <w:r>
+        <w:t>видио</w:t>
+      </w:r>
+      <w:proofErr w:type="spellEnd"/>
+      <w:r>
+        <w:t xml:space="preserve"> устройстве. Если проверка выявляет какие-либо трудности, то разработчики должны доработать продукт и повторить тестирование.</w:t>
       </w:r>
     </w:p>
     <w:p/>
@@ -2402,18 +3036,10 @@
     </w:p>
     <w:p/>
     <w:p>
-      <w:pPr>
-        <w:rPr>
-          <w:lang w:val="en-US"/>
-        </w:rPr>
-      </w:pPr>
       <w:r>
         <w:t>Виды Юзабилити тестирования</w:t>
       </w:r>
       <w:r>
-        <w:rPr>
-          <w:lang w:val="en-US"/>
-        </w:rPr>
         <w:t>:</w:t>
       </w:r>
     </w:p>
@@ -2422,18 +3048,12 @@
         <w:t xml:space="preserve">1. </w:t>
       </w:r>
       <w:r>
-        <w:rPr>
-          <w:lang w:val="en-US"/>
-        </w:rPr>
         <w:t>“</w:t>
       </w:r>
       <w:r>
         <w:t>Коридорное</w:t>
       </w:r>
       <w:r>
-        <w:rPr>
-          <w:lang w:val="en-US"/>
-        </w:rPr>
         <w:t>”</w:t>
       </w:r>
     </w:p>
@@ -2608,33 +3228,20 @@
     <w:p>
       <w:pPr>
         <w:pStyle w:val="2"/>
-        <w:rPr>
-          <w:lang w:val="en-US"/>
-        </w:rPr>
-      </w:pPr>
-      <w:r>
-        <w:rPr>
-          <w:lang w:val="en-US"/>
-        </w:rPr>
+      </w:pPr>
+      <w:bookmarkStart w:id="12" w:name="_Toc231215295"/>
+      <w:r>
         <w:t>“</w:t>
       </w:r>
       <w:r>
         <w:t>Этапы Юзабилити тестирования</w:t>
       </w:r>
       <w:r>
-        <w:rPr>
-          <w:lang w:val="en-US"/>
-        </w:rPr>
         <w:t>”</w:t>
       </w:r>
-    </w:p>
-    <w:p>
-      <w:pPr>
-        <w:rPr>
-          <w:lang w:val="en-US"/>
-        </w:rPr>
-      </w:pPr>
-    </w:p>
+      <w:bookmarkEnd w:id="12"/>
+    </w:p>
+    <w:p/>
     <w:p>
       <w:r>
         <w:t>1. Определение проблемы.</w:t>
@@ -2781,9 +3388,6 @@
         <w:t xml:space="preserve"> Для теста достаточно 5 респондентов 75</w:t>
       </w:r>
       <w:r>
-        <w:rPr>
-          <w:lang w:val="en-US"/>
-        </w:rPr>
         <w:t>%</w:t>
       </w:r>
       <w:r>
@@ -2848,7 +3452,7 @@
 </file>
 
 <file path=word/numbering.xml><?xml version="1.0" encoding="utf-8"?>
-<w:numbering xmlns:wpc="http://schemas.microsoft.com/office/word/2010/wordprocessingCanvas" xmlns:cx="http://schemas.microsoft.com/office/drawing/2014/chartex" xmlns:cx1="http://schemas.microsoft.com/office/drawing/2015/9/8/chartex" xmlns:cx2="http://schemas.microsoft.com/office/drawing/2015/10/21/chartex" xmlns:cx3="http://schemas.microsoft.com/office/drawing/2016/5/9/chartex" xmlns:cx4="http://schemas.microsoft.com/office/drawing/2016/5/10/chartex" xmlns:cx5="http://schemas.microsoft.com/office/drawing/2016/5/11/chartex" xmlns:cx6="http://schemas.microsoft.com/office/drawing/2016/5/12/chartex" xmlns:cx7="http://schemas.microsoft.com/office/drawing/2016/5/13/chartex" xmlns:cx8="http://schemas.microsoft.com/office/drawing/2016/5/14/chartex" xmlns:mc="http://schemas.openxmlformats.org/markup-compatibility/2006" xmlns:aink="http://schemas.microsoft.com/office/drawing/2016/ink" xmlns:am3d="http://schemas.microsoft.com/office/drawing/2017/model3d" xmlns:o="urn:schemas-microsoft-com:office:office" xmlns:r="http://schemas.openxmlformats.org/officeDocument/2006/relationships" xmlns:m="http://schemas.openxmlformats.org/officeDocument/2006/math" xmlns:v="urn:schemas-microsoft-com:vml" xmlns:wp14="http://schemas.microsoft.com/office/word/2010/wordprocessingDrawing" xmlns:wp="http://schemas.openxmlformats.org/drawingml/2006/wordprocessingDrawing" xmlns:w10="urn:schemas-microsoft-com:office:word" xmlns:w="http://schemas.openxmlformats.org/wordprocessingml/2006/main" xmlns:w14="http://schemas.microsoft.com/office/word/2010/wordml" xmlns:w15="http://schemas.microsoft.com/office/word/2012/wordml" xmlns:w16cex="http://schemas.microsoft.com/office/word/2018/wordml/cex" xmlns:w16cid="http://schemas.microsoft.com/office/word/2016/wordml/cid" xmlns:w16="http://schemas.microsoft.com/office/word/2018/wordml" xmlns:w16sdtdh="http://schemas.microsoft.com/office/word/2020/wordml/sdtdatahash" xmlns:w16se="http://schemas.microsoft.com/office/word/2015/wordml/symex" xmlns:wpg="http://schemas.microsoft.com/office/word/2010/wordprocessingGroup" xmlns:wpi="http://schemas.microsoft.com/office/word/2010/wordprocessingInk" xmlns:wne="http://schemas.microsoft.com/office/word/2006/wordml" xmlns:wps="http://schemas.microsoft.com/office/word/2010/wordprocessingShape" mc:Ignorable="w14 w15 w16se w16cid w16 w16cex w16sdtdh wp14">
+<w:numbering xmlns:wpc="http://schemas.microsoft.com/office/word/2010/wordprocessingCanvas" xmlns:cx="http://schemas.microsoft.com/office/drawing/2014/chartex" xmlns:cx1="http://schemas.microsoft.com/office/drawing/2015/9/8/chartex" xmlns:cx2="http://schemas.microsoft.com/office/drawing/2015/10/21/chartex" xmlns:cx3="http://schemas.microsoft.com/office/drawing/2016/5/9/chartex" xmlns:cx4="http://schemas.microsoft.com/office/drawing/2016/5/10/chartex" xmlns:cx5="http://schemas.microsoft.com/office/drawing/2016/5/11/chartex" xmlns:cx6="http://schemas.microsoft.com/office/drawing/2016/5/12/chartex" xmlns:cx7="http://schemas.microsoft.com/office/drawing/2016/5/13/chartex" xmlns:cx8="http://schemas.microsoft.com/office/drawing/2016/5/14/chartex" xmlns:mc="http://schemas.openxmlformats.org/markup-compatibility/2006" xmlns:aink="http://schemas.microsoft.com/office/drawing/2016/ink" xmlns:am3d="http://schemas.microsoft.com/office/drawing/2017/model3d" xmlns:o="urn:schemas-microsoft-com:office:office" xmlns:oel="http://schemas.microsoft.com/office/2019/extlst" xmlns:r="http://schemas.openxmlformats.org/officeDocument/2006/relationships" xmlns:m="http://schemas.openxmlformats.org/officeDocument/2006/math" xmlns:v="urn:schemas-microsoft-com:vml" xmlns:wp14="http://schemas.microsoft.com/office/word/2010/wordprocessingDrawing" xmlns:wp="http://schemas.openxmlformats.org/drawingml/2006/wordprocessingDrawing" xmlns:w10="urn:schemas-microsoft-com:office:word" xmlns:w="http://schemas.openxmlformats.org/wordprocessingml/2006/main" xmlns:w14="http://schemas.microsoft.com/office/word/2010/wordml" xmlns:w15="http://schemas.microsoft.com/office/word/2012/wordml" xmlns:w16cex="http://schemas.microsoft.com/office/word/2018/wordml/cex" xmlns:w16cid="http://schemas.microsoft.com/office/word/2016/wordml/cid" xmlns:w16="http://schemas.microsoft.com/office/word/2018/wordml" xmlns:w16du="http://schemas.microsoft.com/office/word/2023/wordml/word16du" xmlns:w16sdtdh="http://schemas.microsoft.com/office/word/2020/wordml/sdtdatahash" xmlns:w16sdtfl="http://schemas.microsoft.com/office/word/2024/wordml/sdtformatlock" xmlns:w16se="http://schemas.microsoft.com/office/word/2015/wordml/symex" xmlns:wpg="http://schemas.microsoft.com/office/word/2010/wordprocessingGroup" xmlns:wpi="http://schemas.microsoft.com/office/word/2010/wordprocessingInk" xmlns:wne="http://schemas.microsoft.com/office/word/2006/wordml" xmlns:wps="http://schemas.microsoft.com/office/word/2010/wordprocessingShape" mc:Ignorable="w14 w15 w16se w16cid w16 w16cex w16sdtdh w16sdtfl w16du wp14">
   <w:abstractNum w:abstractNumId="0" w15:restartNumberingAfterBreak="0">
     <w:nsid w:val="0F78318A"/>
     <w:multiLevelType w:val="hybridMultilevel"/>
@@ -4038,50 +4642,50 @@
       </w:pPr>
     </w:lvl>
   </w:abstractNum>
-  <w:num w:numId="1">
+  <w:num w:numId="1" w16cid:durableId="1314137014">
     <w:abstractNumId w:val="12"/>
   </w:num>
-  <w:num w:numId="2">
+  <w:num w:numId="2" w16cid:durableId="399258661">
     <w:abstractNumId w:val="4"/>
   </w:num>
-  <w:num w:numId="3">
+  <w:num w:numId="3" w16cid:durableId="583302170">
     <w:abstractNumId w:val="2"/>
   </w:num>
-  <w:num w:numId="4">
+  <w:num w:numId="4" w16cid:durableId="142895461">
     <w:abstractNumId w:val="1"/>
   </w:num>
-  <w:num w:numId="5">
+  <w:num w:numId="5" w16cid:durableId="1740519240">
     <w:abstractNumId w:val="0"/>
   </w:num>
-  <w:num w:numId="6">
+  <w:num w:numId="6" w16cid:durableId="711197735">
     <w:abstractNumId w:val="5"/>
   </w:num>
-  <w:num w:numId="7">
+  <w:num w:numId="7" w16cid:durableId="2037003373">
     <w:abstractNumId w:val="7"/>
   </w:num>
-  <w:num w:numId="8">
+  <w:num w:numId="8" w16cid:durableId="1422604519">
     <w:abstractNumId w:val="9"/>
   </w:num>
-  <w:num w:numId="9">
+  <w:num w:numId="9" w16cid:durableId="1470660325">
     <w:abstractNumId w:val="8"/>
   </w:num>
-  <w:num w:numId="10">
+  <w:num w:numId="10" w16cid:durableId="1639455022">
     <w:abstractNumId w:val="11"/>
   </w:num>
-  <w:num w:numId="11">
+  <w:num w:numId="11" w16cid:durableId="224990606">
     <w:abstractNumId w:val="3"/>
   </w:num>
-  <w:num w:numId="12">
+  <w:num w:numId="12" w16cid:durableId="277497">
     <w:abstractNumId w:val="6"/>
   </w:num>
-  <w:num w:numId="13">
+  <w:num w:numId="13" w16cid:durableId="1919559817">
     <w:abstractNumId w:val="10"/>
   </w:num>
 </w:numbering>
 </file>
 
 <file path=word/styles.xml><?xml version="1.0" encoding="utf-8"?>
-<w:styles xmlns:mc="http://schemas.openxmlformats.org/markup-compatibility/2006" xmlns:r="http://schemas.openxmlformats.org/officeDocument/2006/relationships" xmlns:w="http://schemas.openxmlformats.org/wordprocessingml/2006/main" xmlns:w14="http://schemas.microsoft.com/office/word/2010/wordml" xmlns:w15="http://schemas.microsoft.com/office/word/2012/wordml" xmlns:w16cex="http://schemas.microsoft.com/office/word/2018/wordml/cex" xmlns:w16cid="http://schemas.microsoft.com/office/word/2016/wordml/cid" xmlns:w16="http://schemas.microsoft.com/office/word/2018/wordml" xmlns:w16sdtdh="http://schemas.microsoft.com/office/word/2020/wordml/sdtdatahash" xmlns:w16se="http://schemas.microsoft.com/office/word/2015/wordml/symex" mc:Ignorable="w14 w15 w16se w16cid w16 w16cex w16sdtdh">
+<w:styles xmlns:mc="http://schemas.openxmlformats.org/markup-compatibility/2006" xmlns:r="http://schemas.openxmlformats.org/officeDocument/2006/relationships" xmlns:w="http://schemas.openxmlformats.org/wordprocessingml/2006/main" xmlns:w14="http://schemas.microsoft.com/office/word/2010/wordml" xmlns:w15="http://schemas.microsoft.com/office/word/2012/wordml" xmlns:w16cex="http://schemas.microsoft.com/office/word/2018/wordml/cex" xmlns:w16cid="http://schemas.microsoft.com/office/word/2016/wordml/cid" xmlns:w16="http://schemas.microsoft.com/office/word/2018/wordml" xmlns:w16du="http://schemas.microsoft.com/office/word/2023/wordml/word16du" xmlns:w16sdtdh="http://schemas.microsoft.com/office/word/2020/wordml/sdtdatahash" xmlns:w16sdtfl="http://schemas.microsoft.com/office/word/2024/wordml/sdtformatlock" xmlns:w16se="http://schemas.microsoft.com/office/word/2015/wordml/symex" mc:Ignorable="w14 w15 w16se w16cid w16 w16cex w16sdtdh w16sdtfl w16du">
   <w:docDefaults>
     <w:rPrDefault>
       <w:rPr>

--- a/Разработка интерфейсов пользавателя/Лекции/Конспект Разработка интерфейсов пользователя.docx
+++ b/Разработка интерфейсов пользавателя/Лекции/Конспект Разработка интерфейсов пользователя.docx
@@ -53,7 +53,7 @@
           <w:r>
             <w:fldChar w:fldCharType="separate"/>
           </w:r>
-          <w:hyperlink w:anchor="_Toc225172679" w:history="1">
+          <w:hyperlink w:anchor="_Toc231222026" w:history="1">
             <w:r>
               <w:rPr>
                 <w:rStyle w:val="a6"/>
@@ -80,7 +80,7 @@
                 <w:noProof/>
                 <w:webHidden/>
               </w:rPr>
-              <w:instrText xml:space="preserve"> PAGEREF _Toc225172679 \h </w:instrText>
+              <w:instrText xml:space="preserve"> PAGEREF _Toc231222026 \h </w:instrText>
             </w:r>
             <w:r>
               <w:rPr>
@@ -124,7 +124,7 @@
               <w:lang w:eastAsia="ru-RU"/>
             </w:rPr>
           </w:pPr>
-          <w:hyperlink w:anchor="_Toc225172680" w:history="1">
+          <w:hyperlink w:anchor="_Toc231222027" w:history="1">
             <w:r>
               <w:rPr>
                 <w:rStyle w:val="a6"/>
@@ -151,7 +151,7 @@
                 <w:noProof/>
                 <w:webHidden/>
               </w:rPr>
-              <w:instrText xml:space="preserve"> PAGEREF _Toc225172680 \h </w:instrText>
+              <w:instrText xml:space="preserve"> PAGEREF _Toc231222027 \h </w:instrText>
             </w:r>
             <w:r>
               <w:rPr>
@@ -195,7 +195,7 @@
               <w:lang w:eastAsia="ru-RU"/>
             </w:rPr>
           </w:pPr>
-          <w:hyperlink w:anchor="_Toc225172681" w:history="1">
+          <w:hyperlink w:anchor="_Toc231222028" w:history="1">
             <w:r>
               <w:rPr>
                 <w:rStyle w:val="a6"/>
@@ -222,7 +222,7 @@
                 <w:noProof/>
                 <w:webHidden/>
               </w:rPr>
-              <w:instrText xml:space="preserve"> PAGEREF _Toc225172681 \h </w:instrText>
+              <w:instrText xml:space="preserve"> PAGEREF _Toc231222028 \h </w:instrText>
             </w:r>
             <w:r>
               <w:rPr>
@@ -266,7 +266,7 @@
               <w:lang w:eastAsia="ru-RU"/>
             </w:rPr>
           </w:pPr>
-          <w:hyperlink w:anchor="_Toc225172682" w:history="1">
+          <w:hyperlink w:anchor="_Toc231222029" w:history="1">
             <w:r>
               <w:rPr>
                 <w:rStyle w:val="a6"/>
@@ -293,7 +293,7 @@
                 <w:noProof/>
                 <w:webHidden/>
               </w:rPr>
-              <w:instrText xml:space="preserve"> PAGEREF _Toc225172682 \h </w:instrText>
+              <w:instrText xml:space="preserve"> PAGEREF _Toc231222029 \h </w:instrText>
             </w:r>
             <w:r>
               <w:rPr>
@@ -314,6 +314,77 @@
                 <w:webHidden/>
               </w:rPr>
               <w:t>5</w:t>
+            </w:r>
+            <w:r>
+              <w:rPr>
+                <w:noProof/>
+                <w:webHidden/>
+              </w:rPr>
+              <w:fldChar w:fldCharType="end"/>
+            </w:r>
+          </w:hyperlink>
+        </w:p>
+        <w:p>
+          <w:pPr>
+            <w:pStyle w:val="11"/>
+            <w:tabs>
+              <w:tab w:val="right" w:leader="dot" w:pos="9345"/>
+            </w:tabs>
+            <w:rPr>
+              <w:rFonts w:asciiTheme="minorHAnsi" w:eastAsiaTheme="minorEastAsia" w:hAnsiTheme="minorHAnsi"/>
+              <w:noProof/>
+              <w:sz w:val="22"/>
+              <w:lang w:eastAsia="ru-RU"/>
+            </w:rPr>
+          </w:pPr>
+          <w:hyperlink w:anchor="_Toc231222030" w:history="1">
+            <w:r>
+              <w:rPr>
+                <w:rStyle w:val="a6"/>
+                <w:noProof/>
+              </w:rPr>
+              <w:t>Лекция 2</w:t>
+            </w:r>
+            <w:r>
+              <w:rPr>
+                <w:noProof/>
+                <w:webHidden/>
+              </w:rPr>
+              <w:tab/>
+            </w:r>
+            <w:r>
+              <w:rPr>
+                <w:noProof/>
+                <w:webHidden/>
+              </w:rPr>
+              <w:fldChar w:fldCharType="begin"/>
+            </w:r>
+            <w:r>
+              <w:rPr>
+                <w:noProof/>
+                <w:webHidden/>
+              </w:rPr>
+              <w:instrText xml:space="preserve"> PAGEREF _Toc231222030 \h </w:instrText>
+            </w:r>
+            <w:r>
+              <w:rPr>
+                <w:noProof/>
+                <w:webHidden/>
+              </w:rPr>
+            </w:r>
+            <w:r>
+              <w:rPr>
+                <w:noProof/>
+                <w:webHidden/>
+              </w:rPr>
+              <w:fldChar w:fldCharType="separate"/>
+            </w:r>
+            <w:r>
+              <w:rPr>
+                <w:noProof/>
+                <w:webHidden/>
+              </w:rPr>
+              <w:t>8</w:t>
             </w:r>
             <w:r>
               <w:rPr>
@@ -337,13 +408,13 @@
               <w:lang w:eastAsia="ru-RU"/>
             </w:rPr>
           </w:pPr>
-          <w:hyperlink w:anchor="_Toc225172683" w:history="1">
+          <w:hyperlink w:anchor="_Toc231222031" w:history="1">
             <w:r>
               <w:rPr>
                 <w:rStyle w:val="a6"/>
                 <w:noProof/>
               </w:rPr>
-              <w:t>Лекция 2</w:t>
+              <w:t>“Критерии человеческих ошибок”</w:t>
             </w:r>
             <w:r>
               <w:rPr>
@@ -364,7 +435,7 @@
                 <w:noProof/>
                 <w:webHidden/>
               </w:rPr>
-              <w:instrText xml:space="preserve"> PAGEREF _Toc225172683 \h </w:instrText>
+              <w:instrText xml:space="preserve"> PAGEREF _Toc231222031 \h </w:instrText>
             </w:r>
             <w:r>
               <w:rPr>
@@ -385,6 +456,1348 @@
                 <w:webHidden/>
               </w:rPr>
               <w:t>8</w:t>
+            </w:r>
+            <w:r>
+              <w:rPr>
+                <w:noProof/>
+                <w:webHidden/>
+              </w:rPr>
+              <w:fldChar w:fldCharType="end"/>
+            </w:r>
+          </w:hyperlink>
+        </w:p>
+        <w:p>
+          <w:pPr>
+            <w:pStyle w:val="21"/>
+            <w:tabs>
+              <w:tab w:val="right" w:leader="dot" w:pos="9345"/>
+            </w:tabs>
+            <w:rPr>
+              <w:rFonts w:asciiTheme="minorHAnsi" w:eastAsiaTheme="minorEastAsia" w:hAnsiTheme="minorHAnsi"/>
+              <w:noProof/>
+              <w:sz w:val="22"/>
+              <w:lang w:eastAsia="ru-RU"/>
+            </w:rPr>
+          </w:pPr>
+          <w:hyperlink w:anchor="_Toc231222032" w:history="1">
+            <w:r>
+              <w:rPr>
+                <w:rStyle w:val="a6"/>
+                <w:noProof/>
+              </w:rPr>
+              <w:t>“Уровни ошибок и обратная связь”</w:t>
+            </w:r>
+            <w:r>
+              <w:rPr>
+                <w:noProof/>
+                <w:webHidden/>
+              </w:rPr>
+              <w:tab/>
+            </w:r>
+            <w:r>
+              <w:rPr>
+                <w:noProof/>
+                <w:webHidden/>
+              </w:rPr>
+              <w:fldChar w:fldCharType="begin"/>
+            </w:r>
+            <w:r>
+              <w:rPr>
+                <w:noProof/>
+                <w:webHidden/>
+              </w:rPr>
+              <w:instrText xml:space="preserve"> PAGEREF _Toc231222032 \h </w:instrText>
+            </w:r>
+            <w:r>
+              <w:rPr>
+                <w:noProof/>
+                <w:webHidden/>
+              </w:rPr>
+            </w:r>
+            <w:r>
+              <w:rPr>
+                <w:noProof/>
+                <w:webHidden/>
+              </w:rPr>
+              <w:fldChar w:fldCharType="separate"/>
+            </w:r>
+            <w:r>
+              <w:rPr>
+                <w:noProof/>
+                <w:webHidden/>
+              </w:rPr>
+              <w:t>9</w:t>
+            </w:r>
+            <w:r>
+              <w:rPr>
+                <w:noProof/>
+                <w:webHidden/>
+              </w:rPr>
+              <w:fldChar w:fldCharType="end"/>
+            </w:r>
+          </w:hyperlink>
+        </w:p>
+        <w:p>
+          <w:pPr>
+            <w:pStyle w:val="21"/>
+            <w:tabs>
+              <w:tab w:val="right" w:leader="dot" w:pos="9345"/>
+            </w:tabs>
+            <w:rPr>
+              <w:rFonts w:asciiTheme="minorHAnsi" w:eastAsiaTheme="minorEastAsia" w:hAnsiTheme="minorHAnsi"/>
+              <w:noProof/>
+              <w:sz w:val="22"/>
+              <w:lang w:eastAsia="ru-RU"/>
+            </w:rPr>
+          </w:pPr>
+          <w:hyperlink w:anchor="_Toc231222033" w:history="1">
+            <w:r>
+              <w:rPr>
+                <w:rStyle w:val="a6"/>
+                <w:noProof/>
+              </w:rPr>
+              <w:t>“”</w:t>
+            </w:r>
+            <w:r>
+              <w:rPr>
+                <w:noProof/>
+                <w:webHidden/>
+              </w:rPr>
+              <w:tab/>
+            </w:r>
+            <w:r>
+              <w:rPr>
+                <w:noProof/>
+                <w:webHidden/>
+              </w:rPr>
+              <w:fldChar w:fldCharType="begin"/>
+            </w:r>
+            <w:r>
+              <w:rPr>
+                <w:noProof/>
+                <w:webHidden/>
+              </w:rPr>
+              <w:instrText xml:space="preserve"> PAGEREF _Toc231222033 \h </w:instrText>
+            </w:r>
+            <w:r>
+              <w:rPr>
+                <w:noProof/>
+                <w:webHidden/>
+              </w:rPr>
+            </w:r>
+            <w:r>
+              <w:rPr>
+                <w:noProof/>
+                <w:webHidden/>
+              </w:rPr>
+              <w:fldChar w:fldCharType="separate"/>
+            </w:r>
+            <w:r>
+              <w:rPr>
+                <w:noProof/>
+                <w:webHidden/>
+              </w:rPr>
+              <w:t>9</w:t>
+            </w:r>
+            <w:r>
+              <w:rPr>
+                <w:noProof/>
+                <w:webHidden/>
+              </w:rPr>
+              <w:fldChar w:fldCharType="end"/>
+            </w:r>
+          </w:hyperlink>
+        </w:p>
+        <w:p>
+          <w:pPr>
+            <w:pStyle w:val="21"/>
+            <w:tabs>
+              <w:tab w:val="right" w:leader="dot" w:pos="9345"/>
+            </w:tabs>
+            <w:rPr>
+              <w:rFonts w:asciiTheme="minorHAnsi" w:eastAsiaTheme="minorEastAsia" w:hAnsiTheme="minorHAnsi"/>
+              <w:noProof/>
+              <w:sz w:val="22"/>
+              <w:lang w:eastAsia="ru-RU"/>
+            </w:rPr>
+          </w:pPr>
+          <w:hyperlink w:anchor="_Toc231222034" w:history="1">
+            <w:r>
+              <w:rPr>
+                <w:rStyle w:val="a6"/>
+                <w:noProof/>
+              </w:rPr>
+              <w:t>“Субъективное удовлетворение пользователей”</w:t>
+            </w:r>
+            <w:r>
+              <w:rPr>
+                <w:noProof/>
+                <w:webHidden/>
+              </w:rPr>
+              <w:tab/>
+            </w:r>
+            <w:r>
+              <w:rPr>
+                <w:noProof/>
+                <w:webHidden/>
+              </w:rPr>
+              <w:fldChar w:fldCharType="begin"/>
+            </w:r>
+            <w:r>
+              <w:rPr>
+                <w:noProof/>
+                <w:webHidden/>
+              </w:rPr>
+              <w:instrText xml:space="preserve"> PAGEREF _Toc231222034 \h </w:instrText>
+            </w:r>
+            <w:r>
+              <w:rPr>
+                <w:noProof/>
+                <w:webHidden/>
+              </w:rPr>
+            </w:r>
+            <w:r>
+              <w:rPr>
+                <w:noProof/>
+                <w:webHidden/>
+              </w:rPr>
+              <w:fldChar w:fldCharType="separate"/>
+            </w:r>
+            <w:r>
+              <w:rPr>
+                <w:noProof/>
+                <w:webHidden/>
+              </w:rPr>
+              <w:t>11</w:t>
+            </w:r>
+            <w:r>
+              <w:rPr>
+                <w:noProof/>
+                <w:webHidden/>
+              </w:rPr>
+              <w:fldChar w:fldCharType="end"/>
+            </w:r>
+          </w:hyperlink>
+        </w:p>
+        <w:p>
+          <w:pPr>
+            <w:pStyle w:val="21"/>
+            <w:tabs>
+              <w:tab w:val="right" w:leader="dot" w:pos="9345"/>
+            </w:tabs>
+            <w:rPr>
+              <w:rFonts w:asciiTheme="minorHAnsi" w:eastAsiaTheme="minorEastAsia" w:hAnsiTheme="minorHAnsi"/>
+              <w:noProof/>
+              <w:sz w:val="22"/>
+              <w:lang w:eastAsia="ru-RU"/>
+            </w:rPr>
+          </w:pPr>
+          <w:hyperlink w:anchor="_Toc231222035" w:history="1">
+            <w:r>
+              <w:rPr>
+                <w:rStyle w:val="a6"/>
+                <w:noProof/>
+              </w:rPr>
+              <w:t>“Количественный анализ интерфейса”</w:t>
+            </w:r>
+            <w:r>
+              <w:rPr>
+                <w:noProof/>
+                <w:webHidden/>
+              </w:rPr>
+              <w:tab/>
+            </w:r>
+            <w:r>
+              <w:rPr>
+                <w:noProof/>
+                <w:webHidden/>
+              </w:rPr>
+              <w:fldChar w:fldCharType="begin"/>
+            </w:r>
+            <w:r>
+              <w:rPr>
+                <w:noProof/>
+                <w:webHidden/>
+              </w:rPr>
+              <w:instrText xml:space="preserve"> PAGEREF _Toc231222035 \h </w:instrText>
+            </w:r>
+            <w:r>
+              <w:rPr>
+                <w:noProof/>
+                <w:webHidden/>
+              </w:rPr>
+            </w:r>
+            <w:r>
+              <w:rPr>
+                <w:noProof/>
+                <w:webHidden/>
+              </w:rPr>
+              <w:fldChar w:fldCharType="separate"/>
+            </w:r>
+            <w:r>
+              <w:rPr>
+                <w:noProof/>
+                <w:webHidden/>
+              </w:rPr>
+              <w:t>11</w:t>
+            </w:r>
+            <w:r>
+              <w:rPr>
+                <w:noProof/>
+                <w:webHidden/>
+              </w:rPr>
+              <w:fldChar w:fldCharType="end"/>
+            </w:r>
+          </w:hyperlink>
+        </w:p>
+        <w:p>
+          <w:pPr>
+            <w:pStyle w:val="11"/>
+            <w:tabs>
+              <w:tab w:val="right" w:leader="dot" w:pos="9345"/>
+            </w:tabs>
+            <w:rPr>
+              <w:rFonts w:asciiTheme="minorHAnsi" w:eastAsiaTheme="minorEastAsia" w:hAnsiTheme="minorHAnsi"/>
+              <w:noProof/>
+              <w:sz w:val="22"/>
+              <w:lang w:eastAsia="ru-RU"/>
+            </w:rPr>
+          </w:pPr>
+          <w:hyperlink w:anchor="_Toc231222036" w:history="1">
+            <w:r>
+              <w:rPr>
+                <w:rStyle w:val="a6"/>
+                <w:noProof/>
+              </w:rPr>
+              <w:t>Лекция 3</w:t>
+            </w:r>
+            <w:r>
+              <w:rPr>
+                <w:noProof/>
+                <w:webHidden/>
+              </w:rPr>
+              <w:tab/>
+            </w:r>
+            <w:r>
+              <w:rPr>
+                <w:noProof/>
+                <w:webHidden/>
+              </w:rPr>
+              <w:fldChar w:fldCharType="begin"/>
+            </w:r>
+            <w:r>
+              <w:rPr>
+                <w:noProof/>
+                <w:webHidden/>
+              </w:rPr>
+              <w:instrText xml:space="preserve"> PAGEREF _Toc231222036 \h </w:instrText>
+            </w:r>
+            <w:r>
+              <w:rPr>
+                <w:noProof/>
+                <w:webHidden/>
+              </w:rPr>
+            </w:r>
+            <w:r>
+              <w:rPr>
+                <w:noProof/>
+                <w:webHidden/>
+              </w:rPr>
+              <w:fldChar w:fldCharType="separate"/>
+            </w:r>
+            <w:r>
+              <w:rPr>
+                <w:noProof/>
+                <w:webHidden/>
+              </w:rPr>
+              <w:t>11</w:t>
+            </w:r>
+            <w:r>
+              <w:rPr>
+                <w:noProof/>
+                <w:webHidden/>
+              </w:rPr>
+              <w:fldChar w:fldCharType="end"/>
+            </w:r>
+          </w:hyperlink>
+        </w:p>
+        <w:p>
+          <w:pPr>
+            <w:pStyle w:val="21"/>
+            <w:tabs>
+              <w:tab w:val="right" w:leader="dot" w:pos="9345"/>
+            </w:tabs>
+            <w:rPr>
+              <w:rFonts w:asciiTheme="minorHAnsi" w:eastAsiaTheme="minorEastAsia" w:hAnsiTheme="minorHAnsi"/>
+              <w:noProof/>
+              <w:sz w:val="22"/>
+              <w:lang w:eastAsia="ru-RU"/>
+            </w:rPr>
+          </w:pPr>
+          <w:hyperlink w:anchor="_Toc231222037" w:history="1">
+            <w:r>
+              <w:rPr>
+                <w:rStyle w:val="a6"/>
+                <w:noProof/>
+                <w:lang w:val="en-US"/>
+              </w:rPr>
+              <w:t>“</w:t>
+            </w:r>
+            <w:r>
+              <w:rPr>
+                <w:rStyle w:val="a6"/>
+                <w:noProof/>
+              </w:rPr>
+              <w:t>Визуальная культура дизайна интерфейсов</w:t>
+            </w:r>
+            <w:r>
+              <w:rPr>
+                <w:rStyle w:val="a6"/>
+                <w:noProof/>
+                <w:lang w:val="en-US"/>
+              </w:rPr>
+              <w:t>”</w:t>
+            </w:r>
+            <w:r>
+              <w:rPr>
+                <w:noProof/>
+                <w:webHidden/>
+              </w:rPr>
+              <w:tab/>
+            </w:r>
+            <w:r>
+              <w:rPr>
+                <w:noProof/>
+                <w:webHidden/>
+              </w:rPr>
+              <w:fldChar w:fldCharType="begin"/>
+            </w:r>
+            <w:r>
+              <w:rPr>
+                <w:noProof/>
+                <w:webHidden/>
+              </w:rPr>
+              <w:instrText xml:space="preserve"> PAGEREF _Toc231222037 \h </w:instrText>
+            </w:r>
+            <w:r>
+              <w:rPr>
+                <w:noProof/>
+                <w:webHidden/>
+              </w:rPr>
+            </w:r>
+            <w:r>
+              <w:rPr>
+                <w:noProof/>
+                <w:webHidden/>
+              </w:rPr>
+              <w:fldChar w:fldCharType="separate"/>
+            </w:r>
+            <w:r>
+              <w:rPr>
+                <w:noProof/>
+                <w:webHidden/>
+              </w:rPr>
+              <w:t>11</w:t>
+            </w:r>
+            <w:r>
+              <w:rPr>
+                <w:noProof/>
+                <w:webHidden/>
+              </w:rPr>
+              <w:fldChar w:fldCharType="end"/>
+            </w:r>
+          </w:hyperlink>
+        </w:p>
+        <w:p>
+          <w:pPr>
+            <w:pStyle w:val="21"/>
+            <w:tabs>
+              <w:tab w:val="right" w:leader="dot" w:pos="9345"/>
+            </w:tabs>
+            <w:rPr>
+              <w:rFonts w:asciiTheme="minorHAnsi" w:eastAsiaTheme="minorEastAsia" w:hAnsiTheme="minorHAnsi"/>
+              <w:noProof/>
+              <w:sz w:val="22"/>
+              <w:lang w:eastAsia="ru-RU"/>
+            </w:rPr>
+          </w:pPr>
+          <w:hyperlink w:anchor="_Toc231222038" w:history="1">
+            <w:r>
+              <w:rPr>
+                <w:rStyle w:val="a6"/>
+                <w:noProof/>
+              </w:rPr>
+              <w:t>“Основные компоненты композиции веб дизайна”</w:t>
+            </w:r>
+            <w:r>
+              <w:rPr>
+                <w:noProof/>
+                <w:webHidden/>
+              </w:rPr>
+              <w:tab/>
+            </w:r>
+            <w:r>
+              <w:rPr>
+                <w:noProof/>
+                <w:webHidden/>
+              </w:rPr>
+              <w:fldChar w:fldCharType="begin"/>
+            </w:r>
+            <w:r>
+              <w:rPr>
+                <w:noProof/>
+                <w:webHidden/>
+              </w:rPr>
+              <w:instrText xml:space="preserve"> PAGEREF _Toc231222038 \h </w:instrText>
+            </w:r>
+            <w:r>
+              <w:rPr>
+                <w:noProof/>
+                <w:webHidden/>
+              </w:rPr>
+            </w:r>
+            <w:r>
+              <w:rPr>
+                <w:noProof/>
+                <w:webHidden/>
+              </w:rPr>
+              <w:fldChar w:fldCharType="separate"/>
+            </w:r>
+            <w:r>
+              <w:rPr>
+                <w:noProof/>
+                <w:webHidden/>
+              </w:rPr>
+              <w:t>12</w:t>
+            </w:r>
+            <w:r>
+              <w:rPr>
+                <w:noProof/>
+                <w:webHidden/>
+              </w:rPr>
+              <w:fldChar w:fldCharType="end"/>
+            </w:r>
+          </w:hyperlink>
+        </w:p>
+        <w:p>
+          <w:pPr>
+            <w:pStyle w:val="21"/>
+            <w:tabs>
+              <w:tab w:val="right" w:leader="dot" w:pos="9345"/>
+            </w:tabs>
+            <w:rPr>
+              <w:rFonts w:asciiTheme="minorHAnsi" w:eastAsiaTheme="minorEastAsia" w:hAnsiTheme="minorHAnsi"/>
+              <w:noProof/>
+              <w:sz w:val="22"/>
+              <w:lang w:eastAsia="ru-RU"/>
+            </w:rPr>
+          </w:pPr>
+          <w:hyperlink w:anchor="_Toc231222039" w:history="1">
+            <w:r>
+              <w:rPr>
+                <w:rStyle w:val="a6"/>
+                <w:noProof/>
+              </w:rPr>
+              <w:t>“Принципы организации визуальных элементов интерфейса”</w:t>
+            </w:r>
+            <w:r>
+              <w:rPr>
+                <w:noProof/>
+                <w:webHidden/>
+              </w:rPr>
+              <w:tab/>
+            </w:r>
+            <w:r>
+              <w:rPr>
+                <w:noProof/>
+                <w:webHidden/>
+              </w:rPr>
+              <w:fldChar w:fldCharType="begin"/>
+            </w:r>
+            <w:r>
+              <w:rPr>
+                <w:noProof/>
+                <w:webHidden/>
+              </w:rPr>
+              <w:instrText xml:space="preserve"> PAGEREF _Toc231222039 \h </w:instrText>
+            </w:r>
+            <w:r>
+              <w:rPr>
+                <w:noProof/>
+                <w:webHidden/>
+              </w:rPr>
+            </w:r>
+            <w:r>
+              <w:rPr>
+                <w:noProof/>
+                <w:webHidden/>
+              </w:rPr>
+              <w:fldChar w:fldCharType="separate"/>
+            </w:r>
+            <w:r>
+              <w:rPr>
+                <w:noProof/>
+                <w:webHidden/>
+              </w:rPr>
+              <w:t>13</w:t>
+            </w:r>
+            <w:r>
+              <w:rPr>
+                <w:noProof/>
+                <w:webHidden/>
+              </w:rPr>
+              <w:fldChar w:fldCharType="end"/>
+            </w:r>
+          </w:hyperlink>
+        </w:p>
+        <w:p>
+          <w:pPr>
+            <w:pStyle w:val="21"/>
+            <w:tabs>
+              <w:tab w:val="right" w:leader="dot" w:pos="9345"/>
+            </w:tabs>
+            <w:rPr>
+              <w:rFonts w:asciiTheme="minorHAnsi" w:eastAsiaTheme="minorEastAsia" w:hAnsiTheme="minorHAnsi"/>
+              <w:noProof/>
+              <w:sz w:val="22"/>
+              <w:lang w:eastAsia="ru-RU"/>
+            </w:rPr>
+          </w:pPr>
+          <w:hyperlink w:anchor="_Toc231222040" w:history="1">
+            <w:r>
+              <w:rPr>
+                <w:rStyle w:val="a6"/>
+                <w:noProof/>
+                <w:lang w:val="en-US"/>
+              </w:rPr>
+              <w:t>“</w:t>
+            </w:r>
+            <w:r>
+              <w:rPr>
+                <w:rStyle w:val="a6"/>
+                <w:noProof/>
+              </w:rPr>
+              <w:t>Про цвет</w:t>
+            </w:r>
+            <w:r>
+              <w:rPr>
+                <w:rStyle w:val="a6"/>
+                <w:noProof/>
+                <w:lang w:val="en-US"/>
+              </w:rPr>
+              <w:t>”</w:t>
+            </w:r>
+            <w:r>
+              <w:rPr>
+                <w:noProof/>
+                <w:webHidden/>
+              </w:rPr>
+              <w:tab/>
+            </w:r>
+            <w:r>
+              <w:rPr>
+                <w:noProof/>
+                <w:webHidden/>
+              </w:rPr>
+              <w:fldChar w:fldCharType="begin"/>
+            </w:r>
+            <w:r>
+              <w:rPr>
+                <w:noProof/>
+                <w:webHidden/>
+              </w:rPr>
+              <w:instrText xml:space="preserve"> PAGEREF _Toc231222040 \h </w:instrText>
+            </w:r>
+            <w:r>
+              <w:rPr>
+                <w:noProof/>
+                <w:webHidden/>
+              </w:rPr>
+            </w:r>
+            <w:r>
+              <w:rPr>
+                <w:noProof/>
+                <w:webHidden/>
+              </w:rPr>
+              <w:fldChar w:fldCharType="separate"/>
+            </w:r>
+            <w:r>
+              <w:rPr>
+                <w:noProof/>
+                <w:webHidden/>
+              </w:rPr>
+              <w:t>14</w:t>
+            </w:r>
+            <w:r>
+              <w:rPr>
+                <w:noProof/>
+                <w:webHidden/>
+              </w:rPr>
+              <w:fldChar w:fldCharType="end"/>
+            </w:r>
+          </w:hyperlink>
+        </w:p>
+        <w:p>
+          <w:pPr>
+            <w:pStyle w:val="21"/>
+            <w:tabs>
+              <w:tab w:val="right" w:leader="dot" w:pos="9345"/>
+            </w:tabs>
+            <w:rPr>
+              <w:rFonts w:asciiTheme="minorHAnsi" w:eastAsiaTheme="minorEastAsia" w:hAnsiTheme="minorHAnsi"/>
+              <w:noProof/>
+              <w:sz w:val="22"/>
+              <w:lang w:eastAsia="ru-RU"/>
+            </w:rPr>
+          </w:pPr>
+          <w:hyperlink w:anchor="_Toc231222041" w:history="1">
+            <w:r>
+              <w:rPr>
+                <w:rStyle w:val="a6"/>
+                <w:noProof/>
+                <w:lang w:val="en-US"/>
+              </w:rPr>
+              <w:t>“</w:t>
+            </w:r>
+            <w:r>
+              <w:rPr>
+                <w:rStyle w:val="a6"/>
+                <w:noProof/>
+              </w:rPr>
+              <w:t>Шрифт</w:t>
+            </w:r>
+            <w:r>
+              <w:rPr>
+                <w:rStyle w:val="a6"/>
+                <w:noProof/>
+                <w:lang w:val="en-US"/>
+              </w:rPr>
+              <w:t>”</w:t>
+            </w:r>
+            <w:r>
+              <w:rPr>
+                <w:noProof/>
+                <w:webHidden/>
+              </w:rPr>
+              <w:tab/>
+            </w:r>
+            <w:r>
+              <w:rPr>
+                <w:noProof/>
+                <w:webHidden/>
+              </w:rPr>
+              <w:fldChar w:fldCharType="begin"/>
+            </w:r>
+            <w:r>
+              <w:rPr>
+                <w:noProof/>
+                <w:webHidden/>
+              </w:rPr>
+              <w:instrText xml:space="preserve"> PAGEREF _Toc231222041 \h </w:instrText>
+            </w:r>
+            <w:r>
+              <w:rPr>
+                <w:noProof/>
+                <w:webHidden/>
+              </w:rPr>
+            </w:r>
+            <w:r>
+              <w:rPr>
+                <w:noProof/>
+                <w:webHidden/>
+              </w:rPr>
+              <w:fldChar w:fldCharType="separate"/>
+            </w:r>
+            <w:r>
+              <w:rPr>
+                <w:noProof/>
+                <w:webHidden/>
+              </w:rPr>
+              <w:t>14</w:t>
+            </w:r>
+            <w:r>
+              <w:rPr>
+                <w:noProof/>
+                <w:webHidden/>
+              </w:rPr>
+              <w:fldChar w:fldCharType="end"/>
+            </w:r>
+          </w:hyperlink>
+        </w:p>
+        <w:p>
+          <w:pPr>
+            <w:pStyle w:val="21"/>
+            <w:tabs>
+              <w:tab w:val="right" w:leader="dot" w:pos="9345"/>
+            </w:tabs>
+            <w:rPr>
+              <w:rFonts w:asciiTheme="minorHAnsi" w:eastAsiaTheme="minorEastAsia" w:hAnsiTheme="minorHAnsi"/>
+              <w:noProof/>
+              <w:sz w:val="22"/>
+              <w:lang w:eastAsia="ru-RU"/>
+            </w:rPr>
+          </w:pPr>
+          <w:hyperlink w:anchor="_Toc231222042" w:history="1">
+            <w:r>
+              <w:rPr>
+                <w:rStyle w:val="a6"/>
+                <w:noProof/>
+                <w:lang w:val="en-US"/>
+              </w:rPr>
+              <w:t>“</w:t>
+            </w:r>
+            <w:r>
+              <w:rPr>
+                <w:rStyle w:val="a6"/>
+                <w:noProof/>
+              </w:rPr>
+              <w:t>Группирование визуальных элементов</w:t>
+            </w:r>
+            <w:r>
+              <w:rPr>
+                <w:rStyle w:val="a6"/>
+                <w:noProof/>
+                <w:lang w:val="en-US"/>
+              </w:rPr>
+              <w:t>”</w:t>
+            </w:r>
+            <w:r>
+              <w:rPr>
+                <w:noProof/>
+                <w:webHidden/>
+              </w:rPr>
+              <w:tab/>
+            </w:r>
+            <w:r>
+              <w:rPr>
+                <w:noProof/>
+                <w:webHidden/>
+              </w:rPr>
+              <w:fldChar w:fldCharType="begin"/>
+            </w:r>
+            <w:r>
+              <w:rPr>
+                <w:noProof/>
+                <w:webHidden/>
+              </w:rPr>
+              <w:instrText xml:space="preserve"> PAGEREF _Toc231222042 \h </w:instrText>
+            </w:r>
+            <w:r>
+              <w:rPr>
+                <w:noProof/>
+                <w:webHidden/>
+              </w:rPr>
+            </w:r>
+            <w:r>
+              <w:rPr>
+                <w:noProof/>
+                <w:webHidden/>
+              </w:rPr>
+              <w:fldChar w:fldCharType="separate"/>
+            </w:r>
+            <w:r>
+              <w:rPr>
+                <w:noProof/>
+                <w:webHidden/>
+              </w:rPr>
+              <w:t>15</w:t>
+            </w:r>
+            <w:r>
+              <w:rPr>
+                <w:noProof/>
+                <w:webHidden/>
+              </w:rPr>
+              <w:fldChar w:fldCharType="end"/>
+            </w:r>
+          </w:hyperlink>
+        </w:p>
+        <w:p>
+          <w:pPr>
+            <w:pStyle w:val="21"/>
+            <w:tabs>
+              <w:tab w:val="right" w:leader="dot" w:pos="9345"/>
+            </w:tabs>
+            <w:rPr>
+              <w:rFonts w:asciiTheme="minorHAnsi" w:eastAsiaTheme="minorEastAsia" w:hAnsiTheme="minorHAnsi"/>
+              <w:noProof/>
+              <w:sz w:val="22"/>
+              <w:lang w:eastAsia="ru-RU"/>
+            </w:rPr>
+          </w:pPr>
+          <w:hyperlink w:anchor="_Toc231222043" w:history="1">
+            <w:r>
+              <w:rPr>
+                <w:rStyle w:val="a6"/>
+                <w:noProof/>
+              </w:rPr>
+              <w:t>“Визуализация операций выбора”</w:t>
+            </w:r>
+            <w:r>
+              <w:rPr>
+                <w:noProof/>
+                <w:webHidden/>
+              </w:rPr>
+              <w:tab/>
+            </w:r>
+            <w:r>
+              <w:rPr>
+                <w:noProof/>
+                <w:webHidden/>
+              </w:rPr>
+              <w:fldChar w:fldCharType="begin"/>
+            </w:r>
+            <w:r>
+              <w:rPr>
+                <w:noProof/>
+                <w:webHidden/>
+              </w:rPr>
+              <w:instrText xml:space="preserve"> PAGEREF _Toc231222043 \h </w:instrText>
+            </w:r>
+            <w:r>
+              <w:rPr>
+                <w:noProof/>
+                <w:webHidden/>
+              </w:rPr>
+            </w:r>
+            <w:r>
+              <w:rPr>
+                <w:noProof/>
+                <w:webHidden/>
+              </w:rPr>
+              <w:fldChar w:fldCharType="separate"/>
+            </w:r>
+            <w:r>
+              <w:rPr>
+                <w:noProof/>
+                <w:webHidden/>
+              </w:rPr>
+              <w:t>15</w:t>
+            </w:r>
+            <w:r>
+              <w:rPr>
+                <w:noProof/>
+                <w:webHidden/>
+              </w:rPr>
+              <w:fldChar w:fldCharType="end"/>
+            </w:r>
+          </w:hyperlink>
+        </w:p>
+        <w:p>
+          <w:pPr>
+            <w:pStyle w:val="21"/>
+            <w:tabs>
+              <w:tab w:val="right" w:leader="dot" w:pos="9345"/>
+            </w:tabs>
+            <w:rPr>
+              <w:rFonts w:asciiTheme="minorHAnsi" w:eastAsiaTheme="minorEastAsia" w:hAnsiTheme="minorHAnsi"/>
+              <w:noProof/>
+              <w:sz w:val="22"/>
+              <w:lang w:eastAsia="ru-RU"/>
+            </w:rPr>
+          </w:pPr>
+          <w:hyperlink w:anchor="_Toc231222044" w:history="1">
+            <w:r>
+              <w:rPr>
+                <w:rStyle w:val="a6"/>
+                <w:noProof/>
+              </w:rPr>
+              <w:t>“Анимация”</w:t>
+            </w:r>
+            <w:r>
+              <w:rPr>
+                <w:noProof/>
+                <w:webHidden/>
+              </w:rPr>
+              <w:tab/>
+            </w:r>
+            <w:r>
+              <w:rPr>
+                <w:noProof/>
+                <w:webHidden/>
+              </w:rPr>
+              <w:fldChar w:fldCharType="begin"/>
+            </w:r>
+            <w:r>
+              <w:rPr>
+                <w:noProof/>
+                <w:webHidden/>
+              </w:rPr>
+              <w:instrText xml:space="preserve"> PAGEREF _Toc231222044 \h </w:instrText>
+            </w:r>
+            <w:r>
+              <w:rPr>
+                <w:noProof/>
+                <w:webHidden/>
+              </w:rPr>
+            </w:r>
+            <w:r>
+              <w:rPr>
+                <w:noProof/>
+                <w:webHidden/>
+              </w:rPr>
+              <w:fldChar w:fldCharType="separate"/>
+            </w:r>
+            <w:r>
+              <w:rPr>
+                <w:noProof/>
+                <w:webHidden/>
+              </w:rPr>
+              <w:t>15</w:t>
+            </w:r>
+            <w:r>
+              <w:rPr>
+                <w:noProof/>
+                <w:webHidden/>
+              </w:rPr>
+              <w:fldChar w:fldCharType="end"/>
+            </w:r>
+          </w:hyperlink>
+        </w:p>
+        <w:p>
+          <w:pPr>
+            <w:pStyle w:val="11"/>
+            <w:tabs>
+              <w:tab w:val="right" w:leader="dot" w:pos="9345"/>
+            </w:tabs>
+            <w:rPr>
+              <w:rFonts w:asciiTheme="minorHAnsi" w:eastAsiaTheme="minorEastAsia" w:hAnsiTheme="minorHAnsi"/>
+              <w:noProof/>
+              <w:sz w:val="22"/>
+              <w:lang w:eastAsia="ru-RU"/>
+            </w:rPr>
+          </w:pPr>
+          <w:hyperlink w:anchor="_Toc231222045" w:history="1">
+            <w:r>
+              <w:rPr>
+                <w:rStyle w:val="a6"/>
+                <w:noProof/>
+              </w:rPr>
+              <w:t>Лекция 4</w:t>
+            </w:r>
+            <w:r>
+              <w:rPr>
+                <w:noProof/>
+                <w:webHidden/>
+              </w:rPr>
+              <w:tab/>
+            </w:r>
+            <w:r>
+              <w:rPr>
+                <w:noProof/>
+                <w:webHidden/>
+              </w:rPr>
+              <w:fldChar w:fldCharType="begin"/>
+            </w:r>
+            <w:r>
+              <w:rPr>
+                <w:noProof/>
+                <w:webHidden/>
+              </w:rPr>
+              <w:instrText xml:space="preserve"> PAGEREF _Toc231222045 \h </w:instrText>
+            </w:r>
+            <w:r>
+              <w:rPr>
+                <w:noProof/>
+                <w:webHidden/>
+              </w:rPr>
+            </w:r>
+            <w:r>
+              <w:rPr>
+                <w:noProof/>
+                <w:webHidden/>
+              </w:rPr>
+              <w:fldChar w:fldCharType="separate"/>
+            </w:r>
+            <w:r>
+              <w:rPr>
+                <w:noProof/>
+                <w:webHidden/>
+              </w:rPr>
+              <w:t>16</w:t>
+            </w:r>
+            <w:r>
+              <w:rPr>
+                <w:noProof/>
+                <w:webHidden/>
+              </w:rPr>
+              <w:fldChar w:fldCharType="end"/>
+            </w:r>
+          </w:hyperlink>
+        </w:p>
+        <w:p>
+          <w:pPr>
+            <w:pStyle w:val="21"/>
+            <w:tabs>
+              <w:tab w:val="right" w:leader="dot" w:pos="9345"/>
+            </w:tabs>
+            <w:rPr>
+              <w:rFonts w:asciiTheme="minorHAnsi" w:eastAsiaTheme="minorEastAsia" w:hAnsiTheme="minorHAnsi"/>
+              <w:noProof/>
+              <w:sz w:val="22"/>
+              <w:lang w:eastAsia="ru-RU"/>
+            </w:rPr>
+          </w:pPr>
+          <w:hyperlink w:anchor="_Toc231222046" w:history="1">
+            <w:r>
+              <w:rPr>
+                <w:rStyle w:val="a6"/>
+                <w:noProof/>
+              </w:rPr>
+              <w:t>“Этапы Юзабилити тестирования”</w:t>
+            </w:r>
+            <w:r>
+              <w:rPr>
+                <w:noProof/>
+                <w:webHidden/>
+              </w:rPr>
+              <w:tab/>
+            </w:r>
+            <w:r>
+              <w:rPr>
+                <w:noProof/>
+                <w:webHidden/>
+              </w:rPr>
+              <w:fldChar w:fldCharType="begin"/>
+            </w:r>
+            <w:r>
+              <w:rPr>
+                <w:noProof/>
+                <w:webHidden/>
+              </w:rPr>
+              <w:instrText xml:space="preserve"> PAGEREF _Toc231222046 \h </w:instrText>
+            </w:r>
+            <w:r>
+              <w:rPr>
+                <w:noProof/>
+                <w:webHidden/>
+              </w:rPr>
+            </w:r>
+            <w:r>
+              <w:rPr>
+                <w:noProof/>
+                <w:webHidden/>
+              </w:rPr>
+              <w:fldChar w:fldCharType="separate"/>
+            </w:r>
+            <w:r>
+              <w:rPr>
+                <w:noProof/>
+                <w:webHidden/>
+              </w:rPr>
+              <w:t>19</w:t>
+            </w:r>
+            <w:r>
+              <w:rPr>
+                <w:noProof/>
+                <w:webHidden/>
+              </w:rPr>
+              <w:fldChar w:fldCharType="end"/>
+            </w:r>
+          </w:hyperlink>
+        </w:p>
+        <w:p>
+          <w:pPr>
+            <w:pStyle w:val="11"/>
+            <w:tabs>
+              <w:tab w:val="right" w:leader="dot" w:pos="9345"/>
+            </w:tabs>
+            <w:rPr>
+              <w:rFonts w:asciiTheme="minorHAnsi" w:eastAsiaTheme="minorEastAsia" w:hAnsiTheme="minorHAnsi"/>
+              <w:noProof/>
+              <w:sz w:val="22"/>
+              <w:lang w:eastAsia="ru-RU"/>
+            </w:rPr>
+          </w:pPr>
+          <w:hyperlink w:anchor="_Toc231222047" w:history="1">
+            <w:r>
+              <w:rPr>
+                <w:rStyle w:val="a6"/>
+                <w:noProof/>
+              </w:rPr>
+              <w:t>Лекция 5</w:t>
+            </w:r>
+            <w:r>
+              <w:rPr>
+                <w:noProof/>
+                <w:webHidden/>
+              </w:rPr>
+              <w:tab/>
+            </w:r>
+            <w:r>
+              <w:rPr>
+                <w:noProof/>
+                <w:webHidden/>
+              </w:rPr>
+              <w:fldChar w:fldCharType="begin"/>
+            </w:r>
+            <w:r>
+              <w:rPr>
+                <w:noProof/>
+                <w:webHidden/>
+              </w:rPr>
+              <w:instrText xml:space="preserve"> PAGEREF _Toc231222047 \h </w:instrText>
+            </w:r>
+            <w:r>
+              <w:rPr>
+                <w:noProof/>
+                <w:webHidden/>
+              </w:rPr>
+            </w:r>
+            <w:r>
+              <w:rPr>
+                <w:noProof/>
+                <w:webHidden/>
+              </w:rPr>
+              <w:fldChar w:fldCharType="separate"/>
+            </w:r>
+            <w:r>
+              <w:rPr>
+                <w:noProof/>
+                <w:webHidden/>
+              </w:rPr>
+              <w:t>20</w:t>
+            </w:r>
+            <w:r>
+              <w:rPr>
+                <w:noProof/>
+                <w:webHidden/>
+              </w:rPr>
+              <w:fldChar w:fldCharType="end"/>
+            </w:r>
+          </w:hyperlink>
+        </w:p>
+        <w:p>
+          <w:pPr>
+            <w:pStyle w:val="21"/>
+            <w:tabs>
+              <w:tab w:val="right" w:leader="dot" w:pos="9345"/>
+            </w:tabs>
+            <w:rPr>
+              <w:rFonts w:asciiTheme="minorHAnsi" w:eastAsiaTheme="minorEastAsia" w:hAnsiTheme="minorHAnsi"/>
+              <w:noProof/>
+              <w:sz w:val="22"/>
+              <w:lang w:eastAsia="ru-RU"/>
+            </w:rPr>
+          </w:pPr>
+          <w:hyperlink w:anchor="_Toc231222048" w:history="1">
+            <w:r>
+              <w:rPr>
+                <w:rStyle w:val="a6"/>
+                <w:noProof/>
+              </w:rPr>
+              <w:t>“Продолжение предыдущей лекции?”</w:t>
+            </w:r>
+            <w:r>
+              <w:rPr>
+                <w:noProof/>
+                <w:webHidden/>
+              </w:rPr>
+              <w:tab/>
+            </w:r>
+            <w:r>
+              <w:rPr>
+                <w:noProof/>
+                <w:webHidden/>
+              </w:rPr>
+              <w:fldChar w:fldCharType="begin"/>
+            </w:r>
+            <w:r>
+              <w:rPr>
+                <w:noProof/>
+                <w:webHidden/>
+              </w:rPr>
+              <w:instrText xml:space="preserve"> PAGEREF _Toc231222048 \h </w:instrText>
+            </w:r>
+            <w:r>
+              <w:rPr>
+                <w:noProof/>
+                <w:webHidden/>
+              </w:rPr>
+            </w:r>
+            <w:r>
+              <w:rPr>
+                <w:noProof/>
+                <w:webHidden/>
+              </w:rPr>
+              <w:fldChar w:fldCharType="separate"/>
+            </w:r>
+            <w:r>
+              <w:rPr>
+                <w:noProof/>
+                <w:webHidden/>
+              </w:rPr>
+              <w:t>20</w:t>
+            </w:r>
+            <w:r>
+              <w:rPr>
+                <w:noProof/>
+                <w:webHidden/>
+              </w:rPr>
+              <w:fldChar w:fldCharType="end"/>
+            </w:r>
+          </w:hyperlink>
+        </w:p>
+        <w:p>
+          <w:pPr>
+            <w:pStyle w:val="21"/>
+            <w:tabs>
+              <w:tab w:val="right" w:leader="dot" w:pos="9345"/>
+            </w:tabs>
+            <w:rPr>
+              <w:rFonts w:asciiTheme="minorHAnsi" w:eastAsiaTheme="minorEastAsia" w:hAnsiTheme="minorHAnsi"/>
+              <w:noProof/>
+              <w:sz w:val="22"/>
+              <w:lang w:eastAsia="ru-RU"/>
+            </w:rPr>
+          </w:pPr>
+          <w:hyperlink w:anchor="_Toc231222049" w:history="1">
+            <w:r>
+              <w:rPr>
+                <w:rStyle w:val="a6"/>
+                <w:noProof/>
+              </w:rPr>
+              <w:t>“Ошибки которые выявляются при проверке юзабилити”</w:t>
+            </w:r>
+            <w:r>
+              <w:rPr>
+                <w:noProof/>
+                <w:webHidden/>
+              </w:rPr>
+              <w:tab/>
+            </w:r>
+            <w:r>
+              <w:rPr>
+                <w:noProof/>
+                <w:webHidden/>
+              </w:rPr>
+              <w:fldChar w:fldCharType="begin"/>
+            </w:r>
+            <w:r>
+              <w:rPr>
+                <w:noProof/>
+                <w:webHidden/>
+              </w:rPr>
+              <w:instrText xml:space="preserve"> PAGEREF _Toc231222049 \h </w:instrText>
+            </w:r>
+            <w:r>
+              <w:rPr>
+                <w:noProof/>
+                <w:webHidden/>
+              </w:rPr>
+            </w:r>
+            <w:r>
+              <w:rPr>
+                <w:noProof/>
+                <w:webHidden/>
+              </w:rPr>
+              <w:fldChar w:fldCharType="separate"/>
+            </w:r>
+            <w:r>
+              <w:rPr>
+                <w:noProof/>
+                <w:webHidden/>
+              </w:rPr>
+              <w:t>20</w:t>
             </w:r>
             <w:r>
               <w:rPr>
@@ -404,6 +1817,7 @@
               <w:b/>
               <w:bCs/>
             </w:rPr>
+            <w:lastRenderedPageBreak/>
             <w:fldChar w:fldCharType="end"/>
           </w:r>
         </w:p>
@@ -411,40 +1825,10 @@
     </w:sdt>
     <w:p>
       <w:pPr>
-        <w:spacing w:after="160" w:line="259" w:lineRule="auto"/>
-        <w:ind w:firstLine="0"/>
-        <w:rPr>
-          <w:rFonts w:eastAsiaTheme="majorEastAsia" w:cstheme="majorBidi"/>
-          <w:spacing w:val="-10"/>
-          <w:kern w:val="28"/>
-          <w:sz w:val="36"/>
-          <w:szCs w:val="56"/>
-        </w:rPr>
-      </w:pPr>
-    </w:p>
-    <w:p>
-      <w:pPr>
-        <w:spacing w:after="160" w:line="259" w:lineRule="auto"/>
-        <w:ind w:firstLine="0"/>
-        <w:rPr>
-          <w:rFonts w:eastAsiaTheme="majorEastAsia" w:cstheme="majorBidi"/>
-          <w:spacing w:val="-10"/>
-          <w:kern w:val="28"/>
-          <w:sz w:val="36"/>
-          <w:szCs w:val="56"/>
-        </w:rPr>
-      </w:pPr>
-      <w:r>
-        <w:br w:type="page"/>
-      </w:r>
-    </w:p>
-    <w:p>
-      <w:pPr>
         <w:pStyle w:val="1"/>
       </w:pPr>
-      <w:bookmarkStart w:id="0" w:name="_Toc225172679"/>
-      <w:r>
-        <w:lastRenderedPageBreak/>
+      <w:bookmarkStart w:id="0" w:name="_Toc231222026"/>
+      <w:r>
         <w:t>Лекция 1</w:t>
       </w:r>
       <w:bookmarkEnd w:id="0"/>
@@ -453,7 +1837,7 @@
       <w:pPr>
         <w:pStyle w:val="2"/>
       </w:pPr>
-      <w:bookmarkStart w:id="1" w:name="_Toc225172680"/>
+      <w:bookmarkStart w:id="1" w:name="_Toc231222027"/>
       <w:r>
         <w:t>“</w:t>
       </w:r>
@@ -596,6 +1980,7 @@
     </w:p>
     <w:p>
       <w:r>
+        <w:lastRenderedPageBreak/>
         <w:t>3. Естественный языковой интерфейс (</w:t>
       </w:r>
       <w:r>
@@ -617,11 +2002,7 @@
         <w:t xml:space="preserve"> </w:t>
       </w:r>
       <w:r>
-        <w:t xml:space="preserve">пользователь разговаривает с программой понятным ему языком. Наиболее приближен к </w:t>
-      </w:r>
-      <w:r>
-        <w:lastRenderedPageBreak/>
-        <w:t xml:space="preserve">человеческой форме общения, компьютер находит команды по анализу человеческой речи и находит ключевые фразы. </w:t>
+        <w:t xml:space="preserve">пользователь разговаривает с программой понятным ему языком. Наиболее приближен к человеческой форме общения, компьютер находит команды по анализу человеческой речи и находит ключевые фразы. </w:t>
       </w:r>
     </w:p>
     <w:p>
@@ -815,6 +2196,7 @@
         </w:numPr>
       </w:pPr>
       <w:r>
+        <w:lastRenderedPageBreak/>
         <w:t xml:space="preserve">Масштабируемость - легко расширять приложения при </w:t>
       </w:r>
       <w:r>
@@ -836,7 +2218,6 @@
         </w:numPr>
       </w:pPr>
       <w:r>
-        <w:lastRenderedPageBreak/>
         <w:t>Адаптивность к действиям пользователя - приложение должно допускать ввод команд множеством разных способов и много вариативность доступа к функциям.</w:t>
       </w:r>
     </w:p>
@@ -881,7 +2262,7 @@
       <w:pPr>
         <w:pStyle w:val="2"/>
       </w:pPr>
-      <w:bookmarkStart w:id="2" w:name="_Toc225172681"/>
+      <w:bookmarkStart w:id="2" w:name="_Toc231222028"/>
       <w:r>
         <w:t>“</w:t>
       </w:r>
@@ -927,7 +2308,11 @@
     </w:p>
     <w:p>
       <w:r>
-        <w:t>Эргономичность является количественной характеристикой описывающей количество затраченных сил для работы с сайтом, а Юзабилити качественной сумму умственных усилий требующихся от пользователя, для выполнения задач, а также общую степень удобства пользования.</w:t>
+        <w:t xml:space="preserve">Эргономичность является количественной характеристикой описывающей количество затраченных сил для работы с сайтом, а Юзабилити </w:t>
+      </w:r>
+      <w:r>
+        <w:lastRenderedPageBreak/>
+        <w:t>качественной сумму умственных усилий требующихся от пользователя, для выполнения задач, а также общую степень удобства пользования.</w:t>
       </w:r>
     </w:p>
     <w:p>
@@ -937,7 +2322,6 @@
         </w:rPr>
       </w:pPr>
       <w:r>
-        <w:lastRenderedPageBreak/>
         <w:t>Важные аспекты Юзабилити</w:t>
       </w:r>
       <w:r>
@@ -1085,7 +2469,7 @@
       <w:pPr>
         <w:pStyle w:val="2"/>
       </w:pPr>
-      <w:bookmarkStart w:id="3" w:name="_Toc225172682"/>
+      <w:bookmarkStart w:id="3" w:name="_Toc231222029"/>
       <w:r>
         <w:t>“</w:t>
       </w:r>
@@ -1100,6 +2484,7 @@
     <w:p/>
     <w:p>
       <w:r>
+        <w:lastRenderedPageBreak/>
         <w:t>Основные критерии качества любого интерфейса</w:t>
       </w:r>
       <w:r>
@@ -1130,7 +2515,6 @@
         </w:numPr>
       </w:pPr>
       <w:r>
-        <w:lastRenderedPageBreak/>
         <w:t>Количество человеческих ошибок</w:t>
       </w:r>
     </w:p>
@@ -1388,15 +2772,7 @@
         <w:t>.</w:t>
       </w:r>
       <w:r>
-        <w:t xml:space="preserve"> </w:t>
-      </w:r>
-      <w:proofErr w:type="gramStart"/>
-      <w:r>
-        <w:t>Для продолжение</w:t>
-      </w:r>
-      <w:proofErr w:type="gramEnd"/>
-      <w:r>
-        <w:t xml:space="preserve"> работы пользователь обязан знать</w:t>
+        <w:t xml:space="preserve"> Для продолжение работы пользователь обязан знать</w:t>
       </w:r>
       <w:r>
         <w:t>:</w:t>
@@ -1408,7 +2784,11 @@
         <w:t>, какую команду он давал</w:t>
       </w:r>
       <w:r>
-        <w:t xml:space="preserve">, что именно он должен сделать на текущем шаге, куда было обращено его </w:t>
+        <w:t xml:space="preserve">, что именно он </w:t>
+      </w:r>
+      <w:r>
+        <w:lastRenderedPageBreak/>
+        <w:t xml:space="preserve">должен сделать на текущем шаге, куда было обращено его </w:t>
       </w:r>
       <w:r>
         <w:t>внимание</w:t>
@@ -1427,7 +2807,6 @@
         <w:ind w:firstLine="0"/>
       </w:pPr>
       <w:r>
-        <w:lastRenderedPageBreak/>
         <w:t>- Длительность физических действий - любое действие может быть быстрым или точным.</w:t>
       </w:r>
     </w:p>
@@ -1445,7 +2824,7 @@
       <w:pPr>
         <w:pStyle w:val="1"/>
       </w:pPr>
-      <w:bookmarkStart w:id="4" w:name="_Toc225172683"/>
+      <w:bookmarkStart w:id="4" w:name="_Toc231222030"/>
       <w:r>
         <w:lastRenderedPageBreak/>
         <w:t>Лекция 2</w:t>
@@ -1456,6 +2835,7 @@
       <w:pPr>
         <w:pStyle w:val="2"/>
       </w:pPr>
+      <w:bookmarkStart w:id="5" w:name="_Toc231222031"/>
       <w:r>
         <w:t>“</w:t>
       </w:r>
@@ -1465,6 +2845,7 @@
       <w:r>
         <w:t>”</w:t>
       </w:r>
+      <w:bookmarkEnd w:id="5"/>
     </w:p>
     <w:p/>
     <w:p>
@@ -1623,6 +3004,7 @@
       <w:pPr>
         <w:pStyle w:val="2"/>
       </w:pPr>
+      <w:bookmarkStart w:id="6" w:name="_Toc231222032"/>
       <w:r>
         <w:lastRenderedPageBreak/>
         <w:t>“</w:t>
@@ -1633,6 +3015,7 @@
       <w:r>
         <w:t>”</w:t>
       </w:r>
+      <w:bookmarkEnd w:id="6"/>
     </w:p>
     <w:p/>
     <w:p>
@@ -1684,9 +3067,11 @@
       <w:pPr>
         <w:pStyle w:val="2"/>
       </w:pPr>
+      <w:bookmarkStart w:id="7" w:name="_Toc231222033"/>
       <w:r>
         <w:t>“”</w:t>
       </w:r>
+      <w:bookmarkEnd w:id="7"/>
     </w:p>
     <w:p/>
     <w:p>
@@ -1950,6 +3335,7 @@
       <w:pPr>
         <w:pStyle w:val="2"/>
       </w:pPr>
+      <w:bookmarkStart w:id="8" w:name="_Toc231222034"/>
       <w:r>
         <w:t>“</w:t>
       </w:r>
@@ -1959,6 +3345,7 @@
       <w:r>
         <w:t>”</w:t>
       </w:r>
+      <w:bookmarkEnd w:id="8"/>
     </w:p>
     <w:p/>
     <w:p>
@@ -1991,6 +3378,33 @@
       <w:pPr>
         <w:ind w:firstLine="0"/>
       </w:pPr>
+    </w:p>
+    <w:p>
+      <w:pPr>
+        <w:pStyle w:val="2"/>
+      </w:pPr>
+      <w:bookmarkStart w:id="9" w:name="_Toc231222035"/>
+      <w:r>
+        <w:t>“</w:t>
+      </w:r>
+      <w:r>
+        <w:t>Количественный анализ интерфейса</w:t>
+      </w:r>
+      <w:r>
+        <w:t>”</w:t>
+      </w:r>
+      <w:bookmarkEnd w:id="9"/>
+    </w:p>
+    <w:p/>
+    <w:p>
+      <w:pPr>
+        <w:pStyle w:val="1"/>
+      </w:pPr>
+      <w:bookmarkStart w:id="10" w:name="_Toc231222036"/>
+      <w:r>
+        <w:t>Лекция 3</w:t>
+      </w:r>
+      <w:bookmarkEnd w:id="10"/>
     </w:p>
     <w:p>
       <w:pPr>
@@ -1999,6 +3413,7 @@
           <w:lang w:val="en-US"/>
         </w:rPr>
       </w:pPr>
+      <w:bookmarkStart w:id="11" w:name="_Toc231222037"/>
       <w:r>
         <w:rPr>
           <w:lang w:val="en-US"/>
@@ -2006,7 +3421,10 @@
         <w:t>“</w:t>
       </w:r>
       <w:r>
-        <w:t>Количественный анализ интерфейса</w:t>
+        <w:t>В</w:t>
+      </w:r>
+      <w:r>
+        <w:t>изуальная культура дизайна интерфейсов</w:t>
       </w:r>
       <w:r>
         <w:rPr>
@@ -2014,49 +3432,385 @@
         </w:rPr>
         <w:t>”</w:t>
       </w:r>
-    </w:p>
-    <w:p>
-      <w:pPr>
+      <w:bookmarkEnd w:id="11"/>
+    </w:p>
+    <w:p/>
+    <w:p>
+      <w:r>
+        <w:t>П</w:t>
+      </w:r>
+      <w:r>
+        <w:t>ри проектировании интерфейса необходимо учитывать внешний вид форм и информационное наполнение (содержание) разрабатываемого интерфейса, поэтому следует сочетать подходы различных дисциплин проектирования</w:t>
+      </w:r>
+      <w:r>
+        <w:t>:</w:t>
+      </w:r>
+    </w:p>
+    <w:p>
+      <w:r>
+        <w:t>1</w:t>
+      </w:r>
+      <w:r>
+        <w:t>.</w:t>
+      </w:r>
+      <w:r>
+        <w:t xml:space="preserve"> </w:t>
+      </w:r>
+      <w:r>
+        <w:t>П</w:t>
+      </w:r>
+      <w:r>
+        <w:t xml:space="preserve">роектирование взаимодействия, основное внимание на поведение </w:t>
+      </w:r>
+    </w:p>
+    <w:p>
+      <w:r>
+        <w:t>2</w:t>
+      </w:r>
+      <w:r>
+        <w:t>.</w:t>
+      </w:r>
+      <w:r>
+        <w:t xml:space="preserve"> </w:t>
+      </w:r>
+      <w:r>
+        <w:t>И</w:t>
+      </w:r>
+      <w:r>
+        <w:t>нформационная архитектура, занимается структурированием содержания</w:t>
+      </w:r>
+    </w:p>
+    <w:p>
+      <w:r>
+        <w:t>3</w:t>
+      </w:r>
+      <w:r>
+        <w:t>.</w:t>
+      </w:r>
+      <w:r>
+        <w:t xml:space="preserve"> </w:t>
+      </w:r>
+      <w:r>
+        <w:t>Г</w:t>
+      </w:r>
+      <w:r>
+        <w:t>рафический дизайн, отвечает за внешний вид интерфейса и его функционал</w:t>
+      </w:r>
+    </w:p>
+    <w:p/>
+    <w:p>
+      <w:r>
+        <w:t>К</w:t>
+      </w:r>
+      <w:r>
+        <w:t xml:space="preserve">омпозиция – это сложение, сопоставление, проведение частей в единство. Под термином понимается объединение отдельных элементов </w:t>
+      </w:r>
+      <w:r>
+        <w:lastRenderedPageBreak/>
+        <w:t xml:space="preserve">изображения в единое художественное целое, выразительно раскрывающее картину произведения. </w:t>
+      </w:r>
+      <w:r>
+        <w:t>В</w:t>
+      </w:r>
+      <w:r>
+        <w:t xml:space="preserve"> веб дизайне это гармоничное расположение компонентов таким образом , чтобы максимально раскрывалось их содержание.</w:t>
+      </w:r>
+    </w:p>
+    <w:p/>
+    <w:p>
+      <w:r>
+        <w:t>Основные задачи композиции</w:t>
+      </w:r>
+    </w:p>
+    <w:p>
+      <w:r>
+        <w:t>1</w:t>
+      </w:r>
+      <w:r>
+        <w:t>.</w:t>
+      </w:r>
+      <w:r>
+        <w:t xml:space="preserve"> </w:t>
+      </w:r>
+      <w:r>
+        <w:t>В</w:t>
+      </w:r>
+      <w:r>
+        <w:t>ыразительно изображать черты объекта, путем создания акцентов световых и цветовых</w:t>
+      </w:r>
+    </w:p>
+    <w:p>
+      <w:r>
+        <w:t>2</w:t>
+      </w:r>
+      <w:r>
+        <w:t>.</w:t>
+      </w:r>
+      <w:r>
+        <w:t xml:space="preserve"> </w:t>
+      </w:r>
+      <w:r>
+        <w:t>Д</w:t>
+      </w:r>
+      <w:r>
+        <w:t>остоверно отображать конкретное событие или сюжет</w:t>
+      </w:r>
+    </w:p>
+    <w:p>
+      <w:r>
+        <w:t>3</w:t>
+      </w:r>
+      <w:r>
+        <w:t>.</w:t>
+      </w:r>
+      <w:r>
+        <w:t xml:space="preserve"> </w:t>
+      </w:r>
+      <w:r>
+        <w:t>З</w:t>
+      </w:r>
+      <w:r>
+        <w:t>аинтересовать зрителя, привлечь его внимание изобразительными приемами</w:t>
+      </w:r>
+    </w:p>
+    <w:p/>
+    <w:p>
+      <w:r>
+        <w:t>М</w:t>
+      </w:r>
+      <w:r>
+        <w:t>ожно выделить 3 закона композиции</w:t>
+      </w:r>
+    </w:p>
+    <w:p>
+      <w:r>
+        <w:t>1</w:t>
+      </w:r>
+      <w:r>
+        <w:t>.</w:t>
+      </w:r>
+      <w:r>
+        <w:t xml:space="preserve"> </w:t>
+      </w:r>
+      <w:r>
+        <w:t>Ц</w:t>
+      </w:r>
+      <w:r>
+        <w:t>елостность – изображение или предмет охватываются взглядом как единое целое, не распадаясь на самостоятельные части</w:t>
+      </w:r>
+    </w:p>
+    <w:p>
+      <w:r>
+        <w:t>2</w:t>
+      </w:r>
+      <w:r>
+        <w:t>.</w:t>
+      </w:r>
+      <w:r>
+        <w:t xml:space="preserve"> </w:t>
+      </w:r>
+      <w:r>
+        <w:t>Н</w:t>
+      </w:r>
+      <w:r>
+        <w:t>аличие доминанты – подчиненность второстепенного к главному</w:t>
+      </w:r>
+    </w:p>
+    <w:p>
+      <w:r>
+        <w:t>3</w:t>
+      </w:r>
+      <w:r>
+        <w:t>.</w:t>
+      </w:r>
+      <w:r>
+        <w:t xml:space="preserve"> </w:t>
+      </w:r>
+      <w:r>
+        <w:t>У</w:t>
+      </w:r>
+      <w:r>
+        <w:t>равновешенность – определяется соотношением площадей цветовых и тональных масс, расположенных в правой части изображения в горизонтали или вертикали</w:t>
+      </w:r>
+    </w:p>
+    <w:p/>
+    <w:p>
+      <w:pPr>
+        <w:pStyle w:val="2"/>
+      </w:pPr>
+      <w:bookmarkStart w:id="12" w:name="_Toc231222038"/>
+      <w:r>
+        <w:t>“</w:t>
+      </w:r>
+      <w:r>
+        <w:t>О</w:t>
+      </w:r>
+      <w:r>
+        <w:t>сновные компоненты композиции веб дизайна</w:t>
+      </w:r>
+      <w:r>
+        <w:t>”</w:t>
+      </w:r>
+      <w:bookmarkEnd w:id="12"/>
+    </w:p>
+    <w:p/>
+    <w:p>
+      <w:r>
+        <w:t>Д</w:t>
+      </w:r>
+      <w:r>
+        <w:t>изайн интерфейсов сводится о том как оформить и расположить визуальные элементы таким образом, чтобы внятно отразить поведение и представить информацию, каждый компонент визуальной композиции имеет ряд свойств и сочетание этих свойств придает элементу смысл. В тех случаях когда 2 объекта обладают общими свойствами пользователь предположит что эти объекта связаны или похожи, когда пользователи видят что свойства отличается они предполагают что объекты не связаны</w:t>
+      </w:r>
+      <w:r>
+        <w:t>.</w:t>
+      </w:r>
+    </w:p>
+    <w:p/>
+    <w:p>
+      <w:pPr>
+        <w:pStyle w:val="2"/>
+      </w:pPr>
+      <w:bookmarkStart w:id="13" w:name="_Toc231222039"/>
+      <w:r>
+        <w:lastRenderedPageBreak/>
+        <w:t>“</w:t>
+      </w:r>
+      <w:r>
+        <w:t>П</w:t>
+      </w:r>
+      <w:r>
+        <w:t xml:space="preserve">ринципы организации </w:t>
+      </w:r>
+      <w:r>
+        <w:t>визуальных</w:t>
+      </w:r>
+      <w:r>
+        <w:t xml:space="preserve"> элементов интерфейса</w:t>
+      </w:r>
+      <w:r>
+        <w:t>”</w:t>
+      </w:r>
+      <w:bookmarkEnd w:id="13"/>
+    </w:p>
+    <w:p/>
+    <w:p>
+      <w:r>
+        <w:t>1</w:t>
+      </w:r>
+      <w:r>
+        <w:t>.</w:t>
+      </w:r>
+      <w:r>
+        <w:t xml:space="preserve"> иерархическая организация отображаемой информации – означает размещение информации с учетом её значения относительно драгих элементов приложения, для успешной реализации этого принципа необходимо получить ответы на сле вопросы </w:t>
+      </w:r>
+    </w:p>
+    <w:p>
+      <w:r>
+        <w:t>1 какая информация важна для пользователя</w:t>
+      </w:r>
+    </w:p>
+    <w:p>
+      <w:r>
+        <w:t>2 что пользователь должен делать в первую очередь</w:t>
+      </w:r>
+    </w:p>
+    <w:p>
+      <w:r>
+        <w:t>3 что пользователь должен видеть в первую очередь</w:t>
+      </w:r>
+    </w:p>
+    <w:p>
+      <w:r>
+        <w:t xml:space="preserve">2 визуальное выделение наиболее важных элементов </w:t>
+      </w:r>
+    </w:p>
+    <w:p>
+      <w:r>
+        <w:t>должны решаться 2 задачи</w:t>
+      </w:r>
+    </w:p>
+    <w:p>
+      <w:r>
+        <w:t>1 выбор на каждом шаге некоторой основной идеи наиболее важной для этого шага</w:t>
+      </w:r>
+    </w:p>
+    <w:p>
+      <w:r>
+        <w:t>2 соответствующее отображение и размещение реализующих эту идею компонентов</w:t>
+      </w:r>
+    </w:p>
+    <w:p>
+      <w:r>
+        <w:t>имеет смысл размещать наиболее важную или узловой элемент либо в верхнем углу экрана либо в окне снабженном специальными атрибутами</w:t>
+      </w:r>
+    </w:p>
+    <w:p>
+      <w:r>
+        <w:t xml:space="preserve">3 сбалансированность структуры экрана </w:t>
+      </w:r>
+    </w:p>
+    <w:p>
+      <w:r>
+        <w:t>1рациональное использование пространства экрана</w:t>
+      </w:r>
+    </w:p>
+    <w:p>
+      <w:r>
+        <w:t>2 такое размещение информации при котором на экране в каждый момент времени представлена только та её часть которая действительно необходима задания пользователя</w:t>
+      </w:r>
+    </w:p>
+    <w:p>
+      <w:r>
+        <w:t>4 визуальное объединение связанный элементов – как именно представлена на экране информация и элементы управления связанные с шагом выполнения и с друг другом</w:t>
+      </w:r>
+    </w:p>
+    <w:p>
+      <w:r>
+        <w:t>5 обеспечение удобочитаемости логической обоснованности читаемой информации</w:t>
+      </w:r>
+    </w:p>
+    <w:p>
+      <w:r>
+        <w:t>любая информация должна быть выражена в компактной и доступной форме, кроме того пользователь должен быть способен уяснить как она связана с предыдущими и последующими шагами задания</w:t>
+      </w:r>
+    </w:p>
+    <w:p>
+      <w:r>
+        <w:lastRenderedPageBreak/>
+        <w:t>можно ли представленную на экране информацию более просто на сколько просто пользователь может выполнить данный шаг действительно ли все отображаемые элементы необходимы для данного шага</w:t>
+      </w:r>
+    </w:p>
+    <w:p/>
+    <w:p>
+      <w:pPr>
+        <w:pStyle w:val="2"/>
         <w:rPr>
           <w:lang w:val="en-US"/>
         </w:rPr>
       </w:pPr>
-    </w:p>
-    <w:p>
-      <w:pPr>
-        <w:pStyle w:val="1"/>
-      </w:pPr>
-      <w:r>
-        <w:t>Лекция 3</w:t>
-      </w:r>
-    </w:p>
-    <w:p/>
-    <w:p>
-      <w:pPr>
-        <w:pStyle w:val="1"/>
-      </w:pPr>
-      <w:r>
-        <w:t>Лекция 4</w:t>
-      </w:r>
-    </w:p>
-    <w:p>
-      <w:pPr>
-        <w:ind w:firstLine="0"/>
-        <w:jc w:val="center"/>
+      <w:bookmarkStart w:id="14" w:name="_Toc231222040"/>
+      <w:r>
         <w:rPr>
           <w:lang w:val="en-US"/>
         </w:rPr>
-      </w:pPr>
+        <w:t>“</w:t>
+      </w:r>
+      <w:r>
+        <w:t>П</w:t>
+      </w:r>
+      <w:r>
+        <w:t>ро цвет</w:t>
+      </w:r>
       <w:r>
         <w:rPr>
           <w:lang w:val="en-US"/>
         </w:rPr>
-        <w:t>“”</w:t>
-      </w:r>
-    </w:p>
-    <w:p>
-      <w:pPr>
-        <w:ind w:firstLine="0"/>
+        <w:t>”</w:t>
+      </w:r>
+      <w:bookmarkEnd w:id="14"/>
+    </w:p>
+    <w:p>
+      <w:pPr>
         <w:rPr>
           <w:lang w:val="en-US"/>
         </w:rPr>
@@ -2064,31 +3818,359 @@
     </w:p>
     <w:p>
       <w:r>
-        <w:t>Для выявления проблем удобства работы с приложением, в том числе на этапах планирования и разработке ПО, используется методика двойной проверки</w:t>
-      </w:r>
-      <w:r>
-        <w:t xml:space="preserve">: </w:t>
-      </w:r>
-    </w:p>
-    <w:p>
-      <w:r>
-        <w:t>1. Изучение опыта взаимодействия пользователя с приложением, через имитацию поведения пользователей.</w:t>
-      </w:r>
-    </w:p>
-    <w:p>
-      <w:r>
-        <w:t>2. Проверка соответствия принципам обеспечения удобства пользования и корректного визуального представления в контексте функциональных требований, посредством экспертной оценки.</w:t>
+        <w:t>С</w:t>
+      </w:r>
+      <w:r>
+        <w:t>уществуют следующие цвет схемы</w:t>
+      </w:r>
+    </w:p>
+    <w:p>
+      <w:r>
+        <w:t>1. М</w:t>
+      </w:r>
+      <w:r>
+        <w:t>онохромотические – схемы соответствуют одному  цвету всем его тональностям и теням</w:t>
+      </w:r>
+    </w:p>
+    <w:p>
+      <w:r>
+        <w:t>2. А</w:t>
+      </w:r>
+      <w:r>
+        <w:t>налоговый – создаются из смежных цветов один как доминирующий второй для обогащений схемы,</w:t>
+      </w:r>
+    </w:p>
+    <w:p>
+      <w:r>
+        <w:t>доп цветовые схемы – 2 цвета которые сильно контрастируют</w:t>
+      </w:r>
+    </w:p>
+    <w:p>
+      <w:r>
+        <w:t>трида..</w:t>
+      </w:r>
+    </w:p>
+    <w:p>
+      <w:r>
+        <w:t xml:space="preserve">тетраидическая </w:t>
+      </w:r>
+    </w:p>
+    <w:p>
+      <w:r>
+        <w:t>области фон которых представлен в более тевных частях красного кажутся крупнее, чем области в которых смещен фон в синий</w:t>
+      </w:r>
+    </w:p>
+    <w:p>
+      <w:r>
+        <w:t>объекты экрана на белом фоне или на фоне цвета из средней части спектра кажутся ярче и легче воспринимабтся при разном внешнем освещении</w:t>
+      </w:r>
+    </w:p>
+    <w:p>
+      <w:r>
+        <w:t xml:space="preserve">рекомендация </w:t>
+      </w:r>
+    </w:p>
+    <w:p>
+      <w:r>
+        <w:t>ограничьте количество цветов</w:t>
+      </w:r>
+    </w:p>
+    <w:p>
+      <w:r>
+        <w:t>используйте цветовую гамму наиболее приятную для глаз</w:t>
+      </w:r>
+    </w:p>
+    <w:p>
+      <w:r>
+        <w:t>правило 60дом 30втор 10акцент</w:t>
+      </w:r>
+    </w:p>
+    <w:p>
+      <w:r>
+        <w:t>сначала дизайн в оттенках серого</w:t>
+      </w:r>
+    </w:p>
+    <w:p>
+      <w:r>
+        <w:t>избегайте использование черного цвета</w:t>
+      </w:r>
+    </w:p>
+    <w:p>
+      <w:r>
+        <w:t>подчеркните важность используя контраст</w:t>
       </w:r>
     </w:p>
     <w:p/>
     <w:p>
       <w:pPr>
+        <w:pStyle w:val="2"/>
         <w:rPr>
           <w:lang w:val="en-US"/>
         </w:rPr>
       </w:pPr>
-      <w:r>
+      <w:bookmarkStart w:id="15" w:name="_Toc231222041"/>
+      <w:r>
+        <w:rPr>
+          <w:lang w:val="en-US"/>
+        </w:rPr>
+        <w:t>“</w:t>
+      </w:r>
+      <w:r>
+        <w:t>Ш</w:t>
+      </w:r>
+      <w:r>
+        <w:t>рифт</w:t>
+      </w:r>
+      <w:r>
+        <w:rPr>
+          <w:lang w:val="en-US"/>
+        </w:rPr>
+        <w:t>”</w:t>
+      </w:r>
+      <w:bookmarkEnd w:id="15"/>
+    </w:p>
+    <w:p>
+      <w:pPr>
+        <w:rPr>
+          <w:lang w:val="en-US"/>
+        </w:rPr>
+      </w:pPr>
+    </w:p>
+    <w:p>
+      <w:r>
+        <w:t>не используйте курсив и шрифт с засечками</w:t>
+      </w:r>
+    </w:p>
+    <w:p>
+      <w:r>
+        <w:t>ограничить количество шрифтов и стилей</w:t>
+      </w:r>
+    </w:p>
+    <w:p>
+      <w:pPr>
+        <w:pStyle w:val="2"/>
+        <w:rPr>
+          <w:lang w:val="en-US"/>
+        </w:rPr>
+      </w:pPr>
+      <w:bookmarkStart w:id="16" w:name="_Toc231222042"/>
+      <w:r>
+        <w:rPr>
+          <w:lang w:val="en-US"/>
+        </w:rPr>
         <w:lastRenderedPageBreak/>
+        <w:t>“</w:t>
+      </w:r>
+      <w:r>
+        <w:t>Г</w:t>
+      </w:r>
+      <w:r>
+        <w:t>руппирование визуальных элементов</w:t>
+      </w:r>
+      <w:r>
+        <w:rPr>
+          <w:lang w:val="en-US"/>
+        </w:rPr>
+        <w:t>”</w:t>
+      </w:r>
+      <w:bookmarkEnd w:id="16"/>
+    </w:p>
+    <w:p>
+      <w:pPr>
+        <w:rPr>
+          <w:lang w:val="en-US"/>
+        </w:rPr>
+      </w:pPr>
+    </w:p>
+    <w:p>
+      <w:r>
+        <w:t>для группирования может использоваться спец блок либо просто размещение элементов на расстояние друг от друга, с целью обеспечения пространтсвенного размещений</w:t>
+      </w:r>
+    </w:p>
+    <w:p>
+      <w:r>
+        <w:t>дискрета окна аппаратно независимая величина, в горизонтальном направлении она равна ¼</w:t>
+      </w:r>
+      <w:r>
+        <w:t xml:space="preserve"> </w:t>
+      </w:r>
+      <w:r>
+        <w:t>средней ширины системного шрифта, по вертикали 1</w:t>
+      </w:r>
+      <w:r>
+        <w:t xml:space="preserve">/8 </w:t>
+      </w:r>
+      <w:r>
+        <w:t>средней высоты символы символов текущего системного шрифта</w:t>
+      </w:r>
+    </w:p>
+    <w:p>
+      <w:r>
+        <w:t>рекомендуется оставлять между элементами группы промежуток равный по крайней мере 4 дискретам а расстояние от края окна и между группами должно быть не менее 7 дискрет</w:t>
+      </w:r>
+    </w:p>
+    <w:p>
+      <w:r>
+        <w:t>элементы управления в панели инстументов старайтесь распологать так чтобы от края панели до края окна оставался промежуток равный ширине рамки окна</w:t>
+      </w:r>
+    </w:p>
+    <w:p>
+      <w:r>
+        <w:t xml:space="preserve">если в окне имеется предопределенная кнопка то она должна стоять первой </w:t>
+      </w:r>
+    </w:p>
+    <w:p>
+      <w:r>
+        <w:t>кнопки ок и отменить должны располагаться рядом</w:t>
+      </w:r>
+    </w:p>
+    <w:p/>
+    <w:p>
+      <w:pPr>
+        <w:pStyle w:val="2"/>
+      </w:pPr>
+      <w:bookmarkStart w:id="17" w:name="_Toc231222043"/>
+      <w:r>
+        <w:t>“</w:t>
+      </w:r>
+      <w:r>
+        <w:t>В</w:t>
+      </w:r>
+      <w:r>
+        <w:t>изуализация операций выбора</w:t>
+      </w:r>
+      <w:r>
+        <w:t>”</w:t>
+      </w:r>
+      <w:bookmarkEnd w:id="17"/>
+    </w:p>
+    <w:p>
+      <w:r>
+        <w:t>изображение выбираемого объекта должно выбираться непосредственно из процесса выбора</w:t>
+      </w:r>
+    </w:p>
+    <w:p>
+      <w:r>
+        <w:t>для многих объектов выбора может применяться системный тип выделения</w:t>
+      </w:r>
+    </w:p>
+    <w:p/>
+    <w:p>
+      <w:pPr>
+        <w:pStyle w:val="2"/>
+      </w:pPr>
+      <w:bookmarkStart w:id="18" w:name="_Toc231222044"/>
+      <w:r>
+        <w:t>“</w:t>
+      </w:r>
+      <w:r>
+        <w:t>А</w:t>
+      </w:r>
+      <w:r>
+        <w:t>нимация</w:t>
+      </w:r>
+      <w:r>
+        <w:t>”</w:t>
+      </w:r>
+      <w:bookmarkEnd w:id="18"/>
+    </w:p>
+    <w:p>
+      <w:r>
+        <w:t>А</w:t>
+      </w:r>
+      <w:r>
+        <w:t>нимация во многих случаях может оказаться эффективным средством передачи информации</w:t>
+      </w:r>
+      <w:r>
+        <w:t>. И</w:t>
+      </w:r>
+      <w:r>
+        <w:t>ногда её применение может оживить интерфейс приложения и сделать общение с пользователем более приятным</w:t>
+      </w:r>
+      <w:r>
+        <w:t>. Т</w:t>
+      </w:r>
+      <w:r>
+        <w:t>ребование к использованию анимации в том что она не должна влиять на интерактивность действия</w:t>
+      </w:r>
+    </w:p>
+    <w:p>
+      <w:r>
+        <w:lastRenderedPageBreak/>
+        <w:t>не заставляйте пользователя ожидать завершения мультика</w:t>
+      </w:r>
+    </w:p>
+    <w:p>
+      <w:r>
+        <w:t>если анимация не является частью выполняемого процесса, разрешите пользователю либо прервать её, либо параллельно продолжить работу</w:t>
+      </w:r>
+    </w:p>
+    <w:p>
+      <w:r>
+        <w:t>если анимация используется для создания декоративного эффекта она может отвлекать или даже раздражать пользователя</w:t>
+      </w:r>
+    </w:p>
+    <w:p>
+      <w:pPr>
+        <w:ind w:firstLine="0"/>
+      </w:pPr>
+    </w:p>
+    <w:p>
+      <w:pPr>
+        <w:pStyle w:val="1"/>
+      </w:pPr>
+      <w:bookmarkStart w:id="19" w:name="_Toc231222045"/>
+      <w:r>
+        <w:t>Лекция 4</w:t>
+      </w:r>
+      <w:bookmarkEnd w:id="19"/>
+    </w:p>
+    <w:p>
+      <w:pPr>
+        <w:ind w:firstLine="0"/>
+        <w:jc w:val="center"/>
+      </w:pPr>
+      <w:r>
+        <w:t>“</w:t>
+      </w:r>
+      <w:r>
+        <w:t>Продолжение лекции 3</w:t>
+      </w:r>
+      <w:r>
+        <w:t>”</w:t>
+      </w:r>
+    </w:p>
+    <w:p>
+      <w:pPr>
+        <w:ind w:firstLine="0"/>
+      </w:pPr>
+    </w:p>
+    <w:p>
+      <w:r>
+        <w:t>Для выявления проблем удобства работы с приложением, в том числе на этапах планирования и разработке ПО, используется методика двойной проверки</w:t>
+      </w:r>
+      <w:r>
+        <w:t xml:space="preserve">: </w:t>
+      </w:r>
+    </w:p>
+    <w:p>
+      <w:r>
+        <w:t>1. Изучение опыта взаимодействия пользователя с приложением, через имитацию поведения пользователей.</w:t>
+      </w:r>
+    </w:p>
+    <w:p>
+      <w:r>
+        <w:t>2. Проверка соответствия принципам обеспечения удобства пользования и корректного визуального представления в контексте функциональных требований, посредством экспертной оценки.</w:t>
+      </w:r>
+    </w:p>
+    <w:p/>
+    <w:p>
+      <w:pPr>
+        <w:rPr>
+          <w:lang w:val="en-US"/>
+        </w:rPr>
+      </w:pPr>
+      <w:r>
         <w:t>Экспертная оценка приложения осуществляется в соответствии с целями проекта функциональными и нефункциональными требованиями к ПО. Процедура экспертной оценки включает в себя</w:t>
       </w:r>
       <w:r>
@@ -2106,15 +4188,7 @@
         <w:t xml:space="preserve"> сценариев</w:t>
       </w:r>
       <w:r>
-        <w:t xml:space="preserve"> использования в контексте </w:t>
-      </w:r>
-      <w:proofErr w:type="gramStart"/>
-      <w:r>
-        <w:t>бизнес целей</w:t>
-      </w:r>
-      <w:proofErr w:type="gramEnd"/>
-      <w:r>
-        <w:t xml:space="preserve"> и функционала приложения.</w:t>
+        <w:t xml:space="preserve"> использования в контексте бизнес целей и функционала приложения.</w:t>
       </w:r>
     </w:p>
     <w:p>
@@ -2138,15 +4212,11 @@
     <w:p/>
     <w:p>
       <w:r>
-        <w:t xml:space="preserve">Имитация поведения пользователей </w:t>
-      </w:r>
-      <w:proofErr w:type="gramStart"/>
-      <w:r>
-        <w:t>- это</w:t>
-      </w:r>
-      <w:proofErr w:type="gramEnd"/>
-      <w:r>
-        <w:t xml:space="preserve"> проверка поведения приложения путём имитации поведения пользователей в результате будет предоставлена полная информация, необходимая для быстрого устранения выявленных дефектов, которые могут негативно сказаться на юзабилити приложения или пользовательском впечатлении в целом.</w:t>
+        <w:t xml:space="preserve">Имитация поведения пользователей - это проверка поведения приложения путём имитации поведения пользователей в результате будет </w:t>
+      </w:r>
+      <w:r>
+        <w:lastRenderedPageBreak/>
+        <w:t>предоставлена полная информация, необходимая для быстрого устранения выявленных дефектов, которые могут негативно сказаться на юзабилити приложения или пользовательском впечатлении в целом.</w:t>
       </w:r>
     </w:p>
     <w:p/>
@@ -2322,17 +4392,11 @@
       <w:r>
         <w:t xml:space="preserve">Юзабилити тестирование </w:t>
       </w:r>
-      <w:proofErr w:type="gramStart"/>
-      <w:r>
-        <w:t>- это</w:t>
-      </w:r>
-      <w:proofErr w:type="gramEnd"/>
-      <w:r>
-        <w:t xml:space="preserve"> комплекс действий пользователя (респондента) по отношению к тестируемому объекту. На основе поведения респондентов Юзабилити специалист (модератор) делает выводы о наличие в интерфейсе Юзабилити проблем и их характеристики, в процессе </w:t>
-      </w:r>
-      <w:r>
-        <w:lastRenderedPageBreak/>
-        <w:t xml:space="preserve">пользователю предлагают в </w:t>
+      <w:r>
+        <w:t>— это</w:t>
+      </w:r>
+      <w:r>
+        <w:t xml:space="preserve"> комплекс действий пользователя (респондента) по отношению к тестируемому объекту. На основе поведения респондентов Юзабилити специалист (модератор) делает выводы о наличие в интерфейсе Юзабилити проблем и их характеристики, в процессе пользователю предлагают в </w:t>
       </w:r>
       <w:r>
         <w:t>“</w:t>
@@ -2397,23 +4461,16 @@
     </w:p>
     <w:p>
       <w:r>
+        <w:lastRenderedPageBreak/>
         <w:t>2. Качественные (Мягкое исследование) - Оно помогает понять почему люди делают, то что они делают и часто принимают форму интервью или беседы.</w:t>
       </w:r>
     </w:p>
     <w:p/>
     <w:p>
-      <w:pPr>
-        <w:rPr>
-          <w:lang w:val="en-US"/>
-        </w:rPr>
-      </w:pPr>
       <w:r>
         <w:t>Виды Юзабилити тестирования</w:t>
       </w:r>
       <w:r>
-        <w:rPr>
-          <w:lang w:val="en-US"/>
-        </w:rPr>
         <w:t>:</w:t>
       </w:r>
     </w:p>
@@ -2422,18 +4479,12 @@
         <w:t xml:space="preserve">1. </w:t>
       </w:r>
       <w:r>
-        <w:rPr>
-          <w:lang w:val="en-US"/>
-        </w:rPr>
         <w:t>“</w:t>
       </w:r>
       <w:r>
         <w:t>Коридорное</w:t>
       </w:r>
       <w:r>
-        <w:rPr>
-          <w:lang w:val="en-US"/>
-        </w:rPr>
         <w:t>”</w:t>
       </w:r>
     </w:p>
@@ -2525,43 +4576,43 @@
     </w:p>
     <w:p>
       <w:r>
+        <w:t>2.3. В любой момент пользователь контролирует систему, а не наоборот. Любую команду можно отменить или повторить.</w:t>
+      </w:r>
+    </w:p>
+    <w:p>
+      <w:r>
+        <w:t>2.4. В любой момент времени система выглядит и функционирует стандартным и единообразным способом.</w:t>
+      </w:r>
+    </w:p>
+    <w:p>
+      <w:r>
+        <w:t>2.5. Интерфейс препятствует появлению человеческих ошибок.</w:t>
+      </w:r>
+    </w:p>
+    <w:p>
+      <w:r>
+        <w:t>2.6. В любой момент времени интерфейс показывает инструменты и команды сам не требуя вспоминать их.</w:t>
+      </w:r>
+    </w:p>
+    <w:p>
+      <w:r>
+        <w:t xml:space="preserve">2.7. В интерфейсе есть методы ускорения работы </w:t>
+      </w:r>
+      <w:r>
+        <w:t>предназначенные</w:t>
+      </w:r>
+      <w:r>
+        <w:t xml:space="preserve"> для опытных пользователей и не мешающие пользователям не опытным.</w:t>
+      </w:r>
+    </w:p>
+    <w:p>
+      <w:r>
+        <w:t>2.8. Интерфейс эстетичен и в любой момент времени не содержит ненужной сейчас информации.</w:t>
+      </w:r>
+    </w:p>
+    <w:p>
+      <w:r>
         <w:lastRenderedPageBreak/>
-        <w:t>2.3. В любой момент пользователь контролирует систему, а не наоборот. Любую команду можно отменить или повторить.</w:t>
-      </w:r>
-    </w:p>
-    <w:p>
-      <w:r>
-        <w:t>2.4. В любой момент времени система выглядит и функционирует стандартным и единообразным способом.</w:t>
-      </w:r>
-    </w:p>
-    <w:p>
-      <w:r>
-        <w:t>2.5. Интерфейс препятствует появлению человеческих ошибок.</w:t>
-      </w:r>
-    </w:p>
-    <w:p>
-      <w:r>
-        <w:t>2.6. В любой момент времени интерфейс показывает инструменты и команды сам не требуя вспоминать их.</w:t>
-      </w:r>
-    </w:p>
-    <w:p>
-      <w:r>
-        <w:t xml:space="preserve">2.7. В интерфейсе есть методы ускорения работы </w:t>
-      </w:r>
-      <w:r>
-        <w:t>предназначенные</w:t>
-      </w:r>
-      <w:r>
-        <w:t xml:space="preserve"> для опытных пользователей и не мешающие пользователям не опытным.</w:t>
-      </w:r>
-    </w:p>
-    <w:p>
-      <w:r>
-        <w:t>2.8. Интерфейс эстетичен и в любой момент времени не содержит ненужной сейчас информации.</w:t>
-      </w:r>
-    </w:p>
-    <w:p>
-      <w:r>
         <w:t>2.9. Интерфейс позволяет пользователям обнаруживать и исправлять проблемы включая человеческие ошибки.</w:t>
       </w:r>
     </w:p>
@@ -2578,26 +4629,10 @@
     <w:p/>
     <w:p>
       <w:r>
-        <w:t xml:space="preserve">Экспертная оценка </w:t>
-      </w:r>
-      <w:proofErr w:type="gramStart"/>
-      <w:r>
-        <w:t>- это</w:t>
-      </w:r>
-      <w:proofErr w:type="gramEnd"/>
-      <w:r>
-        <w:t xml:space="preserve"> метод неполноценный, но достаточно эффективный и замечательно дополняющий юзабилити тестирование. Использовать её </w:t>
-      </w:r>
-      <w:r>
-        <w:t xml:space="preserve">эффективно, когда подобрать адекватных респондентов для тестирования по </w:t>
-      </w:r>
-      <w:proofErr w:type="gramStart"/>
-      <w:r>
-        <w:t>каким либо</w:t>
-      </w:r>
-      <w:proofErr w:type="gramEnd"/>
-      <w:r>
-        <w:t xml:space="preserve"> причинам невозможно.</w:t>
+        <w:t xml:space="preserve">Экспертная оценка - это метод неполноценный, но достаточно эффективный и замечательно дополняющий юзабилити тестирование. Использовать её </w:t>
+      </w:r>
+      <w:r>
+        <w:t>эффективно, когда подобрать адекватных респондентов для тестирования по каким либо причинам невозможно.</w:t>
       </w:r>
     </w:p>
     <w:p>
@@ -2608,33 +4643,20 @@
     <w:p>
       <w:pPr>
         <w:pStyle w:val="2"/>
-        <w:rPr>
-          <w:lang w:val="en-US"/>
-        </w:rPr>
-      </w:pPr>
-      <w:r>
-        <w:rPr>
-          <w:lang w:val="en-US"/>
-        </w:rPr>
+      </w:pPr>
+      <w:bookmarkStart w:id="20" w:name="_Toc231222046"/>
+      <w:r>
         <w:t>“</w:t>
       </w:r>
       <w:r>
         <w:t>Этапы Юзабилити тестирования</w:t>
       </w:r>
       <w:r>
-        <w:rPr>
-          <w:lang w:val="en-US"/>
-        </w:rPr>
         <w:t>”</w:t>
       </w:r>
-    </w:p>
-    <w:p>
-      <w:pPr>
-        <w:rPr>
-          <w:lang w:val="en-US"/>
-        </w:rPr>
-      </w:pPr>
-    </w:p>
+      <w:bookmarkEnd w:id="20"/>
+    </w:p>
+    <w:p/>
     <w:p>
       <w:r>
         <w:t>1. Определение проблемы.</w:t>
@@ -2708,7 +4730,6 @@
     </w:p>
     <w:p>
       <w:r>
-        <w:lastRenderedPageBreak/>
         <w:t>5. Подбор респондентов. Подбор по критериям</w:t>
       </w:r>
       <w:r>
@@ -2781,9 +4802,6 @@
         <w:t xml:space="preserve"> Для теста достаточно 5 респондентов 75</w:t>
       </w:r>
       <w:r>
-        <w:rPr>
-          <w:lang w:val="en-US"/>
-        </w:rPr>
         <w:t>%</w:t>
       </w:r>
       <w:r>
@@ -2836,7 +4854,154 @@
         <w:t>11. Определение требований для проектирования системы или формирование рекомендаций для дальнейшей модификации интерфейса.</w:t>
       </w:r>
     </w:p>
+    <w:p>
+      <w:pPr>
+        <w:pStyle w:val="1"/>
+      </w:pPr>
+    </w:p>
+    <w:p>
+      <w:pPr>
+        <w:pStyle w:val="1"/>
+      </w:pPr>
+      <w:bookmarkStart w:id="21" w:name="_Toc231222047"/>
+      <w:r>
+        <w:t>Лекция 5</w:t>
+      </w:r>
+      <w:bookmarkEnd w:id="21"/>
+    </w:p>
+    <w:p>
+      <w:pPr>
+        <w:pStyle w:val="2"/>
+      </w:pPr>
+      <w:bookmarkStart w:id="22" w:name="_Toc231222048"/>
+      <w:r>
+        <w:t>“</w:t>
+      </w:r>
+      <w:r>
+        <w:t>Продолжение предыдущей лекции</w:t>
+      </w:r>
+      <w:r>
+        <w:t>?”</w:t>
+      </w:r>
+      <w:bookmarkEnd w:id="22"/>
+    </w:p>
     <w:p/>
+    <w:p>
+      <w:r>
+        <w:t>10 признаков хорошего Юзабилити</w:t>
+      </w:r>
+      <w:r>
+        <w:t>:</w:t>
+      </w:r>
+    </w:p>
+    <w:p>
+      <w:r>
+        <w:t>1. Информирование пользователя о происходящем</w:t>
+      </w:r>
+    </w:p>
+    <w:p>
+      <w:r>
+        <w:t>2. Разговор на понятном языке</w:t>
+      </w:r>
+    </w:p>
+    <w:p>
+      <w:r>
+        <w:t>3. Свобода и контроль</w:t>
+      </w:r>
+    </w:p>
+    <w:p>
+      <w:r>
+        <w:t>4. Следование стандартам</w:t>
+      </w:r>
+    </w:p>
+    <w:p>
+      <w:r>
+        <w:t>5. Предотвращение ошибок</w:t>
+      </w:r>
+    </w:p>
+    <w:p>
+      <w:r>
+        <w:t>6. Распознавание, а не узнавание</w:t>
+      </w:r>
+    </w:p>
+    <w:p>
+      <w:r>
+        <w:t>7. Гибкость и эффективность</w:t>
+      </w:r>
+    </w:p>
+    <w:p>
+      <w:r>
+        <w:t>8. Минималистичный интерфейс</w:t>
+      </w:r>
+    </w:p>
+    <w:p>
+      <w:r>
+        <w:t>9. Помощь пользователям</w:t>
+      </w:r>
+    </w:p>
+    <w:p>
+      <w:r>
+        <w:t>10. Подсказки</w:t>
+      </w:r>
+    </w:p>
+    <w:p/>
+    <w:p>
+      <w:pPr>
+        <w:pStyle w:val="2"/>
+      </w:pPr>
+      <w:bookmarkStart w:id="23" w:name="_Toc231222049"/>
+      <w:r>
+        <w:t>“</w:t>
+      </w:r>
+      <w:r>
+        <w:t>Ошибки которые выявляются при проверке юзабилити</w:t>
+      </w:r>
+      <w:r>
+        <w:t>”</w:t>
+      </w:r>
+      <w:bookmarkEnd w:id="23"/>
+    </w:p>
+    <w:p/>
+    <w:p>
+      <w:r>
+        <w:t xml:space="preserve">1. Отсутствие видимой навигации информации меню </w:t>
+      </w:r>
+    </w:p>
+    <w:p>
+      <w:r>
+        <w:t>2. Спрятанное меню</w:t>
+      </w:r>
+    </w:p>
+    <w:p>
+      <w:r>
+        <w:t>3. Нет места для акций, рекламного блока</w:t>
+      </w:r>
+    </w:p>
+    <w:p>
+      <w:r>
+        <w:t>4. Неправильный шрифт</w:t>
+      </w:r>
+    </w:p>
+    <w:p>
+      <w:r>
+        <w:t>5. Слишком тяжелые изображения</w:t>
+      </w:r>
+    </w:p>
+    <w:p>
+      <w:r>
+        <w:t>6. Отсутствует контрастное отображение ссылок</w:t>
+      </w:r>
+    </w:p>
+    <w:p>
+      <w:r>
+        <w:t>7. Отсутствуют ссылки на ключевые разделы</w:t>
+      </w:r>
+    </w:p>
+    <w:p>
+      <w:r>
+        <w:t>8. Один и тот-же размер шрифта для разных заголовков</w:t>
+      </w:r>
+    </w:p>
     <w:sectPr>
       <w:pgSz w:w="11906" w:h="16838"/>
       <w:pgMar w:top="1134" w:right="850" w:bottom="1134" w:left="1701" w:header="708" w:footer="708" w:gutter="0"/>
